--- a/docs/documentation.docx
+++ b/docs/documentation.docx
@@ -3,306 +3,331 @@
 <w:document xmlns:wpc="http://schemas.microsoft.com/office/word/2010/wordprocessingCanvas" xmlns:cx="http://schemas.microsoft.com/office/drawing/2014/chartex" xmlns:cx1="http://schemas.microsoft.com/office/drawing/2015/9/8/chartex" xmlns:cx2="http://schemas.microsoft.com/office/drawing/2015/10/21/chartex" xmlns:cx3="http://schemas.microsoft.com/office/drawing/2016/5/9/chartex" xmlns:cx4="http://schemas.microsoft.com/office/drawing/2016/5/10/chartex" xmlns:cx5="http://schemas.microsoft.com/office/drawing/2016/5/11/chartex" xmlns:cx6="http://schemas.microsoft.com/office/drawing/2016/5/12/chartex" xmlns:cx7="http://schemas.microsoft.com/office/drawing/2016/5/13/chartex" xmlns:cx8="http://schemas.microsoft.com/office/drawing/2016/5/14/chartex" xmlns:mc="http://schemas.openxmlformats.org/markup-compatibility/2006" xmlns:aink="http://schemas.microsoft.com/office/drawing/2016/ink" xmlns:am3d="http://schemas.microsoft.com/office/drawing/2017/model3d" xmlns:o="urn:schemas-microsoft-com:office:office" xmlns:oel="http://schemas.microsoft.com/office/2019/extlst" xmlns:r="http://schemas.openxmlformats.org/officeDocument/2006/relationships" xmlns:m="http://schemas.openxmlformats.org/officeDocument/2006/math" xmlns:v="urn:schemas-microsoft-com:vml" xmlns:wp14="http://schemas.microsoft.com/office/word/2010/wordprocessingDrawing" xmlns:wp="http://schemas.openxmlformats.org/drawingml/2006/wordprocessingDrawing" xmlns:w10="urn:schemas-microsoft-com:office:word" xmlns:w="http://schemas.openxmlformats.org/wordprocessingml/2006/main" xmlns:w14="http://schemas.microsoft.com/office/word/2010/wordml" xmlns:w15="http://schemas.microsoft.com/office/word/2012/wordml" xmlns:w16cex="http://schemas.microsoft.com/office/word/2018/wordml/cex" xmlns:w16cid="http://schemas.microsoft.com/office/word/2016/wordml/cid" xmlns:w16="http://schemas.microsoft.com/office/word/2018/wordml" xmlns:w16du="http://schemas.microsoft.com/office/word/2023/wordml/word16du" xmlns:w16sdtdh="http://schemas.microsoft.com/office/word/2020/wordml/sdtdatahash" xmlns:w16sdtfl="http://schemas.microsoft.com/office/word/2024/wordml/sdtformatlock" xmlns:w16se="http://schemas.microsoft.com/office/word/2015/wordml/symex" xmlns:wpg="http://schemas.microsoft.com/office/word/2010/wordprocessingGroup" xmlns:wpi="http://schemas.microsoft.com/office/word/2010/wordprocessingInk" xmlns:wne="http://schemas.microsoft.com/office/word/2006/wordml" xmlns:wps="http://schemas.microsoft.com/office/word/2010/wordprocessingShape" mc:Ignorable="w14 w15 w16se w16cid w16 w16cex w16sdtdh w16sdtfl w16du wp14">
   <w:body>
     <w:p>
-      <w:r>
-        <w:t>Clases</w:t>
-      </w:r>
-      <w:r>
-        <w:t>:</w:t>
-      </w:r>
-    </w:p>
-    <w:p>
+      <w:pPr>
+        <w:rPr>
+          <w:rFonts w:ascii="Times New Roman" w:hAnsi="Times New Roman" w:cs="Times New Roman"/>
+          <w:b/>
+          <w:bCs/>
+          <w:i/>
+          <w:iCs/>
+        </w:rPr>
+      </w:pPr>
       <w:proofErr w:type="spellStart"/>
       <w:r>
-        <w:t>Exercise</w:t>
+        <w:rPr>
+          <w:rFonts w:ascii="Times New Roman" w:hAnsi="Times New Roman" w:cs="Times New Roman"/>
+          <w:b/>
+          <w:bCs/>
+          <w:i/>
+          <w:iCs/>
+        </w:rPr>
+        <w:t>Abstract</w:t>
       </w:r>
       <w:proofErr w:type="spellEnd"/>
-      <w:r>
-        <w:t xml:space="preserve"> (clase abstracta): </w:t>
-      </w:r>
-      <w:r>
-        <w:t>Define la plantilla (</w:t>
-      </w:r>
-      <w:proofErr w:type="spellStart"/>
-      <w:r>
-        <w:t>Template</w:t>
-      </w:r>
-      <w:proofErr w:type="spellEnd"/>
-      <w:r>
-        <w:t xml:space="preserve"> </w:t>
-      </w:r>
-      <w:proofErr w:type="spellStart"/>
-      <w:r>
-        <w:t>Method</w:t>
-      </w:r>
-      <w:proofErr w:type="spellEnd"/>
-      <w:r>
-        <w:t xml:space="preserve">) para procesar un ejercicio: </w:t>
-      </w:r>
-      <w:proofErr w:type="spellStart"/>
-      <w:proofErr w:type="gramStart"/>
-      <w:r>
-        <w:t>process</w:t>
-      </w:r>
-      <w:proofErr w:type="spellEnd"/>
-      <w:r>
-        <w:t>(</w:t>
-      </w:r>
-      <w:proofErr w:type="gramEnd"/>
-      <w:r>
-        <w:t xml:space="preserve">), </w:t>
-      </w:r>
-      <w:proofErr w:type="spellStart"/>
-      <w:r>
-        <w:t>update</w:t>
-      </w:r>
-      <w:proofErr w:type="spellEnd"/>
-      <w:r>
-        <w:t xml:space="preserve">(), </w:t>
-      </w:r>
-      <w:proofErr w:type="spellStart"/>
-      <w:r>
-        <w:t>draw</w:t>
-      </w:r>
-      <w:proofErr w:type="spellEnd"/>
-      <w:r>
-        <w:t>().</w:t>
-      </w:r>
-    </w:p>
-    <w:p>
-      <w:r>
-        <w:t xml:space="preserve">Subclases de </w:t>
-      </w:r>
-      <w:proofErr w:type="spellStart"/>
-      <w:r>
-        <w:t>exercise</w:t>
-      </w:r>
-      <w:proofErr w:type="spellEnd"/>
-      <w:r>
-        <w:t>: Cada u</w:t>
-      </w:r>
-      <w:r>
-        <w:t xml:space="preserve">na con su lógica específica de </w:t>
-      </w:r>
-      <w:proofErr w:type="spellStart"/>
-      <w:r>
-        <w:t>update</w:t>
-      </w:r>
-      <w:proofErr w:type="spellEnd"/>
-      <w:r>
-        <w:t xml:space="preserve"> y </w:t>
-      </w:r>
-      <w:proofErr w:type="spellStart"/>
-      <w:proofErr w:type="gramStart"/>
-      <w:r>
-        <w:t>draw</w:t>
-      </w:r>
-      <w:proofErr w:type="spellEnd"/>
-      <w:r>
-        <w:t>(</w:t>
-      </w:r>
-      <w:proofErr w:type="gramEnd"/>
-      <w:r>
-        <w:t>)</w:t>
-      </w:r>
     </w:p>
     <w:p>
       <w:pPr>
         <w:rPr>
-          <w:lang w:val="en-US"/>
+          <w:rFonts w:ascii="Times New Roman" w:hAnsi="Times New Roman" w:cs="Times New Roman"/>
         </w:rPr>
       </w:pPr>
+      <w:r>
+        <w:rPr>
+          <w:rFonts w:ascii="Times New Roman" w:hAnsi="Times New Roman" w:cs="Times New Roman"/>
+        </w:rPr>
+        <w:t xml:space="preserve">AI </w:t>
+      </w:r>
       <w:proofErr w:type="spellStart"/>
       <w:r>
         <w:rPr>
-          <w:lang w:val="en-US"/>
-        </w:rPr>
-        <w:t>CurlExercise</w:t>
+          <w:rFonts w:ascii="Times New Roman" w:hAnsi="Times New Roman" w:cs="Times New Roman"/>
+        </w:rPr>
+        <w:t>Trainer</w:t>
       </w:r>
       <w:proofErr w:type="spellEnd"/>
       <w:r>
         <w:rPr>
-          <w:lang w:val="en-US"/>
-        </w:rPr>
-        <w:t xml:space="preserve">, </w:t>
+          <w:rFonts w:ascii="Times New Roman" w:hAnsi="Times New Roman" w:cs="Times New Roman"/>
+        </w:rPr>
+        <w:t xml:space="preserve"> – Virtual </w:t>
       </w:r>
       <w:proofErr w:type="spellStart"/>
       <w:r>
         <w:rPr>
-          <w:lang w:val="en-US"/>
-        </w:rPr>
-        <w:t>SquatExercise</w:t>
+          <w:rFonts w:ascii="Times New Roman" w:hAnsi="Times New Roman" w:cs="Times New Roman"/>
+        </w:rPr>
+        <w:t>Gym</w:t>
       </w:r>
       <w:proofErr w:type="spellEnd"/>
       <w:r>
         <w:rPr>
-          <w:lang w:val="en-US"/>
-        </w:rPr>
-        <w:t xml:space="preserve">, </w:t>
-      </w:r>
-      <w:proofErr w:type="spellStart"/>
-      <w:r>
-        <w:rPr>
-          <w:lang w:val="en-US"/>
-        </w:rPr>
-        <w:t>PushupExercise</w:t>
-      </w:r>
-      <w:proofErr w:type="spellEnd"/>
-      <w:r>
-        <w:rPr>
-          <w:lang w:val="en-US"/>
-        </w:rPr>
-        <w:t xml:space="preserve">, </w:t>
-      </w:r>
-      <w:proofErr w:type="spellStart"/>
-      <w:r>
-        <w:rPr>
-          <w:lang w:val="en-US"/>
-        </w:rPr>
-        <w:t>PlankExercise</w:t>
-      </w:r>
-      <w:proofErr w:type="spellEnd"/>
-      <w:r>
-        <w:rPr>
-          <w:lang w:val="en-US"/>
-        </w:rPr>
-        <w:t xml:space="preserve"> </w:t>
+          <w:rFonts w:ascii="Times New Roman" w:hAnsi="Times New Roman" w:cs="Times New Roman"/>
+        </w:rPr>
+        <w:t xml:space="preserve"> es una aplicación basada en inteligencia artificial diseñada para detectar y analizar en tiempo real la ejecución de ejercicios físicos. Utilizando un modelo YOLO para la estimación de poses y un conjunto de módulos especializados para el procesamiento de datos, el sistema calcula métricas biomecánicas (como el rango de movimiento, velocidad media y máxima) y exporta los resultados para su análisis posterior. Est</w:t>
+      </w:r>
+      <w:r>
+        <w:rPr>
+          <w:rFonts w:ascii="Times New Roman" w:hAnsi="Times New Roman" w:cs="Times New Roman"/>
+        </w:rPr>
+        <w:t xml:space="preserve">a documentación </w:t>
+      </w:r>
+      <w:r>
+        <w:rPr>
+          <w:rFonts w:ascii="Times New Roman" w:hAnsi="Times New Roman" w:cs="Times New Roman"/>
+        </w:rPr>
+        <w:t>describe la arquitectura del sistema, el diseño orientado a objetos implementado mediante UML, el flujo de datos y la base teórica que respalda las metodologías empleadas.</w:t>
       </w:r>
     </w:p>
     <w:p>
-      <w:proofErr w:type="spellStart"/>
-      <w:r>
-        <w:t>PoseEstimator</w:t>
-      </w:r>
-      <w:proofErr w:type="spellEnd"/>
-      <w:r>
-        <w:t>:  Se encarga de la d</w:t>
-      </w:r>
-      <w:r>
-        <w:t>etección de puntos clave usando YOLO</w:t>
+      <w:pPr>
+        <w:rPr>
+          <w:rFonts w:ascii="Times New Roman" w:hAnsi="Times New Roman" w:cs="Times New Roman"/>
+        </w:rPr>
+      </w:pPr>
+      <w:r>
+        <w:rPr>
+          <w:rFonts w:ascii="Times New Roman" w:hAnsi="Times New Roman" w:cs="Times New Roman"/>
+          <w:b/>
+          <w:bCs/>
+        </w:rPr>
+        <w:t>Introducción</w:t>
       </w:r>
     </w:p>
     <w:p>
+      <w:pPr>
+        <w:rPr>
+          <w:rFonts w:ascii="Times New Roman" w:hAnsi="Times New Roman" w:cs="Times New Roman"/>
+        </w:rPr>
+      </w:pPr>
+      <w:r>
+        <w:rPr>
+          <w:rFonts w:ascii="Times New Roman" w:hAnsi="Times New Roman" w:cs="Times New Roman"/>
+        </w:rPr>
+        <w:t xml:space="preserve">El entrenamiento físico y la corrección de la técnica son fundamentales para optimizar el rendimiento y prevenir lesiones. Aunque la supervisión de un entrenador es invaluable, contar con herramientas que complementen su labor puede potenciar la retroalimentación técnica y brindar datos objetivos en tiempo real. AI </w:t>
+      </w:r>
       <w:proofErr w:type="spellStart"/>
       <w:r>
-        <w:t>Metrics</w:t>
+        <w:rPr>
+          <w:rFonts w:ascii="Times New Roman" w:hAnsi="Times New Roman" w:cs="Times New Roman"/>
+        </w:rPr>
+        <w:t>Trainer</w:t>
       </w:r>
       <w:proofErr w:type="spellEnd"/>
       <w:r>
-        <w:t xml:space="preserve">: Realiza el cálculo de métricas clave (ROM, </w:t>
+        <w:rPr>
+          <w:rFonts w:ascii="Times New Roman" w:hAnsi="Times New Roman" w:cs="Times New Roman"/>
+        </w:rPr>
+        <w:t xml:space="preserve"> – Virtual </w:t>
       </w:r>
       <w:proofErr w:type="spellStart"/>
       <w:r>
-        <w:t>Vmax</w:t>
+        <w:rPr>
+          <w:rFonts w:ascii="Times New Roman" w:hAnsi="Times New Roman" w:cs="Times New Roman"/>
+        </w:rPr>
+        <w:t>Gym</w:t>
       </w:r>
       <w:proofErr w:type="spellEnd"/>
       <w:r>
-        <w:t xml:space="preserve">, </w:t>
-      </w:r>
-      <w:proofErr w:type="spellStart"/>
-      <w:r>
-        <w:t>Vmed</w:t>
-      </w:r>
-      <w:proofErr w:type="spellEnd"/>
-      <w:r>
-        <w:t xml:space="preserve">) y usa </w:t>
-      </w:r>
-      <w:proofErr w:type="spellStart"/>
-      <w:r>
-        <w:t>Anthropometry</w:t>
-      </w:r>
-      <w:proofErr w:type="spellEnd"/>
-      <w:r>
-        <w:t xml:space="preserve"> para cálculo de longitudes efectivas.</w:t>
+        <w:rPr>
+          <w:rFonts w:ascii="Times New Roman" w:hAnsi="Times New Roman" w:cs="Times New Roman"/>
+        </w:rPr>
+        <w:t xml:space="preserve"> se concibe como un sistema de apoyo que detecta poses y analiza ejercicios en tiempo real, proporcionando métricas y visualizaciones detalladas que facilitan la corrección y mejora de la técnica, sin reemplazar la supervisión humana.</w:t>
       </w:r>
     </w:p>
     <w:p>
-      <w:proofErr w:type="spellStart"/>
-      <w:r>
-        <w:t>Anthropometry</w:t>
-      </w:r>
-      <w:proofErr w:type="spellEnd"/>
-      <w:r>
-        <w:t>: Métodos estáticos para calcular longitudes efectivas de antebrazo y tibia</w:t>
+      <w:pPr>
+        <w:rPr>
+          <w:rFonts w:ascii="Times New Roman" w:hAnsi="Times New Roman" w:cs="Times New Roman"/>
+          <w:b/>
+          <w:bCs/>
+        </w:rPr>
+      </w:pPr>
+      <w:r>
+        <w:rPr>
+          <w:rFonts w:ascii="Times New Roman" w:hAnsi="Times New Roman" w:cs="Times New Roman"/>
+          <w:b/>
+          <w:bCs/>
+        </w:rPr>
+        <w:t>Objetivos</w:t>
       </w:r>
     </w:p>
     <w:p>
-      <w:proofErr w:type="spellStart"/>
-      <w:r>
-        <w:t>MotionAnalyzer</w:t>
-      </w:r>
-      <w:proofErr w:type="spellEnd"/>
-      <w:r>
-        <w:t>: Dibuja elementos gráficos como barra de progreso, ruedas y recuadros.</w:t>
-      </w:r>
-    </w:p>
-    <w:p/>
-    <w:p>
-      <w:r>
-        <w:br/>
-        <w:t xml:space="preserve">Funciones en módulos </w:t>
-      </w:r>
-      <w:proofErr w:type="spellStart"/>
-      <w:r>
-        <w:t>utils</w:t>
-      </w:r>
-      <w:proofErr w:type="spellEnd"/>
-      <w:r>
-        <w:t>:</w:t>
-      </w:r>
+      <w:pPr>
+        <w:rPr>
+          <w:rFonts w:ascii="Times New Roman" w:hAnsi="Times New Roman" w:cs="Times New Roman"/>
+        </w:rPr>
+      </w:pPr>
     </w:p>
     <w:p>
-      <w:proofErr w:type="spellStart"/>
-      <w:r>
-        <w:t>Csv_exporter</w:t>
-      </w:r>
-      <w:proofErr w:type="spellEnd"/>
-      <w:r>
-        <w:t xml:space="preserve">: exporta las diferentes métricas junto a información adicional en un archivo </w:t>
-      </w:r>
-      <w:proofErr w:type="spellStart"/>
-      <w:r>
-        <w:t>csv</w:t>
-      </w:r>
-      <w:proofErr w:type="spellEnd"/>
-      <w:r>
-        <w:t xml:space="preserve"> llamado {NombreEjercicio}_metrics.csv</w:t>
+      <w:pPr>
+        <w:rPr>
+          <w:rFonts w:ascii="Times New Roman" w:hAnsi="Times New Roman" w:cs="Times New Roman"/>
+        </w:rPr>
+      </w:pPr>
+      <w:r>
+        <w:rPr>
+          <w:rFonts w:ascii="Times New Roman" w:hAnsi="Times New Roman" w:cs="Times New Roman"/>
+        </w:rPr>
+        <w:t>Visión general de la arquitectura</w:t>
       </w:r>
     </w:p>
     <w:p>
-      <w:r>
-        <w:t>_</w:t>
-      </w:r>
-      <w:proofErr w:type="spellStart"/>
-      <w:r>
-        <w:t>utils</w:t>
-      </w:r>
-      <w:proofErr w:type="spellEnd"/>
-      <w:r>
-        <w:t>:</w:t>
+      <w:pPr>
+        <w:rPr>
+          <w:rFonts w:ascii="Times New Roman" w:hAnsi="Times New Roman" w:cs="Times New Roman"/>
+        </w:rPr>
+      </w:pPr>
+      <w:r>
+        <w:rPr>
+          <w:rFonts w:ascii="Times New Roman" w:hAnsi="Times New Roman" w:cs="Times New Roman"/>
+        </w:rPr>
+        <w:t>Diagrama de alto nivel</w:t>
       </w:r>
     </w:p>
     <w:p>
-      <w:proofErr w:type="spellStart"/>
-      <w:r>
-        <w:t>Drawing</w:t>
-      </w:r>
-      <w:proofErr w:type="spellEnd"/>
-      <w:r>
-        <w:t>:</w:t>
+      <w:pPr>
+        <w:rPr>
+          <w:rFonts w:ascii="Times New Roman" w:hAnsi="Times New Roman" w:cs="Times New Roman"/>
+        </w:rPr>
+      </w:pPr>
+      <w:r>
+        <w:rPr>
+          <w:rFonts w:ascii="Times New Roman" w:hAnsi="Times New Roman" w:cs="Times New Roman"/>
+          <w:noProof/>
+        </w:rPr>
+        <w:lastRenderedPageBreak/>
+        <w:drawing>
+          <wp:inline distT="0" distB="0" distL="0" distR="0" wp14:anchorId="59F83665" wp14:editId="72C2B208">
+            <wp:extent cx="5612130" cy="4991100"/>
+            <wp:effectExtent l="0" t="0" r="7620" b="0"/>
+            <wp:docPr id="159695397" name="Imagen 1" descr="Tabla&#10;&#10;El contenido generado por IA puede ser incorrecto."/>
+            <wp:cNvGraphicFramePr>
+              <a:graphicFrameLocks xmlns:a="http://schemas.openxmlformats.org/drawingml/2006/main" noChangeAspect="1"/>
+            </wp:cNvGraphicFramePr>
+            <a:graphic xmlns:a="http://schemas.openxmlformats.org/drawingml/2006/main">
+              <a:graphicData uri="http://schemas.openxmlformats.org/drawingml/2006/picture">
+                <pic:pic xmlns:pic="http://schemas.openxmlformats.org/drawingml/2006/picture">
+                  <pic:nvPicPr>
+                    <pic:cNvPr id="159695397" name="Imagen 1" descr="Tabla&#10;&#10;El contenido generado por IA puede ser incorrecto."/>
+                    <pic:cNvPicPr>
+                      <a:picLocks noChangeAspect="1" noChangeArrowheads="1"/>
+                    </pic:cNvPicPr>
+                  </pic:nvPicPr>
+                  <pic:blipFill>
+                    <a:blip r:embed="rId4" cstate="print">
+                      <a:extLst>
+                        <a:ext uri="{28A0092B-C50C-407E-A947-70E740481C1C}">
+                          <a14:useLocalDpi xmlns:a14="http://schemas.microsoft.com/office/drawing/2010/main" val="0"/>
+                        </a:ext>
+                      </a:extLst>
+                    </a:blip>
+                    <a:srcRect/>
+                    <a:stretch>
+                      <a:fillRect/>
+                    </a:stretch>
+                  </pic:blipFill>
+                  <pic:spPr bwMode="auto">
+                    <a:xfrm>
+                      <a:off x="0" y="0"/>
+                      <a:ext cx="5612130" cy="4991100"/>
+                    </a:xfrm>
+                    <a:prstGeom prst="rect">
+                      <a:avLst/>
+                    </a:prstGeom>
+                    <a:noFill/>
+                    <a:ln>
+                      <a:noFill/>
+                    </a:ln>
+                  </pic:spPr>
+                </pic:pic>
+              </a:graphicData>
+            </a:graphic>
+          </wp:inline>
+        </w:drawing>
       </w:r>
     </w:p>
     <w:p>
-      <w:proofErr w:type="spellStart"/>
-      <w:r>
-        <w:t>Visors</w:t>
-      </w:r>
-      <w:proofErr w:type="spellEnd"/>
-      <w:r>
-        <w:t xml:space="preserve">: </w:t>
+      <w:pPr>
+        <w:rPr>
+          <w:rFonts w:ascii="Times New Roman" w:hAnsi="Times New Roman" w:cs="Times New Roman"/>
+        </w:rPr>
+      </w:pPr>
+      <w:r>
+        <w:rPr>
+          <w:rFonts w:ascii="Times New Roman" w:hAnsi="Times New Roman" w:cs="Times New Roman"/>
+        </w:rPr>
+        <w:t>Diagrama UML clases</w:t>
       </w:r>
     </w:p>
-    <w:p/>
-    <w:p/>
+    <w:p>
+      <w:pPr>
+        <w:rPr>
+          <w:rFonts w:ascii="Times New Roman" w:hAnsi="Times New Roman" w:cs="Times New Roman"/>
+        </w:rPr>
+      </w:pPr>
+      <w:r>
+        <w:rPr>
+          <w:rFonts w:ascii="Times New Roman" w:hAnsi="Times New Roman" w:cs="Times New Roman"/>
+          <w:noProof/>
+        </w:rPr>
+        <w:lastRenderedPageBreak/>
+        <w:drawing>
+          <wp:inline distT="0" distB="0" distL="0" distR="0" wp14:anchorId="5551CB97" wp14:editId="6E4BF353">
+            <wp:extent cx="5598795" cy="5132705"/>
+            <wp:effectExtent l="0" t="0" r="1905" b="0"/>
+            <wp:docPr id="1283978894" name="Imagen 2"/>
+            <wp:cNvGraphicFramePr>
+              <a:graphicFrameLocks xmlns:a="http://schemas.openxmlformats.org/drawingml/2006/main" noChangeAspect="1"/>
+            </wp:cNvGraphicFramePr>
+            <a:graphic xmlns:a="http://schemas.openxmlformats.org/drawingml/2006/main">
+              <a:graphicData uri="http://schemas.openxmlformats.org/drawingml/2006/picture">
+                <pic:pic xmlns:pic="http://schemas.openxmlformats.org/drawingml/2006/picture">
+                  <pic:nvPicPr>
+                    <pic:cNvPr id="0" name="Picture 3"/>
+                    <pic:cNvPicPr>
+                      <a:picLocks noChangeAspect="1" noChangeArrowheads="1"/>
+                    </pic:cNvPicPr>
+                  </pic:nvPicPr>
+                  <pic:blipFill>
+                    <a:blip r:embed="rId5" cstate="print">
+                      <a:extLst>
+                        <a:ext uri="{28A0092B-C50C-407E-A947-70E740481C1C}">
+                          <a14:useLocalDpi xmlns:a14="http://schemas.microsoft.com/office/drawing/2010/main" val="0"/>
+                        </a:ext>
+                      </a:extLst>
+                    </a:blip>
+                    <a:srcRect/>
+                    <a:stretch>
+                      <a:fillRect/>
+                    </a:stretch>
+                  </pic:blipFill>
+                  <pic:spPr bwMode="auto">
+                    <a:xfrm>
+                      <a:off x="0" y="0"/>
+                      <a:ext cx="5598795" cy="5132705"/>
+                    </a:xfrm>
+                    <a:prstGeom prst="rect">
+                      <a:avLst/>
+                    </a:prstGeom>
+                    <a:noFill/>
+                    <a:ln>
+                      <a:noFill/>
+                    </a:ln>
+                  </pic:spPr>
+                </pic:pic>
+              </a:graphicData>
+            </a:graphic>
+          </wp:inline>
+        </w:drawing>
+      </w:r>
+    </w:p>
+    <w:p>
+      <w:pPr>
+        <w:rPr>
+          <w:rFonts w:ascii="Times New Roman" w:hAnsi="Times New Roman" w:cs="Times New Roman"/>
+        </w:rPr>
+      </w:pPr>
+    </w:p>
     <w:sectPr>
       <w:pgSz w:w="12240" w:h="15840"/>
       <w:pgMar w:top="1417" w:right="1701" w:bottom="1417" w:left="1701" w:header="720" w:footer="720" w:gutter="0"/>

--- a/docs/documentation.docx
+++ b/docs/documentation.docx
@@ -8,180 +8,448 @@
           <w:rFonts w:ascii="Times New Roman" w:hAnsi="Times New Roman" w:cs="Times New Roman"/>
           <w:b/>
           <w:bCs/>
+          <w:sz w:val="44"/>
+          <w:szCs w:val="44"/>
+        </w:rPr>
+      </w:pPr>
+      <w:r>
+        <w:rPr>
+          <w:rFonts w:ascii="Times New Roman" w:hAnsi="Times New Roman" w:cs="Times New Roman"/>
+          <w:b/>
+          <w:bCs/>
+          <w:sz w:val="44"/>
+          <w:szCs w:val="44"/>
+        </w:rPr>
+        <w:t xml:space="preserve">AI </w:t>
+      </w:r>
+      <w:proofErr w:type="spellStart"/>
+      <w:r>
+        <w:rPr>
+          <w:rFonts w:ascii="Times New Roman" w:hAnsi="Times New Roman" w:cs="Times New Roman"/>
+          <w:b/>
+          <w:bCs/>
+          <w:sz w:val="44"/>
+          <w:szCs w:val="44"/>
+        </w:rPr>
+        <w:t>Trainer</w:t>
+      </w:r>
+      <w:proofErr w:type="spellEnd"/>
+      <w:r>
+        <w:rPr>
+          <w:rFonts w:ascii="Times New Roman" w:hAnsi="Times New Roman" w:cs="Times New Roman"/>
+          <w:b/>
+          <w:bCs/>
+          <w:sz w:val="44"/>
+          <w:szCs w:val="44"/>
+        </w:rPr>
+        <w:t xml:space="preserve"> – Virtual </w:t>
+      </w:r>
+      <w:proofErr w:type="spellStart"/>
+      <w:r>
+        <w:rPr>
+          <w:rFonts w:ascii="Times New Roman" w:hAnsi="Times New Roman" w:cs="Times New Roman"/>
+          <w:b/>
+          <w:bCs/>
+          <w:sz w:val="44"/>
+          <w:szCs w:val="44"/>
+        </w:rPr>
+        <w:t>Gym</w:t>
+      </w:r>
+      <w:proofErr w:type="spellEnd"/>
+    </w:p>
+    <w:p>
+      <w:pPr>
+        <w:rPr>
+          <w:rFonts w:ascii="Times New Roman" w:hAnsi="Times New Roman" w:cs="Times New Roman"/>
+          <w:b/>
+          <w:bCs/>
+          <w:sz w:val="28"/>
+          <w:szCs w:val="28"/>
+        </w:rPr>
+      </w:pPr>
+      <w:proofErr w:type="spellStart"/>
+      <w:r>
+        <w:rPr>
+          <w:rFonts w:ascii="Times New Roman" w:hAnsi="Times New Roman" w:cs="Times New Roman"/>
+          <w:b/>
+          <w:bCs/>
+          <w:sz w:val="28"/>
+          <w:szCs w:val="28"/>
+        </w:rPr>
+        <w:t>Abstract</w:t>
+      </w:r>
+      <w:proofErr w:type="spellEnd"/>
+    </w:p>
+    <w:p>
+      <w:pPr>
+        <w:rPr>
+          <w:rFonts w:ascii="Times New Roman" w:hAnsi="Times New Roman" w:cs="Times New Roman"/>
+        </w:rPr>
+      </w:pPr>
+      <w:r>
+        <w:rPr>
+          <w:rFonts w:ascii="Times New Roman" w:hAnsi="Times New Roman" w:cs="Times New Roman"/>
+        </w:rPr>
+        <w:t xml:space="preserve">AI </w:t>
+      </w:r>
+      <w:proofErr w:type="spellStart"/>
+      <w:r>
+        <w:rPr>
+          <w:rFonts w:ascii="Times New Roman" w:hAnsi="Times New Roman" w:cs="Times New Roman"/>
+        </w:rPr>
+        <w:t>Trainer</w:t>
+      </w:r>
+      <w:proofErr w:type="spellEnd"/>
+      <w:r>
+        <w:rPr>
+          <w:rFonts w:ascii="Times New Roman" w:hAnsi="Times New Roman" w:cs="Times New Roman"/>
+        </w:rPr>
+        <w:t xml:space="preserve"> – Virtual </w:t>
+      </w:r>
+      <w:proofErr w:type="spellStart"/>
+      <w:r>
+        <w:rPr>
+          <w:rFonts w:ascii="Times New Roman" w:hAnsi="Times New Roman" w:cs="Times New Roman"/>
+        </w:rPr>
+        <w:t>Gym</w:t>
+      </w:r>
+      <w:proofErr w:type="spellEnd"/>
+      <w:r>
+        <w:rPr>
+          <w:rFonts w:ascii="Times New Roman" w:hAnsi="Times New Roman" w:cs="Times New Roman"/>
+        </w:rPr>
+        <w:t xml:space="preserve"> es una aplicación basada en inteligencia artificial diseñada para detectar y analizar en tiempo real la ejecución de ejercicios físicos. Utilizando un modelo YOLO para la estimación de poses y un conjunto de módulos especializados para el procesamiento de datos, el sistema calcula métricas biomecánicas (como el rango de movimiento, velocidad media y máxima) y exporta los resultados para su análisis posterior. Est</w:t>
+      </w:r>
+      <w:r>
+        <w:rPr>
+          <w:rFonts w:ascii="Times New Roman" w:hAnsi="Times New Roman" w:cs="Times New Roman"/>
+        </w:rPr>
+        <w:t xml:space="preserve">a documentación </w:t>
+      </w:r>
+      <w:r>
+        <w:rPr>
+          <w:rFonts w:ascii="Times New Roman" w:hAnsi="Times New Roman" w:cs="Times New Roman"/>
+        </w:rPr>
+        <w:t>describe la arquitectura del sistema, el diseño orientado a objetos implementado mediante UML, el flujo de datos y la base teórica que respalda las metodologías empleadas.</w:t>
+      </w:r>
+    </w:p>
+    <w:p>
+      <w:pPr>
+        <w:rPr>
+          <w:rFonts w:ascii="Times New Roman" w:hAnsi="Times New Roman" w:cs="Times New Roman"/>
+        </w:rPr>
+      </w:pPr>
+    </w:p>
+    <w:p>
+      <w:pPr>
+        <w:rPr>
+          <w:rFonts w:ascii="Times New Roman" w:hAnsi="Times New Roman" w:cs="Times New Roman"/>
+          <w:sz w:val="28"/>
+          <w:szCs w:val="28"/>
+        </w:rPr>
+      </w:pPr>
+      <w:r>
+        <w:rPr>
+          <w:rFonts w:ascii="Times New Roman" w:hAnsi="Times New Roman" w:cs="Times New Roman"/>
+          <w:b/>
+          <w:bCs/>
+          <w:sz w:val="28"/>
+          <w:szCs w:val="28"/>
+        </w:rPr>
+        <w:t>Introducción</w:t>
+      </w:r>
+    </w:p>
+    <w:p>
+      <w:pPr>
+        <w:rPr>
+          <w:rFonts w:ascii="Times New Roman" w:hAnsi="Times New Roman" w:cs="Times New Roman"/>
+        </w:rPr>
+      </w:pPr>
+      <w:r>
+        <w:rPr>
+          <w:rFonts w:ascii="Times New Roman" w:hAnsi="Times New Roman" w:cs="Times New Roman"/>
+        </w:rPr>
+        <w:t xml:space="preserve">El entrenamiento físico y la corrección de la técnica son fundamentales para optimizar el rendimiento y prevenir lesiones. Aunque la supervisión de un entrenador es invaluable, contar con herramientas que complementen su labor puede potenciar la retroalimentación técnica y brindar datos objetivos en tiempo real. AI </w:t>
+      </w:r>
+      <w:proofErr w:type="spellStart"/>
+      <w:r>
+        <w:rPr>
+          <w:rFonts w:ascii="Times New Roman" w:hAnsi="Times New Roman" w:cs="Times New Roman"/>
+        </w:rPr>
+        <w:t>Trainer</w:t>
+      </w:r>
+      <w:proofErr w:type="spellEnd"/>
+      <w:r>
+        <w:rPr>
+          <w:rFonts w:ascii="Times New Roman" w:hAnsi="Times New Roman" w:cs="Times New Roman"/>
+        </w:rPr>
+        <w:t xml:space="preserve"> – Virtual </w:t>
+      </w:r>
+      <w:proofErr w:type="spellStart"/>
+      <w:r>
+        <w:rPr>
+          <w:rFonts w:ascii="Times New Roman" w:hAnsi="Times New Roman" w:cs="Times New Roman"/>
+        </w:rPr>
+        <w:t>Gym</w:t>
+      </w:r>
+      <w:proofErr w:type="spellEnd"/>
+      <w:r>
+        <w:rPr>
+          <w:rFonts w:ascii="Times New Roman" w:hAnsi="Times New Roman" w:cs="Times New Roman"/>
+        </w:rPr>
+        <w:t xml:space="preserve"> se concibe como un sistema de apoyo que detecta poses y analiza ejercicios en tiempo real, proporcionando métricas y visualizaciones detalladas que facilitan la corrección y mejora de la técnica, sin reemplazar la supervisión humana.</w:t>
+      </w:r>
+    </w:p>
+    <w:p>
+      <w:pPr>
+        <w:rPr>
+          <w:rFonts w:ascii="Times New Roman" w:hAnsi="Times New Roman" w:cs="Times New Roman"/>
+        </w:rPr>
+      </w:pPr>
+    </w:p>
+    <w:p>
+      <w:pPr>
+        <w:rPr>
+          <w:rFonts w:ascii="Times New Roman" w:hAnsi="Times New Roman" w:cs="Times New Roman"/>
+          <w:b/>
+          <w:bCs/>
+          <w:sz w:val="28"/>
+          <w:szCs w:val="28"/>
+        </w:rPr>
+      </w:pPr>
+      <w:r>
+        <w:rPr>
+          <w:rFonts w:ascii="Times New Roman" w:hAnsi="Times New Roman" w:cs="Times New Roman"/>
+          <w:b/>
+          <w:bCs/>
+          <w:sz w:val="28"/>
+          <w:szCs w:val="28"/>
+        </w:rPr>
+        <w:t>Objetivos</w:t>
+      </w:r>
+    </w:p>
+    <w:p>
+      <w:pPr>
+        <w:rPr>
+          <w:rFonts w:ascii="Times New Roman" w:hAnsi="Times New Roman" w:cs="Times New Roman"/>
+        </w:rPr>
+      </w:pPr>
+      <w:r>
+        <w:rPr>
+          <w:rFonts w:ascii="Times New Roman" w:hAnsi="Times New Roman" w:cs="Times New Roman"/>
+        </w:rPr>
+        <w:t xml:space="preserve">Utilizar un modelo YOLO para extraer </w:t>
+      </w:r>
+      <w:proofErr w:type="spellStart"/>
+      <w:r>
+        <w:rPr>
+          <w:rFonts w:ascii="Times New Roman" w:hAnsi="Times New Roman" w:cs="Times New Roman"/>
+        </w:rPr>
+        <w:t>keypoints</w:t>
+      </w:r>
+      <w:proofErr w:type="spellEnd"/>
+      <w:r>
+        <w:rPr>
+          <w:rFonts w:ascii="Times New Roman" w:hAnsi="Times New Roman" w:cs="Times New Roman"/>
+        </w:rPr>
+        <w:t xml:space="preserve"> </w:t>
+      </w:r>
+      <w:r>
+        <w:rPr>
+          <w:rFonts w:ascii="Times New Roman" w:hAnsi="Times New Roman" w:cs="Times New Roman"/>
+        </w:rPr>
+        <w:t>relevantes</w:t>
+      </w:r>
+      <w:r>
+        <w:rPr>
+          <w:rFonts w:ascii="Times New Roman" w:hAnsi="Times New Roman" w:cs="Times New Roman"/>
+        </w:rPr>
+        <w:t xml:space="preserve"> de una estimación de pose</w:t>
+      </w:r>
+      <w:r>
+        <w:rPr>
+          <w:rFonts w:ascii="Times New Roman" w:hAnsi="Times New Roman" w:cs="Times New Roman"/>
+        </w:rPr>
+        <w:t xml:space="preserve"> en tiempo real.</w:t>
+      </w:r>
+    </w:p>
+    <w:p>
+      <w:pPr>
+        <w:rPr>
+          <w:rFonts w:ascii="Times New Roman" w:hAnsi="Times New Roman" w:cs="Times New Roman"/>
+        </w:rPr>
+      </w:pPr>
+      <w:r>
+        <w:rPr>
+          <w:rFonts w:ascii="Times New Roman" w:hAnsi="Times New Roman" w:cs="Times New Roman"/>
+        </w:rPr>
+        <w:t>Implementar la lógica del conteo y transición entre fases para ejercicios específicos logrando un análisis de movimiento.</w:t>
+      </w:r>
+    </w:p>
+    <w:p>
+      <w:pPr>
+        <w:rPr>
+          <w:rFonts w:ascii="Times New Roman" w:hAnsi="Times New Roman" w:cs="Times New Roman"/>
+        </w:rPr>
+      </w:pPr>
+      <w:r>
+        <w:rPr>
+          <w:rFonts w:ascii="Times New Roman" w:hAnsi="Times New Roman" w:cs="Times New Roman"/>
+        </w:rPr>
+        <w:t>Estimar parámetros biomecánicos (ROM, VMED, VMAX) y calcular la longitud efectiva del segmento, a partir de modelos de regresión y proporciones antropométricas.</w:t>
+      </w:r>
+    </w:p>
+    <w:p>
+      <w:pPr>
+        <w:rPr>
+          <w:rFonts w:ascii="Times New Roman" w:hAnsi="Times New Roman" w:cs="Times New Roman"/>
+        </w:rPr>
+      </w:pPr>
+      <w:r>
+        <w:rPr>
+          <w:rFonts w:ascii="Times New Roman" w:hAnsi="Times New Roman" w:cs="Times New Roman"/>
+        </w:rPr>
+        <w:t xml:space="preserve">Registrar y exportar métricas a </w:t>
+      </w:r>
+      <w:proofErr w:type="spellStart"/>
+      <w:r>
+        <w:rPr>
+          <w:rFonts w:ascii="Times New Roman" w:hAnsi="Times New Roman" w:cs="Times New Roman"/>
+        </w:rPr>
+        <w:t>csv</w:t>
+      </w:r>
+      <w:proofErr w:type="spellEnd"/>
+      <w:r>
+        <w:rPr>
+          <w:rFonts w:ascii="Times New Roman" w:hAnsi="Times New Roman" w:cs="Times New Roman"/>
+        </w:rPr>
+        <w:t xml:space="preserve"> para el seguimiento y un posterior análisis.</w:t>
+      </w:r>
+    </w:p>
+    <w:p>
+      <w:pPr>
+        <w:rPr>
+          <w:rFonts w:ascii="Times New Roman" w:hAnsi="Times New Roman" w:cs="Times New Roman"/>
+        </w:rPr>
+      </w:pPr>
+    </w:p>
+    <w:p>
+      <w:pPr>
+        <w:rPr>
+          <w:rFonts w:ascii="Times New Roman" w:hAnsi="Times New Roman" w:cs="Times New Roman"/>
+        </w:rPr>
+      </w:pPr>
+    </w:p>
+    <w:p>
+      <w:pPr>
+        <w:rPr>
+          <w:rFonts w:ascii="Times New Roman" w:hAnsi="Times New Roman" w:cs="Times New Roman"/>
+        </w:rPr>
+      </w:pPr>
+    </w:p>
+    <w:p>
+      <w:pPr>
+        <w:rPr>
+          <w:rFonts w:ascii="Times New Roman" w:hAnsi="Times New Roman" w:cs="Times New Roman"/>
+          <w:b/>
+          <w:bCs/>
+          <w:sz w:val="28"/>
+          <w:szCs w:val="28"/>
+        </w:rPr>
+      </w:pPr>
+      <w:r>
+        <w:rPr>
+          <w:rFonts w:ascii="Times New Roman" w:hAnsi="Times New Roman" w:cs="Times New Roman"/>
+          <w:b/>
+          <w:bCs/>
+          <w:sz w:val="28"/>
+          <w:szCs w:val="28"/>
+        </w:rPr>
+        <w:lastRenderedPageBreak/>
+        <w:t>Visión general de la arquitectura</w:t>
+      </w:r>
+    </w:p>
+    <w:p>
+      <w:pPr>
+        <w:rPr>
+          <w:rFonts w:ascii="Times New Roman" w:hAnsi="Times New Roman" w:cs="Times New Roman"/>
+        </w:rPr>
+      </w:pPr>
+      <w:r>
+        <w:rPr>
+          <w:rFonts w:ascii="Times New Roman" w:hAnsi="Times New Roman" w:cs="Times New Roman"/>
+        </w:rPr>
+        <w:t xml:space="preserve">El sistema sigue una arquitectura modular en forma de estrella, donde el componente central, </w:t>
+      </w:r>
+      <w:proofErr w:type="spellStart"/>
+      <w:r>
+        <w:rPr>
+          <w:rFonts w:ascii="Times New Roman" w:hAnsi="Times New Roman" w:cs="Times New Roman"/>
+          <w:b/>
+          <w:bCs/>
+        </w:rPr>
+        <w:t>Main</w:t>
+      </w:r>
+      <w:proofErr w:type="spellEnd"/>
+      <w:r>
+        <w:rPr>
+          <w:rFonts w:ascii="Times New Roman" w:hAnsi="Times New Roman" w:cs="Times New Roman"/>
+          <w:b/>
+          <w:bCs/>
+        </w:rPr>
+        <w:t xml:space="preserve"> / </w:t>
+      </w:r>
+      <w:proofErr w:type="spellStart"/>
+      <w:r>
+        <w:rPr>
+          <w:rFonts w:ascii="Times New Roman" w:hAnsi="Times New Roman" w:cs="Times New Roman"/>
+          <w:b/>
+          <w:bCs/>
+        </w:rPr>
+        <w:t>Orchestrator</w:t>
+      </w:r>
+      <w:proofErr w:type="spellEnd"/>
+      <w:r>
+        <w:rPr>
+          <w:rFonts w:ascii="Times New Roman" w:hAnsi="Times New Roman" w:cs="Times New Roman"/>
+        </w:rPr>
+        <w:t>, coordina la interacción entre varios módulos especializados. Cada módulo tiene una responsabilidad clara, y su comunicación se basa en relaciones de dependencia y agregación.</w:t>
+      </w:r>
+    </w:p>
+    <w:p>
+      <w:pPr>
+        <w:rPr>
+          <w:rFonts w:ascii="Times New Roman" w:hAnsi="Times New Roman" w:cs="Times New Roman"/>
           <w:i/>
           <w:iCs/>
         </w:rPr>
       </w:pPr>
-      <w:proofErr w:type="spellStart"/>
-      <w:r>
-        <w:rPr>
-          <w:rFonts w:ascii="Times New Roman" w:hAnsi="Times New Roman" w:cs="Times New Roman"/>
-          <w:b/>
-          <w:bCs/>
+      <w:r>
+        <w:rPr>
+          <w:rFonts w:ascii="Times New Roman" w:hAnsi="Times New Roman" w:cs="Times New Roman"/>
           <w:i/>
           <w:iCs/>
         </w:rPr>
-        <w:t>Abstract</w:t>
-      </w:r>
-      <w:proofErr w:type="spellEnd"/>
-    </w:p>
-    <w:p>
-      <w:pPr>
-        <w:rPr>
-          <w:rFonts w:ascii="Times New Roman" w:hAnsi="Times New Roman" w:cs="Times New Roman"/>
-        </w:rPr>
-      </w:pPr>
-      <w:r>
-        <w:rPr>
-          <w:rFonts w:ascii="Times New Roman" w:hAnsi="Times New Roman" w:cs="Times New Roman"/>
-        </w:rPr>
-        <w:t xml:space="preserve">AI </w:t>
-      </w:r>
-      <w:proofErr w:type="spellStart"/>
-      <w:r>
-        <w:rPr>
-          <w:rFonts w:ascii="Times New Roman" w:hAnsi="Times New Roman" w:cs="Times New Roman"/>
-        </w:rPr>
-        <w:t>Trainer</w:t>
-      </w:r>
-      <w:proofErr w:type="spellEnd"/>
-      <w:r>
-        <w:rPr>
-          <w:rFonts w:ascii="Times New Roman" w:hAnsi="Times New Roman" w:cs="Times New Roman"/>
-        </w:rPr>
-        <w:t xml:space="preserve"> – Virtual </w:t>
-      </w:r>
-      <w:proofErr w:type="spellStart"/>
-      <w:r>
-        <w:rPr>
-          <w:rFonts w:ascii="Times New Roman" w:hAnsi="Times New Roman" w:cs="Times New Roman"/>
-        </w:rPr>
-        <w:t>Gym</w:t>
-      </w:r>
-      <w:proofErr w:type="spellEnd"/>
-      <w:r>
-        <w:rPr>
-          <w:rFonts w:ascii="Times New Roman" w:hAnsi="Times New Roman" w:cs="Times New Roman"/>
-        </w:rPr>
-        <w:t xml:space="preserve"> es una aplicación basada en inteligencia artificial diseñada para detectar y analizar en tiempo real la ejecución de ejercicios físicos. Utilizando un modelo YOLO para la estimación de poses y un conjunto de módulos especializados para el procesamiento de datos, el sistema calcula métricas biomecánicas (como el rango de movimiento, velocidad media y máxima) y exporta los resultados para su análisis posterior. Est</w:t>
-      </w:r>
-      <w:r>
-        <w:rPr>
-          <w:rFonts w:ascii="Times New Roman" w:hAnsi="Times New Roman" w:cs="Times New Roman"/>
-        </w:rPr>
-        <w:t xml:space="preserve">a documentación </w:t>
-      </w:r>
-      <w:r>
-        <w:rPr>
-          <w:rFonts w:ascii="Times New Roman" w:hAnsi="Times New Roman" w:cs="Times New Roman"/>
-        </w:rPr>
-        <w:t>describe la arquitectura del sistema, el diseño orientado a objetos implementado mediante UML, el flujo de datos y la base teórica que respalda las metodologías empleadas.</w:t>
-      </w:r>
-    </w:p>
-    <w:p>
-      <w:pPr>
-        <w:rPr>
-          <w:rFonts w:ascii="Times New Roman" w:hAnsi="Times New Roman" w:cs="Times New Roman"/>
-        </w:rPr>
-      </w:pPr>
-      <w:r>
-        <w:rPr>
-          <w:rFonts w:ascii="Times New Roman" w:hAnsi="Times New Roman" w:cs="Times New Roman"/>
-          <w:b/>
-          <w:bCs/>
-        </w:rPr>
-        <w:t>Introducción</w:t>
-      </w:r>
-    </w:p>
-    <w:p>
-      <w:pPr>
-        <w:rPr>
-          <w:rFonts w:ascii="Times New Roman" w:hAnsi="Times New Roman" w:cs="Times New Roman"/>
-        </w:rPr>
-      </w:pPr>
-      <w:r>
-        <w:rPr>
-          <w:rFonts w:ascii="Times New Roman" w:hAnsi="Times New Roman" w:cs="Times New Roman"/>
-        </w:rPr>
-        <w:t xml:space="preserve">El entrenamiento físico y la corrección de la técnica son fundamentales para optimizar el rendimiento y prevenir lesiones. Aunque la supervisión de un entrenador es invaluable, contar con herramientas que complementen su labor puede potenciar la retroalimentación técnica y brindar datos objetivos en tiempo real. AI </w:t>
-      </w:r>
-      <w:proofErr w:type="spellStart"/>
-      <w:r>
-        <w:rPr>
-          <w:rFonts w:ascii="Times New Roman" w:hAnsi="Times New Roman" w:cs="Times New Roman"/>
-        </w:rPr>
-        <w:t>Trainer</w:t>
-      </w:r>
-      <w:proofErr w:type="spellEnd"/>
-      <w:r>
-        <w:rPr>
-          <w:rFonts w:ascii="Times New Roman" w:hAnsi="Times New Roman" w:cs="Times New Roman"/>
-        </w:rPr>
-        <w:t xml:space="preserve"> – Virtual </w:t>
-      </w:r>
-      <w:proofErr w:type="spellStart"/>
-      <w:r>
-        <w:rPr>
-          <w:rFonts w:ascii="Times New Roman" w:hAnsi="Times New Roman" w:cs="Times New Roman"/>
-        </w:rPr>
-        <w:t>Gym</w:t>
-      </w:r>
-      <w:proofErr w:type="spellEnd"/>
-      <w:r>
-        <w:rPr>
-          <w:rFonts w:ascii="Times New Roman" w:hAnsi="Times New Roman" w:cs="Times New Roman"/>
-        </w:rPr>
-        <w:t xml:space="preserve"> se concibe como un sistema de apoyo que detecta poses y analiza ejercicios en tiempo real, proporcionando métricas y visualizaciones detalladas que facilitan la corrección y mejora de la técnica, sin reemplazar la supervisión humana.</w:t>
-      </w:r>
-    </w:p>
-    <w:p>
-      <w:pPr>
-        <w:rPr>
-          <w:rFonts w:ascii="Times New Roman" w:hAnsi="Times New Roman" w:cs="Times New Roman"/>
-          <w:b/>
-          <w:bCs/>
-        </w:rPr>
-      </w:pPr>
-      <w:r>
-        <w:rPr>
-          <w:rFonts w:ascii="Times New Roman" w:hAnsi="Times New Roman" w:cs="Times New Roman"/>
-          <w:b/>
-          <w:bCs/>
-        </w:rPr>
-        <w:t>Objetivos</w:t>
-      </w:r>
-    </w:p>
-    <w:p>
-      <w:pPr>
-        <w:rPr>
-          <w:rFonts w:ascii="Times New Roman" w:hAnsi="Times New Roman" w:cs="Times New Roman"/>
-        </w:rPr>
-      </w:pPr>
-    </w:p>
-    <w:p>
-      <w:pPr>
-        <w:rPr>
-          <w:rFonts w:ascii="Times New Roman" w:hAnsi="Times New Roman" w:cs="Times New Roman"/>
-        </w:rPr>
-      </w:pPr>
-      <w:r>
-        <w:rPr>
-          <w:rFonts w:ascii="Times New Roman" w:hAnsi="Times New Roman" w:cs="Times New Roman"/>
-        </w:rPr>
-        <w:t>Visión general de la arquitectura</w:t>
-      </w:r>
-    </w:p>
-    <w:p>
-      <w:pPr>
-        <w:rPr>
-          <w:rFonts w:ascii="Times New Roman" w:hAnsi="Times New Roman" w:cs="Times New Roman"/>
-        </w:rPr>
-      </w:pPr>
-      <w:r>
-        <w:rPr>
-          <w:rFonts w:ascii="Times New Roman" w:hAnsi="Times New Roman" w:cs="Times New Roman"/>
-        </w:rPr>
-        <w:t>Diagrama de alto nivel</w:t>
+        <w:t>Diagrama de Componentes de Alto Nivel</w:t>
+      </w:r>
+    </w:p>
+    <w:p>
+      <w:pPr>
+        <w:rPr>
+          <w:rFonts w:ascii="Times New Roman" w:hAnsi="Times New Roman" w:cs="Times New Roman"/>
+        </w:rPr>
+      </w:pPr>
+      <w:r>
+        <w:rPr>
+          <w:rFonts w:ascii="Times New Roman" w:hAnsi="Times New Roman" w:cs="Times New Roman"/>
+        </w:rPr>
+        <w:t>A continuación, se muestra un esquema organizaciona</w:t>
+      </w:r>
+      <w:r>
+        <w:rPr>
+          <w:rFonts w:ascii="Times New Roman" w:hAnsi="Times New Roman" w:cs="Times New Roman"/>
+        </w:rPr>
+        <w:t>l</w:t>
       </w:r>
     </w:p>
     <w:p>
@@ -195,7 +463,6 @@
           <w:rFonts w:ascii="Times New Roman" w:hAnsi="Times New Roman" w:cs="Times New Roman"/>
           <w:noProof/>
         </w:rPr>
-        <w:lastRenderedPageBreak/>
         <w:drawing>
           <wp:inline distT="0" distB="0" distL="0" distR="0" wp14:anchorId="59F83665" wp14:editId="72C2B208">
             <wp:extent cx="5612130" cy="4991100"/>
@@ -214,7 +481,7 @@
                     </pic:cNvPicPr>
                   </pic:nvPicPr>
                   <pic:blipFill>
-                    <a:blip r:embed="rId4" cstate="print">
+                    <a:blip r:embed="rId5" cstate="print">
                       <a:extLst>
                         <a:ext uri="{28A0092B-C50C-407E-A947-70E740481C1C}">
                           <a14:useLocalDpi xmlns:a14="http://schemas.microsoft.com/office/drawing/2010/main" val="0"/>
@@ -255,9 +522,168 @@
       <w:r>
         <w:rPr>
           <w:rFonts w:ascii="Times New Roman" w:hAnsi="Times New Roman" w:cs="Times New Roman"/>
-        </w:rPr>
-        <w:t>Diagrama UML clases</w:t>
-      </w:r>
+          <w:b/>
+          <w:bCs/>
+        </w:rPr>
+        <w:t>Dependencia:</w:t>
+      </w:r>
+      <w:r>
+        <w:rPr>
+          <w:rFonts w:ascii="Times New Roman" w:hAnsi="Times New Roman" w:cs="Times New Roman"/>
+        </w:rPr>
+        <w:t xml:space="preserve"> </w:t>
+      </w:r>
+      <w:proofErr w:type="spellStart"/>
+      <w:r>
+        <w:rPr>
+          <w:rFonts w:ascii="Times New Roman" w:hAnsi="Times New Roman" w:cs="Times New Roman"/>
+        </w:rPr>
+        <w:t>Main</w:t>
+      </w:r>
+      <w:proofErr w:type="spellEnd"/>
+      <w:r>
+        <w:rPr>
+          <w:rFonts w:ascii="Times New Roman" w:hAnsi="Times New Roman" w:cs="Times New Roman"/>
+        </w:rPr>
+        <w:t xml:space="preserve"> depende de Pose </w:t>
+      </w:r>
+      <w:proofErr w:type="spellStart"/>
+      <w:r>
+        <w:rPr>
+          <w:rFonts w:ascii="Times New Roman" w:hAnsi="Times New Roman" w:cs="Times New Roman"/>
+        </w:rPr>
+        <w:t>Estimator</w:t>
+      </w:r>
+      <w:proofErr w:type="spellEnd"/>
+      <w:r>
+        <w:rPr>
+          <w:rFonts w:ascii="Times New Roman" w:hAnsi="Times New Roman" w:cs="Times New Roman"/>
+        </w:rPr>
+        <w:t xml:space="preserve">, </w:t>
+      </w:r>
+      <w:proofErr w:type="spellStart"/>
+      <w:r>
+        <w:rPr>
+          <w:rFonts w:ascii="Times New Roman" w:hAnsi="Times New Roman" w:cs="Times New Roman"/>
+        </w:rPr>
+        <w:t>Exercises</w:t>
+      </w:r>
+      <w:proofErr w:type="spellEnd"/>
+      <w:r>
+        <w:rPr>
+          <w:rFonts w:ascii="Times New Roman" w:hAnsi="Times New Roman" w:cs="Times New Roman"/>
+        </w:rPr>
+        <w:t xml:space="preserve">, </w:t>
+      </w:r>
+      <w:proofErr w:type="spellStart"/>
+      <w:r>
+        <w:rPr>
+          <w:rFonts w:ascii="Times New Roman" w:hAnsi="Times New Roman" w:cs="Times New Roman"/>
+        </w:rPr>
+        <w:t>Metrics</w:t>
+      </w:r>
+      <w:proofErr w:type="spellEnd"/>
+      <w:r>
+        <w:rPr>
+          <w:rFonts w:ascii="Times New Roman" w:hAnsi="Times New Roman" w:cs="Times New Roman"/>
+        </w:rPr>
+        <w:t xml:space="preserve"> &amp; </w:t>
+      </w:r>
+      <w:proofErr w:type="spellStart"/>
+      <w:r>
+        <w:rPr>
+          <w:rFonts w:ascii="Times New Roman" w:hAnsi="Times New Roman" w:cs="Times New Roman"/>
+        </w:rPr>
+        <w:t>Analysis</w:t>
+      </w:r>
+      <w:proofErr w:type="spellEnd"/>
+      <w:r>
+        <w:rPr>
+          <w:rFonts w:ascii="Times New Roman" w:hAnsi="Times New Roman" w:cs="Times New Roman"/>
+        </w:rPr>
+        <w:t xml:space="preserve">, </w:t>
+      </w:r>
+      <w:proofErr w:type="spellStart"/>
+      <w:r>
+        <w:rPr>
+          <w:rFonts w:ascii="Times New Roman" w:hAnsi="Times New Roman" w:cs="Times New Roman"/>
+        </w:rPr>
+        <w:t>Utilities</w:t>
+      </w:r>
+      <w:proofErr w:type="spellEnd"/>
+      <w:r>
+        <w:rPr>
+          <w:rFonts w:ascii="Times New Roman" w:hAnsi="Times New Roman" w:cs="Times New Roman"/>
+        </w:rPr>
+        <w:t xml:space="preserve"> &amp; </w:t>
+      </w:r>
+      <w:proofErr w:type="spellStart"/>
+      <w:r>
+        <w:rPr>
+          <w:rFonts w:ascii="Times New Roman" w:hAnsi="Times New Roman" w:cs="Times New Roman"/>
+        </w:rPr>
+        <w:t>Visualization</w:t>
+      </w:r>
+      <w:proofErr w:type="spellEnd"/>
+      <w:r>
+        <w:rPr>
+          <w:rFonts w:ascii="Times New Roman" w:hAnsi="Times New Roman" w:cs="Times New Roman"/>
+        </w:rPr>
+        <w:t xml:space="preserve"> y </w:t>
+      </w:r>
+      <w:proofErr w:type="spellStart"/>
+      <w:r>
+        <w:rPr>
+          <w:rFonts w:ascii="Times New Roman" w:hAnsi="Times New Roman" w:cs="Times New Roman"/>
+        </w:rPr>
+        <w:t>Export</w:t>
+      </w:r>
+      <w:proofErr w:type="spellEnd"/>
+      <w:r>
+        <w:rPr>
+          <w:rFonts w:ascii="Times New Roman" w:hAnsi="Times New Roman" w:cs="Times New Roman"/>
+        </w:rPr>
+        <w:t xml:space="preserve"> Module (flechas discontinuas). </w:t>
+      </w:r>
+    </w:p>
+    <w:p>
+      <w:pPr>
+        <w:rPr>
+          <w:rFonts w:ascii="Times New Roman" w:hAnsi="Times New Roman" w:cs="Times New Roman"/>
+        </w:rPr>
+      </w:pPr>
+    </w:p>
+    <w:p>
+      <w:pPr>
+        <w:rPr>
+          <w:rFonts w:ascii="Times New Roman" w:hAnsi="Times New Roman" w:cs="Times New Roman"/>
+        </w:rPr>
+      </w:pPr>
+    </w:p>
+    <w:p>
+      <w:pPr>
+        <w:rPr>
+          <w:rFonts w:ascii="Times New Roman" w:hAnsi="Times New Roman" w:cs="Times New Roman"/>
+          <w:i/>
+          <w:iCs/>
+        </w:rPr>
+      </w:pPr>
+      <w:r>
+        <w:rPr>
+          <w:rFonts w:ascii="Times New Roman" w:hAnsi="Times New Roman" w:cs="Times New Roman"/>
+          <w:i/>
+          <w:iCs/>
+        </w:rPr>
+        <w:lastRenderedPageBreak/>
+        <w:t>Diagrama de Componentes de Alto Nivel</w:t>
+      </w:r>
+    </w:p>
+    <w:p>
+      <w:pPr>
+        <w:rPr>
+          <w:rFonts w:ascii="Times New Roman" w:hAnsi="Times New Roman" w:cs="Times New Roman"/>
+        </w:rPr>
+      </w:pPr>
     </w:p>
     <w:p>
       <w:pPr>
@@ -270,7 +696,6 @@
           <w:rFonts w:ascii="Times New Roman" w:hAnsi="Times New Roman" w:cs="Times New Roman"/>
           <w:noProof/>
         </w:rPr>
-        <w:lastRenderedPageBreak/>
         <w:drawing>
           <wp:inline distT="0" distB="0" distL="0" distR="0" wp14:anchorId="5551CB97" wp14:editId="6E4BF353">
             <wp:extent cx="5598795" cy="5132705"/>
@@ -289,7 +714,7 @@
                     </pic:cNvPicPr>
                   </pic:nvPicPr>
                   <pic:blipFill>
-                    <a:blip r:embed="rId5" cstate="print">
+                    <a:blip r:embed="rId6" cstate="print">
                       <a:extLst>
                         <a:ext uri="{28A0092B-C50C-407E-A947-70E740481C1C}">
                           <a14:useLocalDpi xmlns:a14="http://schemas.microsoft.com/office/drawing/2010/main" val="0"/>
@@ -327,6 +752,5673 @@
           <w:rFonts w:ascii="Times New Roman" w:hAnsi="Times New Roman" w:cs="Times New Roman"/>
         </w:rPr>
       </w:pPr>
+      <w:r>
+        <w:rPr>
+          <w:rFonts w:ascii="Times New Roman" w:hAnsi="Times New Roman" w:cs="Times New Roman"/>
+        </w:rPr>
+        <w:t xml:space="preserve">A </w:t>
+      </w:r>
+      <w:proofErr w:type="gramStart"/>
+      <w:r>
+        <w:rPr>
+          <w:rFonts w:ascii="Times New Roman" w:hAnsi="Times New Roman" w:cs="Times New Roman"/>
+        </w:rPr>
+        <w:t>continuación</w:t>
+      </w:r>
+      <w:proofErr w:type="gramEnd"/>
+      <w:r>
+        <w:rPr>
+          <w:rFonts w:ascii="Times New Roman" w:hAnsi="Times New Roman" w:cs="Times New Roman"/>
+        </w:rPr>
+        <w:t xml:space="preserve"> se describen las clases principales y sus relaciones.</w:t>
+      </w:r>
+    </w:p>
+    <w:p>
+      <w:pPr>
+        <w:rPr>
+          <w:rFonts w:ascii="Times New Roman" w:hAnsi="Times New Roman" w:cs="Times New Roman"/>
+          <w:i/>
+          <w:iCs/>
+        </w:rPr>
+      </w:pPr>
+      <w:r>
+        <w:rPr>
+          <w:rFonts w:ascii="Times New Roman" w:hAnsi="Times New Roman" w:cs="Times New Roman"/>
+          <w:i/>
+          <w:iCs/>
+        </w:rPr>
+        <w:t xml:space="preserve">Clase Abstracta: </w:t>
+      </w:r>
+      <w:proofErr w:type="spellStart"/>
+      <w:r>
+        <w:rPr>
+          <w:rFonts w:ascii="Times New Roman" w:hAnsi="Times New Roman" w:cs="Times New Roman"/>
+          <w:i/>
+          <w:iCs/>
+        </w:rPr>
+        <w:t>Exercise</w:t>
+      </w:r>
+      <w:proofErr w:type="spellEnd"/>
+      <w:r>
+        <w:rPr>
+          <w:rFonts w:ascii="Times New Roman" w:hAnsi="Times New Roman" w:cs="Times New Roman"/>
+        </w:rPr>
+        <w:br/>
+        <w:t xml:space="preserve">Clase base que define la plantilla para el procesamiento de ejercicios, utilizando el patrón </w:t>
+      </w:r>
+      <w:proofErr w:type="spellStart"/>
+      <w:r>
+        <w:rPr>
+          <w:rFonts w:ascii="Times New Roman" w:hAnsi="Times New Roman" w:cs="Times New Roman"/>
+        </w:rPr>
+        <w:t>Template</w:t>
+      </w:r>
+      <w:proofErr w:type="spellEnd"/>
+      <w:r>
+        <w:rPr>
+          <w:rFonts w:ascii="Times New Roman" w:hAnsi="Times New Roman" w:cs="Times New Roman"/>
+        </w:rPr>
+        <w:t xml:space="preserve"> </w:t>
+      </w:r>
+      <w:proofErr w:type="spellStart"/>
+      <w:r>
+        <w:rPr>
+          <w:rFonts w:ascii="Times New Roman" w:hAnsi="Times New Roman" w:cs="Times New Roman"/>
+        </w:rPr>
+        <w:t>Method</w:t>
+      </w:r>
+      <w:proofErr w:type="spellEnd"/>
+      <w:r>
+        <w:rPr>
+          <w:rFonts w:ascii="Times New Roman" w:hAnsi="Times New Roman" w:cs="Times New Roman"/>
+        </w:rPr>
+        <w:t>. No se puede instanciar por sí misma.</w:t>
+      </w:r>
+    </w:p>
+    <w:p>
+      <w:pPr>
+        <w:rPr>
+          <w:rFonts w:ascii="Times New Roman" w:hAnsi="Times New Roman" w:cs="Times New Roman"/>
+        </w:rPr>
+      </w:pPr>
+      <w:r>
+        <w:rPr>
+          <w:rFonts w:ascii="Times New Roman" w:hAnsi="Times New Roman" w:cs="Times New Roman"/>
+        </w:rPr>
+        <w:t>Atributos:</w:t>
+      </w:r>
+    </w:p>
+    <w:p>
+      <w:pPr>
+        <w:numPr>
+          <w:ilvl w:val="0"/>
+          <w:numId w:val="1"/>
+        </w:numPr>
+        <w:rPr>
+          <w:rFonts w:ascii="Times New Roman" w:hAnsi="Times New Roman" w:cs="Times New Roman"/>
+        </w:rPr>
+      </w:pPr>
+      <w:r>
+        <w:rPr>
+          <w:rFonts w:ascii="Times New Roman" w:hAnsi="Times New Roman" w:cs="Times New Roman"/>
+        </w:rPr>
+        <w:t xml:space="preserve">- </w:t>
+      </w:r>
+      <w:proofErr w:type="spellStart"/>
+      <w:r>
+        <w:rPr>
+          <w:rFonts w:ascii="Times New Roman" w:hAnsi="Times New Roman" w:cs="Times New Roman"/>
+        </w:rPr>
+        <w:t>stage</w:t>
+      </w:r>
+      <w:proofErr w:type="spellEnd"/>
+      <w:r>
+        <w:rPr>
+          <w:rFonts w:ascii="Times New Roman" w:hAnsi="Times New Roman" w:cs="Times New Roman"/>
+        </w:rPr>
+        <w:t xml:space="preserve">: </w:t>
+      </w:r>
+      <w:proofErr w:type="spellStart"/>
+      <w:r>
+        <w:rPr>
+          <w:rFonts w:ascii="Times New Roman" w:hAnsi="Times New Roman" w:cs="Times New Roman"/>
+        </w:rPr>
+        <w:t>str</w:t>
+      </w:r>
+      <w:proofErr w:type="spellEnd"/>
+    </w:p>
+    <w:p>
+      <w:pPr>
+        <w:numPr>
+          <w:ilvl w:val="0"/>
+          <w:numId w:val="1"/>
+        </w:numPr>
+        <w:rPr>
+          <w:rFonts w:ascii="Times New Roman" w:hAnsi="Times New Roman" w:cs="Times New Roman"/>
+        </w:rPr>
+      </w:pPr>
+      <w:r>
+        <w:rPr>
+          <w:rFonts w:ascii="Times New Roman" w:hAnsi="Times New Roman" w:cs="Times New Roman"/>
+        </w:rPr>
+        <w:t xml:space="preserve">- </w:t>
+      </w:r>
+      <w:proofErr w:type="spellStart"/>
+      <w:r>
+        <w:rPr>
+          <w:rFonts w:ascii="Times New Roman" w:hAnsi="Times New Roman" w:cs="Times New Roman"/>
+        </w:rPr>
+        <w:t>down_time</w:t>
+      </w:r>
+      <w:proofErr w:type="spellEnd"/>
+      <w:r>
+        <w:rPr>
+          <w:rFonts w:ascii="Times New Roman" w:hAnsi="Times New Roman" w:cs="Times New Roman"/>
+        </w:rPr>
+        <w:t xml:space="preserve">: </w:t>
+      </w:r>
+      <w:proofErr w:type="spellStart"/>
+      <w:r>
+        <w:rPr>
+          <w:rFonts w:ascii="Times New Roman" w:hAnsi="Times New Roman" w:cs="Times New Roman"/>
+        </w:rPr>
+        <w:t>float</w:t>
+      </w:r>
+      <w:proofErr w:type="spellEnd"/>
+    </w:p>
+    <w:p>
+      <w:pPr>
+        <w:numPr>
+          <w:ilvl w:val="0"/>
+          <w:numId w:val="1"/>
+        </w:numPr>
+        <w:rPr>
+          <w:rFonts w:ascii="Times New Roman" w:hAnsi="Times New Roman" w:cs="Times New Roman"/>
+        </w:rPr>
+      </w:pPr>
+      <w:r>
+        <w:rPr>
+          <w:rFonts w:ascii="Times New Roman" w:hAnsi="Times New Roman" w:cs="Times New Roman"/>
+        </w:rPr>
+        <w:t xml:space="preserve">- </w:t>
+      </w:r>
+      <w:proofErr w:type="spellStart"/>
+      <w:r>
+        <w:rPr>
+          <w:rFonts w:ascii="Times New Roman" w:hAnsi="Times New Roman" w:cs="Times New Roman"/>
+        </w:rPr>
+        <w:t>up_time</w:t>
+      </w:r>
+      <w:proofErr w:type="spellEnd"/>
+      <w:r>
+        <w:rPr>
+          <w:rFonts w:ascii="Times New Roman" w:hAnsi="Times New Roman" w:cs="Times New Roman"/>
+        </w:rPr>
+        <w:t xml:space="preserve">: </w:t>
+      </w:r>
+      <w:proofErr w:type="spellStart"/>
+      <w:r>
+        <w:rPr>
+          <w:rFonts w:ascii="Times New Roman" w:hAnsi="Times New Roman" w:cs="Times New Roman"/>
+        </w:rPr>
+        <w:t>float</w:t>
+      </w:r>
+      <w:proofErr w:type="spellEnd"/>
+    </w:p>
+    <w:p>
+      <w:pPr>
+        <w:rPr>
+          <w:rFonts w:ascii="Times New Roman" w:hAnsi="Times New Roman" w:cs="Times New Roman"/>
+        </w:rPr>
+      </w:pPr>
+      <w:r>
+        <w:rPr>
+          <w:rFonts w:ascii="Times New Roman" w:hAnsi="Times New Roman" w:cs="Times New Roman"/>
+        </w:rPr>
+        <w:lastRenderedPageBreak/>
+        <w:t>Métodos:</w:t>
+      </w:r>
+    </w:p>
+    <w:p>
+      <w:pPr>
+        <w:numPr>
+          <w:ilvl w:val="0"/>
+          <w:numId w:val="2"/>
+        </w:numPr>
+        <w:rPr>
+          <w:rFonts w:ascii="Times New Roman" w:hAnsi="Times New Roman" w:cs="Times New Roman"/>
+          <w:lang w:val="en-US"/>
+        </w:rPr>
+      </w:pPr>
+      <w:r>
+        <w:rPr>
+          <w:rFonts w:ascii="Times New Roman" w:hAnsi="Times New Roman" w:cs="Times New Roman"/>
+          <w:lang w:val="en-US"/>
+        </w:rPr>
+        <w:t xml:space="preserve">+ </w:t>
+      </w:r>
+      <w:proofErr w:type="gramStart"/>
+      <w:r>
+        <w:rPr>
+          <w:rFonts w:ascii="Times New Roman" w:hAnsi="Times New Roman" w:cs="Times New Roman"/>
+          <w:lang w:val="en-US"/>
+        </w:rPr>
+        <w:t>process(</w:t>
+      </w:r>
+      <w:proofErr w:type="spellStart"/>
+      <w:proofErr w:type="gramEnd"/>
+      <w:r>
+        <w:rPr>
+          <w:rFonts w:ascii="Times New Roman" w:hAnsi="Times New Roman" w:cs="Times New Roman"/>
+          <w:lang w:val="en-US"/>
+        </w:rPr>
+        <w:t>keypoints</w:t>
+      </w:r>
+      <w:proofErr w:type="spellEnd"/>
+      <w:r>
+        <w:rPr>
+          <w:rFonts w:ascii="Times New Roman" w:hAnsi="Times New Roman" w:cs="Times New Roman"/>
+          <w:lang w:val="en-US"/>
+        </w:rPr>
+        <w:t xml:space="preserve">, confs, frame): </w:t>
+      </w:r>
+      <w:proofErr w:type="spellStart"/>
+      <w:r>
+        <w:rPr>
+          <w:rFonts w:ascii="Times New Roman" w:hAnsi="Times New Roman" w:cs="Times New Roman"/>
+          <w:lang w:val="en-US"/>
+        </w:rPr>
+        <w:t>np.ndarray</w:t>
+      </w:r>
+      <w:proofErr w:type="spellEnd"/>
+    </w:p>
+    <w:p>
+      <w:pPr>
+        <w:numPr>
+          <w:ilvl w:val="0"/>
+          <w:numId w:val="2"/>
+        </w:numPr>
+        <w:rPr>
+          <w:rFonts w:ascii="Times New Roman" w:hAnsi="Times New Roman" w:cs="Times New Roman"/>
+        </w:rPr>
+      </w:pPr>
+      <w:r>
+        <w:rPr>
+          <w:rFonts w:ascii="Times New Roman" w:hAnsi="Times New Roman" w:cs="Times New Roman"/>
+        </w:rPr>
+        <w:t xml:space="preserve"># </w:t>
+      </w:r>
+      <w:proofErr w:type="spellStart"/>
+      <w:proofErr w:type="gramStart"/>
+      <w:r>
+        <w:rPr>
+          <w:rFonts w:ascii="Times New Roman" w:hAnsi="Times New Roman" w:cs="Times New Roman"/>
+        </w:rPr>
+        <w:t>update</w:t>
+      </w:r>
+      <w:proofErr w:type="spellEnd"/>
+      <w:r>
+        <w:rPr>
+          <w:rFonts w:ascii="Times New Roman" w:hAnsi="Times New Roman" w:cs="Times New Roman"/>
+        </w:rPr>
+        <w:t>(</w:t>
+      </w:r>
+      <w:proofErr w:type="spellStart"/>
+      <w:proofErr w:type="gramEnd"/>
+      <w:r>
+        <w:rPr>
+          <w:rFonts w:ascii="Times New Roman" w:hAnsi="Times New Roman" w:cs="Times New Roman"/>
+        </w:rPr>
+        <w:t>keypoints</w:t>
+      </w:r>
+      <w:proofErr w:type="spellEnd"/>
+      <w:r>
+        <w:rPr>
+          <w:rFonts w:ascii="Times New Roman" w:hAnsi="Times New Roman" w:cs="Times New Roman"/>
+        </w:rPr>
+        <w:t xml:space="preserve">, </w:t>
+      </w:r>
+      <w:proofErr w:type="spellStart"/>
+      <w:r>
+        <w:rPr>
+          <w:rFonts w:ascii="Times New Roman" w:hAnsi="Times New Roman" w:cs="Times New Roman"/>
+        </w:rPr>
+        <w:t>confs</w:t>
+      </w:r>
+      <w:proofErr w:type="spellEnd"/>
+      <w:r>
+        <w:rPr>
+          <w:rFonts w:ascii="Times New Roman" w:hAnsi="Times New Roman" w:cs="Times New Roman"/>
+        </w:rPr>
+        <w:t xml:space="preserve">): </w:t>
+      </w:r>
+      <w:proofErr w:type="spellStart"/>
+      <w:r>
+        <w:rPr>
+          <w:rFonts w:ascii="Times New Roman" w:hAnsi="Times New Roman" w:cs="Times New Roman"/>
+        </w:rPr>
+        <w:t>void</w:t>
+      </w:r>
+      <w:proofErr w:type="spellEnd"/>
+    </w:p>
+    <w:p>
+      <w:pPr>
+        <w:numPr>
+          <w:ilvl w:val="0"/>
+          <w:numId w:val="2"/>
+        </w:numPr>
+        <w:rPr>
+          <w:rFonts w:ascii="Times New Roman" w:hAnsi="Times New Roman" w:cs="Times New Roman"/>
+        </w:rPr>
+      </w:pPr>
+      <w:r>
+        <w:rPr>
+          <w:rFonts w:ascii="Times New Roman" w:hAnsi="Times New Roman" w:cs="Times New Roman"/>
+        </w:rPr>
+        <w:t xml:space="preserve"># </w:t>
+      </w:r>
+      <w:proofErr w:type="spellStart"/>
+      <w:r>
+        <w:rPr>
+          <w:rFonts w:ascii="Times New Roman" w:hAnsi="Times New Roman" w:cs="Times New Roman"/>
+        </w:rPr>
+        <w:t>draw</w:t>
+      </w:r>
+      <w:proofErr w:type="spellEnd"/>
+      <w:r>
+        <w:rPr>
+          <w:rFonts w:ascii="Times New Roman" w:hAnsi="Times New Roman" w:cs="Times New Roman"/>
+        </w:rPr>
+        <w:t>(</w:t>
+      </w:r>
+      <w:proofErr w:type="spellStart"/>
+      <w:r>
+        <w:rPr>
+          <w:rFonts w:ascii="Times New Roman" w:hAnsi="Times New Roman" w:cs="Times New Roman"/>
+        </w:rPr>
+        <w:t>frame</w:t>
+      </w:r>
+      <w:proofErr w:type="spellEnd"/>
+      <w:r>
+        <w:rPr>
+          <w:rFonts w:ascii="Times New Roman" w:hAnsi="Times New Roman" w:cs="Times New Roman"/>
+        </w:rPr>
+        <w:t xml:space="preserve">): </w:t>
+      </w:r>
+      <w:proofErr w:type="spellStart"/>
+      <w:proofErr w:type="gramStart"/>
+      <w:r>
+        <w:rPr>
+          <w:rFonts w:ascii="Times New Roman" w:hAnsi="Times New Roman" w:cs="Times New Roman"/>
+        </w:rPr>
+        <w:t>np.ndarray</w:t>
+      </w:r>
+      <w:proofErr w:type="spellEnd"/>
+      <w:proofErr w:type="gramEnd"/>
+    </w:p>
+    <w:p>
+      <w:pPr>
+        <w:rPr>
+          <w:rFonts w:ascii="Times New Roman" w:hAnsi="Times New Roman" w:cs="Times New Roman"/>
+          <w:i/>
+          <w:iCs/>
+        </w:rPr>
+      </w:pPr>
+      <w:r>
+        <w:rPr>
+          <w:rFonts w:ascii="Times New Roman" w:hAnsi="Times New Roman" w:cs="Times New Roman"/>
+          <w:i/>
+          <w:iCs/>
+        </w:rPr>
+        <w:t xml:space="preserve">Subclase de </w:t>
+      </w:r>
+      <w:proofErr w:type="spellStart"/>
+      <w:r>
+        <w:rPr>
+          <w:rFonts w:ascii="Times New Roman" w:hAnsi="Times New Roman" w:cs="Times New Roman"/>
+          <w:i/>
+          <w:iCs/>
+        </w:rPr>
+        <w:t>Exercise</w:t>
+      </w:r>
+      <w:proofErr w:type="spellEnd"/>
+      <w:r>
+        <w:rPr>
+          <w:rFonts w:ascii="Times New Roman" w:hAnsi="Times New Roman" w:cs="Times New Roman"/>
+          <w:i/>
+          <w:iCs/>
+        </w:rPr>
+        <w:t xml:space="preserve">: </w:t>
+      </w:r>
+      <w:proofErr w:type="spellStart"/>
+      <w:r>
+        <w:rPr>
+          <w:rFonts w:ascii="Times New Roman" w:hAnsi="Times New Roman" w:cs="Times New Roman"/>
+          <w:i/>
+          <w:iCs/>
+        </w:rPr>
+        <w:t>CurlExercise</w:t>
+      </w:r>
+      <w:proofErr w:type="spellEnd"/>
+      <w:r>
+        <w:rPr>
+          <w:rFonts w:ascii="Times New Roman" w:hAnsi="Times New Roman" w:cs="Times New Roman"/>
+        </w:rPr>
+        <w:br/>
+        <w:t xml:space="preserve">Implementa la lógica específica para el ejercicio de </w:t>
+      </w:r>
+      <w:proofErr w:type="spellStart"/>
+      <w:r>
+        <w:rPr>
+          <w:rFonts w:ascii="Times New Roman" w:hAnsi="Times New Roman" w:cs="Times New Roman"/>
+        </w:rPr>
+        <w:t>curl</w:t>
+      </w:r>
+      <w:proofErr w:type="spellEnd"/>
+      <w:r>
+        <w:rPr>
+          <w:rFonts w:ascii="Times New Roman" w:hAnsi="Times New Roman" w:cs="Times New Roman"/>
+        </w:rPr>
+        <w:t>.</w:t>
+      </w:r>
+      <w:r>
+        <w:rPr>
+          <w:rFonts w:ascii="Times New Roman" w:hAnsi="Times New Roman" w:cs="Times New Roman"/>
+        </w:rPr>
+        <w:br/>
+        <w:t>Atributos:</w:t>
+      </w:r>
+    </w:p>
+    <w:p>
+      <w:pPr>
+        <w:numPr>
+          <w:ilvl w:val="0"/>
+          <w:numId w:val="3"/>
+        </w:numPr>
+        <w:rPr>
+          <w:rFonts w:ascii="Times New Roman" w:hAnsi="Times New Roman" w:cs="Times New Roman"/>
+        </w:rPr>
+      </w:pPr>
+      <w:r>
+        <w:rPr>
+          <w:rFonts w:ascii="Times New Roman" w:hAnsi="Times New Roman" w:cs="Times New Roman"/>
+        </w:rPr>
+        <w:t xml:space="preserve">- </w:t>
+      </w:r>
+      <w:proofErr w:type="spellStart"/>
+      <w:r>
+        <w:rPr>
+          <w:rFonts w:ascii="Times New Roman" w:hAnsi="Times New Roman" w:cs="Times New Roman"/>
+        </w:rPr>
+        <w:t>counter</w:t>
+      </w:r>
+      <w:proofErr w:type="spellEnd"/>
+      <w:r>
+        <w:rPr>
+          <w:rFonts w:ascii="Times New Roman" w:hAnsi="Times New Roman" w:cs="Times New Roman"/>
+        </w:rPr>
+        <w:t xml:space="preserve">: </w:t>
+      </w:r>
+      <w:proofErr w:type="spellStart"/>
+      <w:r>
+        <w:rPr>
+          <w:rFonts w:ascii="Times New Roman" w:hAnsi="Times New Roman" w:cs="Times New Roman"/>
+        </w:rPr>
+        <w:t>int</w:t>
+      </w:r>
+      <w:proofErr w:type="spellEnd"/>
+    </w:p>
+    <w:p>
+      <w:pPr>
+        <w:numPr>
+          <w:ilvl w:val="0"/>
+          <w:numId w:val="3"/>
+        </w:numPr>
+        <w:rPr>
+          <w:rFonts w:ascii="Times New Roman" w:hAnsi="Times New Roman" w:cs="Times New Roman"/>
+        </w:rPr>
+      </w:pPr>
+      <w:r>
+        <w:rPr>
+          <w:rFonts w:ascii="Times New Roman" w:hAnsi="Times New Roman" w:cs="Times New Roman"/>
+        </w:rPr>
+        <w:t xml:space="preserve">- </w:t>
+      </w:r>
+      <w:proofErr w:type="spellStart"/>
+      <w:r>
+        <w:rPr>
+          <w:rFonts w:ascii="Times New Roman" w:hAnsi="Times New Roman" w:cs="Times New Roman"/>
+        </w:rPr>
+        <w:t>latest_angle</w:t>
+      </w:r>
+      <w:proofErr w:type="spellEnd"/>
+      <w:r>
+        <w:rPr>
+          <w:rFonts w:ascii="Times New Roman" w:hAnsi="Times New Roman" w:cs="Times New Roman"/>
+        </w:rPr>
+        <w:t xml:space="preserve">: </w:t>
+      </w:r>
+      <w:proofErr w:type="spellStart"/>
+      <w:r>
+        <w:rPr>
+          <w:rFonts w:ascii="Times New Roman" w:hAnsi="Times New Roman" w:cs="Times New Roman"/>
+        </w:rPr>
+        <w:t>float</w:t>
+      </w:r>
+      <w:proofErr w:type="spellEnd"/>
+    </w:p>
+    <w:p>
+      <w:pPr>
+        <w:numPr>
+          <w:ilvl w:val="0"/>
+          <w:numId w:val="3"/>
+        </w:numPr>
+        <w:rPr>
+          <w:rFonts w:ascii="Times New Roman" w:hAnsi="Times New Roman" w:cs="Times New Roman"/>
+          <w:lang w:val="en-US"/>
+        </w:rPr>
+      </w:pPr>
+      <w:r>
+        <w:rPr>
+          <w:rFonts w:ascii="Times New Roman" w:hAnsi="Times New Roman" w:cs="Times New Roman"/>
+          <w:lang w:val="en-US"/>
+        </w:rPr>
+        <w:t xml:space="preserve">- </w:t>
+      </w:r>
+      <w:proofErr w:type="spellStart"/>
+      <w:r>
+        <w:rPr>
+          <w:rFonts w:ascii="Times New Roman" w:hAnsi="Times New Roman" w:cs="Times New Roman"/>
+          <w:lang w:val="en-US"/>
+        </w:rPr>
+        <w:t>angle_pos</w:t>
+      </w:r>
+      <w:proofErr w:type="spellEnd"/>
+      <w:r>
+        <w:rPr>
+          <w:rFonts w:ascii="Times New Roman" w:hAnsi="Times New Roman" w:cs="Times New Roman"/>
+          <w:lang w:val="en-US"/>
+        </w:rPr>
+        <w:t xml:space="preserve">: </w:t>
+      </w:r>
+      <w:proofErr w:type="gramStart"/>
+      <w:r>
+        <w:rPr>
+          <w:rFonts w:ascii="Times New Roman" w:hAnsi="Times New Roman" w:cs="Times New Roman"/>
+          <w:lang w:val="en-US"/>
+        </w:rPr>
+        <w:t>tuple[</w:t>
+      </w:r>
+      <w:proofErr w:type="gramEnd"/>
+      <w:r>
+        <w:rPr>
+          <w:rFonts w:ascii="Times New Roman" w:hAnsi="Times New Roman" w:cs="Times New Roman"/>
+          <w:lang w:val="en-US"/>
+        </w:rPr>
+        <w:t>int, int]</w:t>
+      </w:r>
+    </w:p>
+    <w:p>
+      <w:pPr>
+        <w:numPr>
+          <w:ilvl w:val="0"/>
+          <w:numId w:val="3"/>
+        </w:numPr>
+        <w:rPr>
+          <w:rFonts w:ascii="Times New Roman" w:hAnsi="Times New Roman" w:cs="Times New Roman"/>
+        </w:rPr>
+      </w:pPr>
+      <w:r>
+        <w:rPr>
+          <w:rFonts w:ascii="Times New Roman" w:hAnsi="Times New Roman" w:cs="Times New Roman"/>
+        </w:rPr>
+        <w:t xml:space="preserve">- </w:t>
+      </w:r>
+      <w:proofErr w:type="spellStart"/>
+      <w:r>
+        <w:rPr>
+          <w:rFonts w:ascii="Times New Roman" w:hAnsi="Times New Roman" w:cs="Times New Roman"/>
+        </w:rPr>
+        <w:t>down_start_time</w:t>
+      </w:r>
+      <w:proofErr w:type="spellEnd"/>
+      <w:r>
+        <w:rPr>
+          <w:rFonts w:ascii="Times New Roman" w:hAnsi="Times New Roman" w:cs="Times New Roman"/>
+        </w:rPr>
+        <w:t xml:space="preserve">: </w:t>
+      </w:r>
+      <w:proofErr w:type="spellStart"/>
+      <w:r>
+        <w:rPr>
+          <w:rFonts w:ascii="Times New Roman" w:hAnsi="Times New Roman" w:cs="Times New Roman"/>
+        </w:rPr>
+        <w:t>float</w:t>
+      </w:r>
+      <w:proofErr w:type="spellEnd"/>
+    </w:p>
+    <w:p>
+      <w:pPr>
+        <w:numPr>
+          <w:ilvl w:val="0"/>
+          <w:numId w:val="3"/>
+        </w:numPr>
+        <w:rPr>
+          <w:rFonts w:ascii="Times New Roman" w:hAnsi="Times New Roman" w:cs="Times New Roman"/>
+        </w:rPr>
+      </w:pPr>
+      <w:r>
+        <w:rPr>
+          <w:rFonts w:ascii="Times New Roman" w:hAnsi="Times New Roman" w:cs="Times New Roman"/>
+        </w:rPr>
+        <w:t xml:space="preserve">- </w:t>
+      </w:r>
+      <w:proofErr w:type="spellStart"/>
+      <w:r>
+        <w:rPr>
+          <w:rFonts w:ascii="Times New Roman" w:hAnsi="Times New Roman" w:cs="Times New Roman"/>
+        </w:rPr>
+        <w:t>up_start_time</w:t>
+      </w:r>
+      <w:proofErr w:type="spellEnd"/>
+      <w:r>
+        <w:rPr>
+          <w:rFonts w:ascii="Times New Roman" w:hAnsi="Times New Roman" w:cs="Times New Roman"/>
+        </w:rPr>
+        <w:t xml:space="preserve">: </w:t>
+      </w:r>
+      <w:proofErr w:type="spellStart"/>
+      <w:r>
+        <w:rPr>
+          <w:rFonts w:ascii="Times New Roman" w:hAnsi="Times New Roman" w:cs="Times New Roman"/>
+        </w:rPr>
+        <w:t>float</w:t>
+      </w:r>
+      <w:proofErr w:type="spellEnd"/>
+    </w:p>
+    <w:p>
+      <w:pPr>
+        <w:rPr>
+          <w:rFonts w:ascii="Times New Roman" w:hAnsi="Times New Roman" w:cs="Times New Roman"/>
+        </w:rPr>
+      </w:pPr>
+      <w:r>
+        <w:rPr>
+          <w:rFonts w:ascii="Times New Roman" w:hAnsi="Times New Roman" w:cs="Times New Roman"/>
+        </w:rPr>
+        <w:t>Métodos:</w:t>
+      </w:r>
+    </w:p>
+    <w:p>
+      <w:pPr>
+        <w:numPr>
+          <w:ilvl w:val="0"/>
+          <w:numId w:val="4"/>
+        </w:numPr>
+        <w:rPr>
+          <w:rFonts w:ascii="Times New Roman" w:hAnsi="Times New Roman" w:cs="Times New Roman"/>
+        </w:rPr>
+      </w:pPr>
+      <w:r>
+        <w:rPr>
+          <w:rFonts w:ascii="Times New Roman" w:hAnsi="Times New Roman" w:cs="Times New Roman"/>
+        </w:rPr>
+        <w:t xml:space="preserve">+ </w:t>
+      </w:r>
+      <w:proofErr w:type="spellStart"/>
+      <w:proofErr w:type="gramStart"/>
+      <w:r>
+        <w:rPr>
+          <w:rFonts w:ascii="Times New Roman" w:hAnsi="Times New Roman" w:cs="Times New Roman"/>
+        </w:rPr>
+        <w:t>update</w:t>
+      </w:r>
+      <w:proofErr w:type="spellEnd"/>
+      <w:r>
+        <w:rPr>
+          <w:rFonts w:ascii="Times New Roman" w:hAnsi="Times New Roman" w:cs="Times New Roman"/>
+        </w:rPr>
+        <w:t>(</w:t>
+      </w:r>
+      <w:proofErr w:type="spellStart"/>
+      <w:proofErr w:type="gramEnd"/>
+      <w:r>
+        <w:rPr>
+          <w:rFonts w:ascii="Times New Roman" w:hAnsi="Times New Roman" w:cs="Times New Roman"/>
+        </w:rPr>
+        <w:t>keypoints</w:t>
+      </w:r>
+      <w:proofErr w:type="spellEnd"/>
+      <w:r>
+        <w:rPr>
+          <w:rFonts w:ascii="Times New Roman" w:hAnsi="Times New Roman" w:cs="Times New Roman"/>
+        </w:rPr>
+        <w:t xml:space="preserve">, </w:t>
+      </w:r>
+      <w:proofErr w:type="spellStart"/>
+      <w:r>
+        <w:rPr>
+          <w:rFonts w:ascii="Times New Roman" w:hAnsi="Times New Roman" w:cs="Times New Roman"/>
+        </w:rPr>
+        <w:t>confs</w:t>
+      </w:r>
+      <w:proofErr w:type="spellEnd"/>
+      <w:r>
+        <w:rPr>
+          <w:rFonts w:ascii="Times New Roman" w:hAnsi="Times New Roman" w:cs="Times New Roman"/>
+        </w:rPr>
+        <w:t xml:space="preserve">): </w:t>
+      </w:r>
+      <w:proofErr w:type="spellStart"/>
+      <w:r>
+        <w:rPr>
+          <w:rFonts w:ascii="Times New Roman" w:hAnsi="Times New Roman" w:cs="Times New Roman"/>
+        </w:rPr>
+        <w:t>float</w:t>
+      </w:r>
+      <w:proofErr w:type="spellEnd"/>
+    </w:p>
+    <w:p>
+      <w:pPr>
+        <w:numPr>
+          <w:ilvl w:val="0"/>
+          <w:numId w:val="4"/>
+        </w:numPr>
+        <w:rPr>
+          <w:rFonts w:ascii="Times New Roman" w:hAnsi="Times New Roman" w:cs="Times New Roman"/>
+        </w:rPr>
+      </w:pPr>
+      <w:r>
+        <w:rPr>
+          <w:rFonts w:ascii="Times New Roman" w:hAnsi="Times New Roman" w:cs="Times New Roman"/>
+        </w:rPr>
+        <w:t xml:space="preserve">+ </w:t>
+      </w:r>
+      <w:proofErr w:type="spellStart"/>
+      <w:r>
+        <w:rPr>
+          <w:rFonts w:ascii="Times New Roman" w:hAnsi="Times New Roman" w:cs="Times New Roman"/>
+        </w:rPr>
+        <w:t>draw</w:t>
+      </w:r>
+      <w:proofErr w:type="spellEnd"/>
+      <w:r>
+        <w:rPr>
+          <w:rFonts w:ascii="Times New Roman" w:hAnsi="Times New Roman" w:cs="Times New Roman"/>
+        </w:rPr>
+        <w:t>(</w:t>
+      </w:r>
+      <w:proofErr w:type="spellStart"/>
+      <w:r>
+        <w:rPr>
+          <w:rFonts w:ascii="Times New Roman" w:hAnsi="Times New Roman" w:cs="Times New Roman"/>
+        </w:rPr>
+        <w:t>frame</w:t>
+      </w:r>
+      <w:proofErr w:type="spellEnd"/>
+      <w:r>
+        <w:rPr>
+          <w:rFonts w:ascii="Times New Roman" w:hAnsi="Times New Roman" w:cs="Times New Roman"/>
+        </w:rPr>
+        <w:t xml:space="preserve">): </w:t>
+      </w:r>
+      <w:proofErr w:type="spellStart"/>
+      <w:proofErr w:type="gramStart"/>
+      <w:r>
+        <w:rPr>
+          <w:rFonts w:ascii="Times New Roman" w:hAnsi="Times New Roman" w:cs="Times New Roman"/>
+        </w:rPr>
+        <w:t>np.ndarray</w:t>
+      </w:r>
+      <w:proofErr w:type="spellEnd"/>
+      <w:proofErr w:type="gramEnd"/>
+    </w:p>
+    <w:p>
+      <w:pPr>
+        <w:rPr>
+          <w:rFonts w:ascii="Times New Roman" w:hAnsi="Times New Roman" w:cs="Times New Roman"/>
+          <w:i/>
+          <w:iCs/>
+        </w:rPr>
+      </w:pPr>
+      <w:r>
+        <w:rPr>
+          <w:rFonts w:ascii="Times New Roman" w:hAnsi="Times New Roman" w:cs="Times New Roman"/>
+          <w:i/>
+          <w:iCs/>
+        </w:rPr>
+        <w:t xml:space="preserve">Subclase de </w:t>
+      </w:r>
+      <w:proofErr w:type="spellStart"/>
+      <w:r>
+        <w:rPr>
+          <w:rFonts w:ascii="Times New Roman" w:hAnsi="Times New Roman" w:cs="Times New Roman"/>
+          <w:i/>
+          <w:iCs/>
+        </w:rPr>
+        <w:t>Exercise</w:t>
+      </w:r>
+      <w:proofErr w:type="spellEnd"/>
+      <w:r>
+        <w:rPr>
+          <w:rFonts w:ascii="Times New Roman" w:hAnsi="Times New Roman" w:cs="Times New Roman"/>
+          <w:i/>
+          <w:iCs/>
+        </w:rPr>
+        <w:t xml:space="preserve">: </w:t>
+      </w:r>
+      <w:proofErr w:type="spellStart"/>
+      <w:r>
+        <w:rPr>
+          <w:rFonts w:ascii="Times New Roman" w:hAnsi="Times New Roman" w:cs="Times New Roman"/>
+          <w:i/>
+          <w:iCs/>
+        </w:rPr>
+        <w:t>SquatExercise</w:t>
+      </w:r>
+      <w:proofErr w:type="spellEnd"/>
+    </w:p>
+    <w:p>
+      <w:pPr>
+        <w:rPr>
+          <w:rFonts w:ascii="Times New Roman" w:hAnsi="Times New Roman" w:cs="Times New Roman"/>
+        </w:rPr>
+      </w:pPr>
+      <w:r>
+        <w:rPr>
+          <w:rFonts w:ascii="Times New Roman" w:hAnsi="Times New Roman" w:cs="Times New Roman"/>
+        </w:rPr>
+        <w:t>S</w:t>
+      </w:r>
+      <w:r>
+        <w:rPr>
+          <w:rFonts w:ascii="Times New Roman" w:hAnsi="Times New Roman" w:cs="Times New Roman"/>
+        </w:rPr>
+        <w:t>e estructura siguiendo un patrón similar a </w:t>
+      </w:r>
+      <w:proofErr w:type="spellStart"/>
+      <w:r>
+        <w:rPr>
+          <w:rFonts w:ascii="Times New Roman" w:hAnsi="Times New Roman" w:cs="Times New Roman"/>
+        </w:rPr>
+        <w:t>CurlExercise</w:t>
+      </w:r>
+      <w:proofErr w:type="spellEnd"/>
+      <w:r>
+        <w:rPr>
+          <w:rFonts w:ascii="Times New Roman" w:hAnsi="Times New Roman" w:cs="Times New Roman"/>
+        </w:rPr>
+        <w:t>, pero con atributos específicos para monitorear la biomecánica del movimiento</w:t>
+      </w:r>
+      <w:r>
+        <w:rPr>
+          <w:rFonts w:ascii="Times New Roman" w:hAnsi="Times New Roman" w:cs="Times New Roman"/>
+        </w:rPr>
+        <w:t>.</w:t>
+      </w:r>
+    </w:p>
+    <w:p>
+      <w:pPr>
+        <w:rPr>
+          <w:rFonts w:ascii="Times New Roman" w:hAnsi="Times New Roman" w:cs="Times New Roman"/>
+        </w:rPr>
+      </w:pPr>
+    </w:p>
+    <w:p>
+      <w:pPr>
+        <w:rPr>
+          <w:rFonts w:ascii="Times New Roman" w:hAnsi="Times New Roman" w:cs="Times New Roman"/>
+          <w:i/>
+          <w:iCs/>
+        </w:rPr>
+      </w:pPr>
+      <w:r>
+        <w:rPr>
+          <w:rFonts w:ascii="Times New Roman" w:hAnsi="Times New Roman" w:cs="Times New Roman"/>
+          <w:i/>
+          <w:iCs/>
+        </w:rPr>
+        <w:t xml:space="preserve">Clase: </w:t>
+      </w:r>
+      <w:proofErr w:type="spellStart"/>
+      <w:r>
+        <w:rPr>
+          <w:rFonts w:ascii="Times New Roman" w:hAnsi="Times New Roman" w:cs="Times New Roman"/>
+          <w:i/>
+          <w:iCs/>
+        </w:rPr>
+        <w:t>PoseEstimator</w:t>
+      </w:r>
+      <w:proofErr w:type="spellEnd"/>
+    </w:p>
+    <w:p>
+      <w:pPr>
+        <w:rPr>
+          <w:rFonts w:ascii="Times New Roman" w:hAnsi="Times New Roman" w:cs="Times New Roman"/>
+        </w:rPr>
+      </w:pPr>
+      <w:r>
+        <w:rPr>
+          <w:rFonts w:ascii="Times New Roman" w:hAnsi="Times New Roman" w:cs="Times New Roman"/>
+        </w:rPr>
+        <w:t xml:space="preserve">Detecta la pose del usuario utilizando un modelo YOLO y devuelve los </w:t>
+      </w:r>
+      <w:proofErr w:type="spellStart"/>
+      <w:r>
+        <w:rPr>
+          <w:rFonts w:ascii="Times New Roman" w:hAnsi="Times New Roman" w:cs="Times New Roman"/>
+        </w:rPr>
+        <w:t>keypoints</w:t>
+      </w:r>
+      <w:proofErr w:type="spellEnd"/>
+      <w:r>
+        <w:rPr>
+          <w:rFonts w:ascii="Times New Roman" w:hAnsi="Times New Roman" w:cs="Times New Roman"/>
+        </w:rPr>
+        <w:t>, confianzas y la imagen anotada.</w:t>
+      </w:r>
+    </w:p>
+    <w:p>
+      <w:pPr>
+        <w:rPr>
+          <w:rFonts w:ascii="Times New Roman" w:hAnsi="Times New Roman" w:cs="Times New Roman"/>
+        </w:rPr>
+      </w:pPr>
+      <w:r>
+        <w:rPr>
+          <w:rFonts w:ascii="Times New Roman" w:hAnsi="Times New Roman" w:cs="Times New Roman"/>
+        </w:rPr>
+        <w:t>Atributos:</w:t>
+      </w:r>
+    </w:p>
+    <w:p>
+      <w:pPr>
+        <w:numPr>
+          <w:ilvl w:val="0"/>
+          <w:numId w:val="5"/>
+        </w:numPr>
+        <w:rPr>
+          <w:rFonts w:ascii="Times New Roman" w:hAnsi="Times New Roman" w:cs="Times New Roman"/>
+        </w:rPr>
+      </w:pPr>
+      <w:r>
+        <w:rPr>
+          <w:rFonts w:ascii="Times New Roman" w:hAnsi="Times New Roman" w:cs="Times New Roman"/>
+        </w:rPr>
+        <w:t xml:space="preserve">- </w:t>
+      </w:r>
+      <w:proofErr w:type="spellStart"/>
+      <w:r>
+        <w:rPr>
+          <w:rFonts w:ascii="Times New Roman" w:hAnsi="Times New Roman" w:cs="Times New Roman"/>
+        </w:rPr>
+        <w:t>model</w:t>
+      </w:r>
+      <w:proofErr w:type="spellEnd"/>
+      <w:r>
+        <w:rPr>
+          <w:rFonts w:ascii="Times New Roman" w:hAnsi="Times New Roman" w:cs="Times New Roman"/>
+        </w:rPr>
+        <w:t xml:space="preserve">: </w:t>
+      </w:r>
+      <w:proofErr w:type="spellStart"/>
+      <w:r>
+        <w:rPr>
+          <w:rFonts w:ascii="Times New Roman" w:hAnsi="Times New Roman" w:cs="Times New Roman"/>
+        </w:rPr>
+        <w:t>YOLOModel</w:t>
+      </w:r>
+      <w:proofErr w:type="spellEnd"/>
+    </w:p>
+    <w:p>
+      <w:pPr>
+        <w:rPr>
+          <w:rFonts w:ascii="Times New Roman" w:hAnsi="Times New Roman" w:cs="Times New Roman"/>
+        </w:rPr>
+      </w:pPr>
+      <w:r>
+        <w:rPr>
+          <w:rFonts w:ascii="Times New Roman" w:hAnsi="Times New Roman" w:cs="Times New Roman"/>
+        </w:rPr>
+        <w:t>Métodos:</w:t>
+      </w:r>
+    </w:p>
+    <w:p>
+      <w:pPr>
+        <w:numPr>
+          <w:ilvl w:val="0"/>
+          <w:numId w:val="6"/>
+        </w:numPr>
+        <w:rPr>
+          <w:rFonts w:ascii="Times New Roman" w:hAnsi="Times New Roman" w:cs="Times New Roman"/>
+          <w:lang w:val="en-US"/>
+        </w:rPr>
+      </w:pPr>
+      <w:r>
+        <w:rPr>
+          <w:rFonts w:ascii="Times New Roman" w:hAnsi="Times New Roman" w:cs="Times New Roman"/>
+          <w:lang w:val="en-US"/>
+        </w:rPr>
+        <w:t xml:space="preserve">+ </w:t>
+      </w:r>
+      <w:proofErr w:type="gramStart"/>
+      <w:r>
+        <w:rPr>
+          <w:rFonts w:ascii="Times New Roman" w:hAnsi="Times New Roman" w:cs="Times New Roman"/>
+          <w:lang w:val="en-US"/>
+        </w:rPr>
+        <w:t>estimate(</w:t>
+      </w:r>
+      <w:proofErr w:type="gramEnd"/>
+      <w:r>
+        <w:rPr>
+          <w:rFonts w:ascii="Times New Roman" w:hAnsi="Times New Roman" w:cs="Times New Roman"/>
+          <w:lang w:val="en-US"/>
+        </w:rPr>
+        <w:t xml:space="preserve">frame: </w:t>
+      </w:r>
+      <w:proofErr w:type="spellStart"/>
+      <w:r>
+        <w:rPr>
+          <w:rFonts w:ascii="Times New Roman" w:hAnsi="Times New Roman" w:cs="Times New Roman"/>
+          <w:lang w:val="en-US"/>
+        </w:rPr>
+        <w:t>np.ndarray</w:t>
+      </w:r>
+      <w:proofErr w:type="spellEnd"/>
+      <w:r>
+        <w:rPr>
+          <w:rFonts w:ascii="Times New Roman" w:hAnsi="Times New Roman" w:cs="Times New Roman"/>
+          <w:lang w:val="en-US"/>
+        </w:rPr>
+        <w:t xml:space="preserve">, </w:t>
+      </w:r>
+      <w:proofErr w:type="spellStart"/>
+      <w:r>
+        <w:rPr>
+          <w:rFonts w:ascii="Times New Roman" w:hAnsi="Times New Roman" w:cs="Times New Roman"/>
+          <w:lang w:val="en-US"/>
+        </w:rPr>
+        <w:t>relevant_indices</w:t>
+      </w:r>
+      <w:proofErr w:type="spellEnd"/>
+      <w:r>
+        <w:rPr>
+          <w:rFonts w:ascii="Times New Roman" w:hAnsi="Times New Roman" w:cs="Times New Roman"/>
+          <w:lang w:val="en-US"/>
+        </w:rPr>
+        <w:t>: list[int] = None) -&gt; (</w:t>
+      </w:r>
+      <w:proofErr w:type="spellStart"/>
+      <w:r>
+        <w:rPr>
+          <w:rFonts w:ascii="Times New Roman" w:hAnsi="Times New Roman" w:cs="Times New Roman"/>
+          <w:lang w:val="en-US"/>
+        </w:rPr>
+        <w:t>np.ndarray</w:t>
+      </w:r>
+      <w:proofErr w:type="spellEnd"/>
+      <w:r>
+        <w:rPr>
+          <w:rFonts w:ascii="Times New Roman" w:hAnsi="Times New Roman" w:cs="Times New Roman"/>
+          <w:lang w:val="en-US"/>
+        </w:rPr>
+        <w:t xml:space="preserve">, </w:t>
+      </w:r>
+      <w:proofErr w:type="spellStart"/>
+      <w:r>
+        <w:rPr>
+          <w:rFonts w:ascii="Times New Roman" w:hAnsi="Times New Roman" w:cs="Times New Roman"/>
+          <w:lang w:val="en-US"/>
+        </w:rPr>
+        <w:t>np.ndarray</w:t>
+      </w:r>
+      <w:proofErr w:type="spellEnd"/>
+      <w:r>
+        <w:rPr>
+          <w:rFonts w:ascii="Times New Roman" w:hAnsi="Times New Roman" w:cs="Times New Roman"/>
+          <w:lang w:val="en-US"/>
+        </w:rPr>
+        <w:t>)</w:t>
+      </w:r>
+    </w:p>
+    <w:p>
+      <w:pPr>
+        <w:rPr>
+          <w:rFonts w:ascii="Times New Roman" w:hAnsi="Times New Roman" w:cs="Times New Roman"/>
+          <w:lang w:val="en-US"/>
+        </w:rPr>
+      </w:pPr>
+    </w:p>
+    <w:p>
+      <w:pPr>
+        <w:rPr>
+          <w:rFonts w:ascii="Times New Roman" w:hAnsi="Times New Roman" w:cs="Times New Roman"/>
+          <w:lang w:val="en-US"/>
+        </w:rPr>
+      </w:pPr>
+    </w:p>
+    <w:p>
+      <w:pPr>
+        <w:rPr>
+          <w:rFonts w:ascii="Times New Roman" w:hAnsi="Times New Roman" w:cs="Times New Roman"/>
+          <w:i/>
+          <w:iCs/>
+          <w:lang w:val="en-US"/>
+        </w:rPr>
+      </w:pPr>
+      <w:r>
+        <w:rPr>
+          <w:rFonts w:ascii="Times New Roman" w:hAnsi="Times New Roman" w:cs="Times New Roman"/>
+          <w:i/>
+          <w:iCs/>
+          <w:lang w:val="en-US"/>
+        </w:rPr>
+        <w:lastRenderedPageBreak/>
+        <w:t>Clase: Metrics</w:t>
+      </w:r>
+    </w:p>
+    <w:p>
+      <w:pPr>
+        <w:rPr>
+          <w:rFonts w:ascii="Times New Roman" w:hAnsi="Times New Roman" w:cs="Times New Roman"/>
+        </w:rPr>
+      </w:pPr>
+      <w:r>
+        <w:rPr>
+          <w:rFonts w:ascii="Times New Roman" w:hAnsi="Times New Roman" w:cs="Times New Roman"/>
+        </w:rPr>
+        <w:t>Calcula métricas (ROM, VMED, VMAX)</w:t>
+      </w:r>
+      <w:r>
+        <w:rPr>
+          <w:rFonts w:ascii="Times New Roman" w:hAnsi="Times New Roman" w:cs="Times New Roman"/>
+        </w:rPr>
+        <w:t xml:space="preserve"> a partir de los datos recogidos durante una repetición. Además, acumula un historial de repeticiones.</w:t>
+      </w:r>
+    </w:p>
+    <w:p>
+      <w:pPr>
+        <w:rPr>
+          <w:rFonts w:ascii="Times New Roman" w:hAnsi="Times New Roman" w:cs="Times New Roman"/>
+        </w:rPr>
+      </w:pPr>
+      <w:r>
+        <w:rPr>
+          <w:rFonts w:ascii="Times New Roman" w:hAnsi="Times New Roman" w:cs="Times New Roman"/>
+        </w:rPr>
+        <w:t>Atributos:</w:t>
+      </w:r>
+    </w:p>
+    <w:p>
+      <w:pPr>
+        <w:numPr>
+          <w:ilvl w:val="0"/>
+          <w:numId w:val="5"/>
+        </w:numPr>
+        <w:rPr>
+          <w:rFonts w:ascii="Times New Roman" w:hAnsi="Times New Roman" w:cs="Times New Roman"/>
+        </w:rPr>
+      </w:pPr>
+      <w:r>
+        <w:rPr>
+          <w:rFonts w:ascii="Times New Roman" w:hAnsi="Times New Roman" w:cs="Times New Roman"/>
+        </w:rPr>
+        <w:t xml:space="preserve">- </w:t>
+      </w:r>
+      <w:r>
+        <w:rPr>
+          <w:rFonts w:ascii="Times New Roman" w:hAnsi="Times New Roman" w:cs="Times New Roman"/>
+        </w:rPr>
+        <w:t xml:space="preserve"> </w:t>
+      </w:r>
+      <w:proofErr w:type="spellStart"/>
+      <w:r>
+        <w:rPr>
+          <w:rFonts w:ascii="Times New Roman" w:hAnsi="Times New Roman" w:cs="Times New Roman"/>
+        </w:rPr>
+        <w:t>exercise</w:t>
+      </w:r>
+      <w:proofErr w:type="spellEnd"/>
+      <w:r>
+        <w:rPr>
+          <w:rFonts w:ascii="Times New Roman" w:hAnsi="Times New Roman" w:cs="Times New Roman"/>
+        </w:rPr>
+        <w:t xml:space="preserve">: </w:t>
+      </w:r>
+      <w:proofErr w:type="spellStart"/>
+      <w:r>
+        <w:rPr>
+          <w:rFonts w:ascii="Times New Roman" w:hAnsi="Times New Roman" w:cs="Times New Roman"/>
+        </w:rPr>
+        <w:t>str</w:t>
+      </w:r>
+      <w:proofErr w:type="spellEnd"/>
+    </w:p>
+    <w:p>
+      <w:pPr>
+        <w:numPr>
+          <w:ilvl w:val="0"/>
+          <w:numId w:val="5"/>
+        </w:numPr>
+        <w:rPr>
+          <w:rFonts w:ascii="Times New Roman" w:hAnsi="Times New Roman" w:cs="Times New Roman"/>
+        </w:rPr>
+      </w:pPr>
+      <w:r>
+        <w:rPr>
+          <w:rFonts w:ascii="Times New Roman" w:hAnsi="Times New Roman" w:cs="Times New Roman"/>
+        </w:rPr>
+        <w:t xml:space="preserve">- </w:t>
+      </w:r>
+      <w:proofErr w:type="spellStart"/>
+      <w:r>
+        <w:rPr>
+          <w:rFonts w:ascii="Times New Roman" w:hAnsi="Times New Roman" w:cs="Times New Roman"/>
+        </w:rPr>
+        <w:t>height</w:t>
+      </w:r>
+      <w:proofErr w:type="spellEnd"/>
+      <w:r>
+        <w:rPr>
+          <w:rFonts w:ascii="Times New Roman" w:hAnsi="Times New Roman" w:cs="Times New Roman"/>
+        </w:rPr>
+        <w:t xml:space="preserve">: </w:t>
+      </w:r>
+      <w:proofErr w:type="spellStart"/>
+      <w:r>
+        <w:rPr>
+          <w:rFonts w:ascii="Times New Roman" w:hAnsi="Times New Roman" w:cs="Times New Roman"/>
+        </w:rPr>
+        <w:t>float</w:t>
+      </w:r>
+      <w:proofErr w:type="spellEnd"/>
+    </w:p>
+    <w:p>
+      <w:pPr>
+        <w:numPr>
+          <w:ilvl w:val="0"/>
+          <w:numId w:val="5"/>
+        </w:numPr>
+        <w:rPr>
+          <w:rFonts w:ascii="Times New Roman" w:hAnsi="Times New Roman" w:cs="Times New Roman"/>
+        </w:rPr>
+      </w:pPr>
+      <w:r>
+        <w:rPr>
+          <w:rFonts w:ascii="Times New Roman" w:hAnsi="Times New Roman" w:cs="Times New Roman"/>
+        </w:rPr>
+        <w:t xml:space="preserve">- </w:t>
+      </w:r>
+      <w:proofErr w:type="spellStart"/>
+      <w:r>
+        <w:rPr>
+          <w:rFonts w:ascii="Times New Roman" w:hAnsi="Times New Roman" w:cs="Times New Roman"/>
+        </w:rPr>
+        <w:t>gender</w:t>
+      </w:r>
+      <w:proofErr w:type="spellEnd"/>
+      <w:r>
+        <w:rPr>
+          <w:rFonts w:ascii="Times New Roman" w:hAnsi="Times New Roman" w:cs="Times New Roman"/>
+        </w:rPr>
+        <w:t xml:space="preserve">: </w:t>
+      </w:r>
+      <w:proofErr w:type="spellStart"/>
+      <w:r>
+        <w:rPr>
+          <w:rFonts w:ascii="Times New Roman" w:hAnsi="Times New Roman" w:cs="Times New Roman"/>
+        </w:rPr>
+        <w:t>str</w:t>
+      </w:r>
+      <w:proofErr w:type="spellEnd"/>
+    </w:p>
+    <w:p>
+      <w:pPr>
+        <w:numPr>
+          <w:ilvl w:val="0"/>
+          <w:numId w:val="5"/>
+        </w:numPr>
+        <w:rPr>
+          <w:rFonts w:ascii="Times New Roman" w:hAnsi="Times New Roman" w:cs="Times New Roman"/>
+        </w:rPr>
+      </w:pPr>
+      <w:r>
+        <w:rPr>
+          <w:rFonts w:ascii="Times New Roman" w:hAnsi="Times New Roman" w:cs="Times New Roman"/>
+        </w:rPr>
+        <w:t xml:space="preserve">- </w:t>
+      </w:r>
+      <w:proofErr w:type="spellStart"/>
+      <w:r>
+        <w:rPr>
+          <w:rFonts w:ascii="Times New Roman" w:hAnsi="Times New Roman" w:cs="Times New Roman"/>
+        </w:rPr>
+        <w:t>age</w:t>
+      </w:r>
+      <w:proofErr w:type="spellEnd"/>
+      <w:r>
+        <w:rPr>
+          <w:rFonts w:ascii="Times New Roman" w:hAnsi="Times New Roman" w:cs="Times New Roman"/>
+        </w:rPr>
+        <w:t xml:space="preserve">: </w:t>
+      </w:r>
+      <w:proofErr w:type="spellStart"/>
+      <w:r>
+        <w:rPr>
+          <w:rFonts w:ascii="Times New Roman" w:hAnsi="Times New Roman" w:cs="Times New Roman"/>
+        </w:rPr>
+        <w:t>int</w:t>
+      </w:r>
+      <w:proofErr w:type="spellEnd"/>
+    </w:p>
+    <w:p>
+      <w:pPr>
+        <w:numPr>
+          <w:ilvl w:val="0"/>
+          <w:numId w:val="5"/>
+        </w:numPr>
+        <w:rPr>
+          <w:rFonts w:ascii="Times New Roman" w:hAnsi="Times New Roman" w:cs="Times New Roman"/>
+        </w:rPr>
+      </w:pPr>
+      <w:r>
+        <w:rPr>
+          <w:rFonts w:ascii="Times New Roman" w:hAnsi="Times New Roman" w:cs="Times New Roman"/>
+        </w:rPr>
+        <w:t xml:space="preserve">- </w:t>
+      </w:r>
+      <w:proofErr w:type="spellStart"/>
+      <w:r>
+        <w:rPr>
+          <w:rFonts w:ascii="Times New Roman" w:hAnsi="Times New Roman" w:cs="Times New Roman"/>
+        </w:rPr>
+        <w:t>segment_length</w:t>
+      </w:r>
+      <w:proofErr w:type="spellEnd"/>
+      <w:r>
+        <w:rPr>
+          <w:rFonts w:ascii="Times New Roman" w:hAnsi="Times New Roman" w:cs="Times New Roman"/>
+        </w:rPr>
+        <w:t xml:space="preserve">: </w:t>
+      </w:r>
+      <w:proofErr w:type="spellStart"/>
+      <w:r>
+        <w:rPr>
+          <w:rFonts w:ascii="Times New Roman" w:hAnsi="Times New Roman" w:cs="Times New Roman"/>
+        </w:rPr>
+        <w:t>float</w:t>
+      </w:r>
+      <w:proofErr w:type="spellEnd"/>
+    </w:p>
+    <w:p>
+      <w:pPr>
+        <w:numPr>
+          <w:ilvl w:val="0"/>
+          <w:numId w:val="5"/>
+        </w:numPr>
+        <w:rPr>
+          <w:rFonts w:ascii="Times New Roman" w:hAnsi="Times New Roman" w:cs="Times New Roman"/>
+        </w:rPr>
+      </w:pPr>
+      <w:r>
+        <w:rPr>
+          <w:rFonts w:ascii="Times New Roman" w:hAnsi="Times New Roman" w:cs="Times New Roman"/>
+        </w:rPr>
+        <w:t xml:space="preserve">- angles: </w:t>
+      </w:r>
+      <w:proofErr w:type="spellStart"/>
+      <w:r>
+        <w:rPr>
+          <w:rFonts w:ascii="Times New Roman" w:hAnsi="Times New Roman" w:cs="Times New Roman"/>
+        </w:rPr>
+        <w:t>list</w:t>
+      </w:r>
+      <w:proofErr w:type="spellEnd"/>
+      <w:r>
+        <w:rPr>
+          <w:rFonts w:ascii="Times New Roman" w:hAnsi="Times New Roman" w:cs="Times New Roman"/>
+        </w:rPr>
+        <w:t>[</w:t>
+      </w:r>
+      <w:proofErr w:type="spellStart"/>
+      <w:r>
+        <w:rPr>
+          <w:rFonts w:ascii="Times New Roman" w:hAnsi="Times New Roman" w:cs="Times New Roman"/>
+        </w:rPr>
+        <w:t>float</w:t>
+      </w:r>
+      <w:proofErr w:type="spellEnd"/>
+      <w:r>
+        <w:rPr>
+          <w:rFonts w:ascii="Times New Roman" w:hAnsi="Times New Roman" w:cs="Times New Roman"/>
+        </w:rPr>
+        <w:t>]</w:t>
+      </w:r>
+    </w:p>
+    <w:p>
+      <w:pPr>
+        <w:numPr>
+          <w:ilvl w:val="0"/>
+          <w:numId w:val="5"/>
+        </w:numPr>
+        <w:rPr>
+          <w:rFonts w:ascii="Times New Roman" w:hAnsi="Times New Roman" w:cs="Times New Roman"/>
+        </w:rPr>
+      </w:pPr>
+      <w:r>
+        <w:rPr>
+          <w:rFonts w:ascii="Times New Roman" w:hAnsi="Times New Roman" w:cs="Times New Roman"/>
+        </w:rPr>
+        <w:t xml:space="preserve">- </w:t>
+      </w:r>
+      <w:proofErr w:type="spellStart"/>
+      <w:r>
+        <w:rPr>
+          <w:rFonts w:ascii="Times New Roman" w:hAnsi="Times New Roman" w:cs="Times New Roman"/>
+        </w:rPr>
+        <w:t>timestamps</w:t>
+      </w:r>
+      <w:proofErr w:type="spellEnd"/>
+      <w:r>
+        <w:rPr>
+          <w:rFonts w:ascii="Times New Roman" w:hAnsi="Times New Roman" w:cs="Times New Roman"/>
+        </w:rPr>
+        <w:t xml:space="preserve">: </w:t>
+      </w:r>
+      <w:proofErr w:type="spellStart"/>
+      <w:r>
+        <w:rPr>
+          <w:rFonts w:ascii="Times New Roman" w:hAnsi="Times New Roman" w:cs="Times New Roman"/>
+        </w:rPr>
+        <w:t>list</w:t>
+      </w:r>
+      <w:proofErr w:type="spellEnd"/>
+      <w:r>
+        <w:rPr>
+          <w:rFonts w:ascii="Times New Roman" w:hAnsi="Times New Roman" w:cs="Times New Roman"/>
+        </w:rPr>
+        <w:t>[</w:t>
+      </w:r>
+      <w:proofErr w:type="spellStart"/>
+      <w:r>
+        <w:rPr>
+          <w:rFonts w:ascii="Times New Roman" w:hAnsi="Times New Roman" w:cs="Times New Roman"/>
+        </w:rPr>
+        <w:t>float</w:t>
+      </w:r>
+      <w:proofErr w:type="spellEnd"/>
+      <w:r>
+        <w:rPr>
+          <w:rFonts w:ascii="Times New Roman" w:hAnsi="Times New Roman" w:cs="Times New Roman"/>
+        </w:rPr>
+        <w:t>]</w:t>
+      </w:r>
+    </w:p>
+    <w:p>
+      <w:pPr>
+        <w:numPr>
+          <w:ilvl w:val="0"/>
+          <w:numId w:val="5"/>
+        </w:numPr>
+        <w:rPr>
+          <w:rFonts w:ascii="Times New Roman" w:hAnsi="Times New Roman" w:cs="Times New Roman"/>
+        </w:rPr>
+      </w:pPr>
+      <w:r>
+        <w:rPr>
+          <w:rFonts w:ascii="Times New Roman" w:hAnsi="Times New Roman" w:cs="Times New Roman"/>
+        </w:rPr>
+        <w:t xml:space="preserve">- </w:t>
+      </w:r>
+      <w:proofErr w:type="spellStart"/>
+      <w:r>
+        <w:rPr>
+          <w:rFonts w:ascii="Times New Roman" w:hAnsi="Times New Roman" w:cs="Times New Roman"/>
+        </w:rPr>
+        <w:t>history</w:t>
+      </w:r>
+      <w:proofErr w:type="spellEnd"/>
+      <w:r>
+        <w:rPr>
+          <w:rFonts w:ascii="Times New Roman" w:hAnsi="Times New Roman" w:cs="Times New Roman"/>
+        </w:rPr>
+        <w:t xml:space="preserve">: </w:t>
+      </w:r>
+      <w:proofErr w:type="spellStart"/>
+      <w:r>
+        <w:rPr>
+          <w:rFonts w:ascii="Times New Roman" w:hAnsi="Times New Roman" w:cs="Times New Roman"/>
+        </w:rPr>
+        <w:t>list</w:t>
+      </w:r>
+      <w:proofErr w:type="spellEnd"/>
+      <w:r>
+        <w:rPr>
+          <w:rFonts w:ascii="Times New Roman" w:hAnsi="Times New Roman" w:cs="Times New Roman"/>
+        </w:rPr>
+        <w:t>[</w:t>
+      </w:r>
+      <w:proofErr w:type="spellStart"/>
+      <w:r>
+        <w:rPr>
+          <w:rFonts w:ascii="Times New Roman" w:hAnsi="Times New Roman" w:cs="Times New Roman"/>
+        </w:rPr>
+        <w:t>dict</w:t>
+      </w:r>
+      <w:proofErr w:type="spellEnd"/>
+      <w:r>
+        <w:rPr>
+          <w:rFonts w:ascii="Times New Roman" w:hAnsi="Times New Roman" w:cs="Times New Roman"/>
+        </w:rPr>
+        <w:t>]</w:t>
+      </w:r>
+    </w:p>
+    <w:p>
+      <w:pPr>
+        <w:rPr>
+          <w:rFonts w:ascii="Times New Roman" w:hAnsi="Times New Roman" w:cs="Times New Roman"/>
+        </w:rPr>
+      </w:pPr>
+      <w:r>
+        <w:rPr>
+          <w:rFonts w:ascii="Times New Roman" w:hAnsi="Times New Roman" w:cs="Times New Roman"/>
+        </w:rPr>
+        <w:t>Métodos:</w:t>
+      </w:r>
+    </w:p>
+    <w:p>
+      <w:pPr>
+        <w:numPr>
+          <w:ilvl w:val="0"/>
+          <w:numId w:val="6"/>
+        </w:numPr>
+        <w:rPr>
+          <w:rFonts w:ascii="Times New Roman" w:hAnsi="Times New Roman" w:cs="Times New Roman"/>
+          <w:lang w:val="en-US"/>
+        </w:rPr>
+      </w:pPr>
+      <w:r>
+        <w:rPr>
+          <w:rFonts w:ascii="Times New Roman" w:hAnsi="Times New Roman" w:cs="Times New Roman"/>
+          <w:lang w:val="en-US"/>
+        </w:rPr>
+        <w:t xml:space="preserve">+ </w:t>
+      </w:r>
+      <w:proofErr w:type="gramStart"/>
+      <w:r>
+        <w:rPr>
+          <w:rFonts w:ascii="Times New Roman" w:hAnsi="Times New Roman" w:cs="Times New Roman"/>
+          <w:lang w:val="en-US"/>
+        </w:rPr>
+        <w:t>update(</w:t>
+      </w:r>
+      <w:proofErr w:type="gramEnd"/>
+      <w:r>
+        <w:rPr>
+          <w:rFonts w:ascii="Times New Roman" w:hAnsi="Times New Roman" w:cs="Times New Roman"/>
+          <w:lang w:val="en-US"/>
+        </w:rPr>
+        <w:t>angle: float, timestamp: float): void</w:t>
+      </w:r>
+    </w:p>
+    <w:p>
+      <w:pPr>
+        <w:numPr>
+          <w:ilvl w:val="0"/>
+          <w:numId w:val="6"/>
+        </w:numPr>
+        <w:rPr>
+          <w:rFonts w:ascii="Times New Roman" w:hAnsi="Times New Roman" w:cs="Times New Roman"/>
+          <w:lang w:val="en-US"/>
+        </w:rPr>
+      </w:pPr>
+      <w:r>
+        <w:rPr>
+          <w:rFonts w:ascii="Times New Roman" w:hAnsi="Times New Roman" w:cs="Times New Roman"/>
+          <w:lang w:val="en-US"/>
+        </w:rPr>
+        <w:t xml:space="preserve">+ </w:t>
+      </w:r>
+      <w:proofErr w:type="spellStart"/>
+      <w:r>
+        <w:rPr>
+          <w:rFonts w:ascii="Times New Roman" w:hAnsi="Times New Roman" w:cs="Times New Roman"/>
+          <w:lang w:val="en-US"/>
+        </w:rPr>
+        <w:t>calculate_</w:t>
+      </w:r>
+      <w:proofErr w:type="gramStart"/>
+      <w:r>
+        <w:rPr>
+          <w:rFonts w:ascii="Times New Roman" w:hAnsi="Times New Roman" w:cs="Times New Roman"/>
+          <w:lang w:val="en-US"/>
+        </w:rPr>
+        <w:t>rom</w:t>
+      </w:r>
+      <w:proofErr w:type="spellEnd"/>
+      <w:r>
+        <w:rPr>
+          <w:rFonts w:ascii="Times New Roman" w:hAnsi="Times New Roman" w:cs="Times New Roman"/>
+          <w:lang w:val="en-US"/>
+        </w:rPr>
+        <w:t>(</w:t>
+      </w:r>
+      <w:proofErr w:type="gramEnd"/>
+      <w:r>
+        <w:rPr>
+          <w:rFonts w:ascii="Times New Roman" w:hAnsi="Times New Roman" w:cs="Times New Roman"/>
+          <w:lang w:val="en-US"/>
+        </w:rPr>
+        <w:t xml:space="preserve">) </w:t>
+      </w:r>
+      <w:r>
+        <w:rPr>
+          <w:rFonts w:ascii="Times New Roman" w:hAnsi="Times New Roman" w:cs="Times New Roman"/>
+        </w:rPr>
+        <w:t xml:space="preserve">-&gt; </w:t>
+      </w:r>
+      <w:proofErr w:type="spellStart"/>
+      <w:r>
+        <w:rPr>
+          <w:rFonts w:ascii="Times New Roman" w:hAnsi="Times New Roman" w:cs="Times New Roman"/>
+        </w:rPr>
+        <w:t>float</w:t>
+      </w:r>
+      <w:proofErr w:type="spellEnd"/>
+    </w:p>
+    <w:p>
+      <w:pPr>
+        <w:numPr>
+          <w:ilvl w:val="0"/>
+          <w:numId w:val="6"/>
+        </w:numPr>
+        <w:rPr>
+          <w:rFonts w:ascii="Times New Roman" w:hAnsi="Times New Roman" w:cs="Times New Roman"/>
+          <w:lang w:val="en-US"/>
+        </w:rPr>
+      </w:pPr>
+      <w:r>
+        <w:rPr>
+          <w:rFonts w:ascii="Times New Roman" w:hAnsi="Times New Roman" w:cs="Times New Roman"/>
+        </w:rPr>
+        <w:t xml:space="preserve">+ </w:t>
+      </w:r>
+      <w:proofErr w:type="spellStart"/>
+      <w:r>
+        <w:rPr>
+          <w:rFonts w:ascii="Times New Roman" w:hAnsi="Times New Roman" w:cs="Times New Roman"/>
+        </w:rPr>
+        <w:t>calculate_</w:t>
+      </w:r>
+      <w:proofErr w:type="gramStart"/>
+      <w:r>
+        <w:rPr>
+          <w:rFonts w:ascii="Times New Roman" w:hAnsi="Times New Roman" w:cs="Times New Roman"/>
+        </w:rPr>
+        <w:t>vmed</w:t>
+      </w:r>
+      <w:proofErr w:type="spellEnd"/>
+      <w:r>
+        <w:rPr>
+          <w:rFonts w:ascii="Times New Roman" w:hAnsi="Times New Roman" w:cs="Times New Roman"/>
+        </w:rPr>
+        <w:t>(</w:t>
+      </w:r>
+      <w:proofErr w:type="gramEnd"/>
+      <w:r>
+        <w:rPr>
+          <w:rFonts w:ascii="Times New Roman" w:hAnsi="Times New Roman" w:cs="Times New Roman"/>
+        </w:rPr>
+        <w:t xml:space="preserve">) </w:t>
+      </w:r>
+      <w:r>
+        <w:rPr>
+          <w:rFonts w:ascii="Times New Roman" w:hAnsi="Times New Roman" w:cs="Times New Roman"/>
+        </w:rPr>
+        <w:t xml:space="preserve">-&gt; </w:t>
+      </w:r>
+      <w:proofErr w:type="spellStart"/>
+      <w:r>
+        <w:rPr>
+          <w:rFonts w:ascii="Times New Roman" w:hAnsi="Times New Roman" w:cs="Times New Roman"/>
+        </w:rPr>
+        <w:t>float</w:t>
+      </w:r>
+      <w:proofErr w:type="spellEnd"/>
+    </w:p>
+    <w:p>
+      <w:pPr>
+        <w:numPr>
+          <w:ilvl w:val="0"/>
+          <w:numId w:val="6"/>
+        </w:numPr>
+        <w:rPr>
+          <w:rFonts w:ascii="Times New Roman" w:hAnsi="Times New Roman" w:cs="Times New Roman"/>
+          <w:lang w:val="en-US"/>
+        </w:rPr>
+      </w:pPr>
+      <w:r>
+        <w:rPr>
+          <w:rFonts w:ascii="Times New Roman" w:hAnsi="Times New Roman" w:cs="Times New Roman"/>
+        </w:rPr>
+        <w:t xml:space="preserve">+ </w:t>
+      </w:r>
+      <w:proofErr w:type="spellStart"/>
+      <w:r>
+        <w:rPr>
+          <w:rFonts w:ascii="Times New Roman" w:hAnsi="Times New Roman" w:cs="Times New Roman"/>
+        </w:rPr>
+        <w:t>calculate_</w:t>
+      </w:r>
+      <w:proofErr w:type="gramStart"/>
+      <w:r>
+        <w:rPr>
+          <w:rFonts w:ascii="Times New Roman" w:hAnsi="Times New Roman" w:cs="Times New Roman"/>
+        </w:rPr>
+        <w:t>vmax</w:t>
+      </w:r>
+      <w:proofErr w:type="spellEnd"/>
+      <w:r>
+        <w:rPr>
+          <w:rFonts w:ascii="Times New Roman" w:hAnsi="Times New Roman" w:cs="Times New Roman"/>
+        </w:rPr>
+        <w:t>(</w:t>
+      </w:r>
+      <w:proofErr w:type="gramEnd"/>
+      <w:r>
+        <w:rPr>
+          <w:rFonts w:ascii="Times New Roman" w:hAnsi="Times New Roman" w:cs="Times New Roman"/>
+        </w:rPr>
+        <w:t xml:space="preserve">) </w:t>
+      </w:r>
+      <w:r>
+        <w:rPr>
+          <w:rFonts w:ascii="Times New Roman" w:hAnsi="Times New Roman" w:cs="Times New Roman"/>
+        </w:rPr>
+        <w:t xml:space="preserve">-&gt; </w:t>
+      </w:r>
+      <w:proofErr w:type="spellStart"/>
+      <w:r>
+        <w:rPr>
+          <w:rFonts w:ascii="Times New Roman" w:hAnsi="Times New Roman" w:cs="Times New Roman"/>
+        </w:rPr>
+        <w:t>float</w:t>
+      </w:r>
+      <w:proofErr w:type="spellEnd"/>
+    </w:p>
+    <w:p>
+      <w:pPr>
+        <w:numPr>
+          <w:ilvl w:val="0"/>
+          <w:numId w:val="6"/>
+        </w:numPr>
+        <w:rPr>
+          <w:rFonts w:ascii="Times New Roman" w:hAnsi="Times New Roman" w:cs="Times New Roman"/>
+          <w:lang w:val="en-US"/>
+        </w:rPr>
+      </w:pPr>
+      <w:r>
+        <w:rPr>
+          <w:rFonts w:ascii="Times New Roman" w:hAnsi="Times New Roman" w:cs="Times New Roman"/>
+          <w:lang w:val="en-US"/>
+        </w:rPr>
+        <w:t xml:space="preserve">+ </w:t>
+      </w:r>
+      <w:proofErr w:type="spellStart"/>
+      <w:r>
+        <w:rPr>
+          <w:rFonts w:ascii="Times New Roman" w:hAnsi="Times New Roman" w:cs="Times New Roman"/>
+          <w:lang w:val="en-US"/>
+        </w:rPr>
+        <w:t>get_</w:t>
+      </w:r>
+      <w:proofErr w:type="gramStart"/>
+      <w:r>
+        <w:rPr>
+          <w:rFonts w:ascii="Times New Roman" w:hAnsi="Times New Roman" w:cs="Times New Roman"/>
+          <w:lang w:val="en-US"/>
+        </w:rPr>
+        <w:t>metrics</w:t>
+      </w:r>
+      <w:proofErr w:type="spellEnd"/>
+      <w:r>
+        <w:rPr>
+          <w:rFonts w:ascii="Times New Roman" w:hAnsi="Times New Roman" w:cs="Times New Roman"/>
+          <w:lang w:val="en-US"/>
+        </w:rPr>
+        <w:t>(</w:t>
+      </w:r>
+      <w:proofErr w:type="gramEnd"/>
+      <w:r>
+        <w:rPr>
+          <w:rFonts w:ascii="Times New Roman" w:hAnsi="Times New Roman" w:cs="Times New Roman"/>
+          <w:lang w:val="en-US"/>
+        </w:rPr>
+        <w:t>repetition: int = N</w:t>
+      </w:r>
+      <w:r>
+        <w:rPr>
+          <w:rFonts w:ascii="Times New Roman" w:hAnsi="Times New Roman" w:cs="Times New Roman"/>
+          <w:lang w:val="en-US"/>
+        </w:rPr>
+        <w:t xml:space="preserve">one) </w:t>
+      </w:r>
+      <w:r>
+        <w:rPr>
+          <w:rFonts w:ascii="Times New Roman" w:hAnsi="Times New Roman" w:cs="Times New Roman"/>
+          <w:lang w:val="en-US"/>
+        </w:rPr>
+        <w:t xml:space="preserve">-&gt; </w:t>
+      </w:r>
+      <w:proofErr w:type="spellStart"/>
+      <w:r>
+        <w:rPr>
+          <w:rFonts w:ascii="Times New Roman" w:hAnsi="Times New Roman" w:cs="Times New Roman"/>
+          <w:lang w:val="en-US"/>
+        </w:rPr>
+        <w:t>dict</w:t>
+      </w:r>
+      <w:proofErr w:type="spellEnd"/>
+    </w:p>
+    <w:p>
+      <w:pPr>
+        <w:numPr>
+          <w:ilvl w:val="0"/>
+          <w:numId w:val="6"/>
+        </w:numPr>
+        <w:rPr>
+          <w:rFonts w:ascii="Times New Roman" w:hAnsi="Times New Roman" w:cs="Times New Roman"/>
+          <w:lang w:val="en-US"/>
+        </w:rPr>
+      </w:pPr>
+      <w:r>
+        <w:rPr>
+          <w:rFonts w:ascii="Times New Roman" w:hAnsi="Times New Roman" w:cs="Times New Roman"/>
+          <w:lang w:val="en-US"/>
+        </w:rPr>
+        <w:t xml:space="preserve">+ </w:t>
+      </w:r>
+      <w:proofErr w:type="spellStart"/>
+      <w:r>
+        <w:rPr>
+          <w:rFonts w:ascii="Times New Roman" w:hAnsi="Times New Roman" w:cs="Times New Roman"/>
+          <w:lang w:val="en-US"/>
+        </w:rPr>
+        <w:t>record_</w:t>
+      </w:r>
+      <w:proofErr w:type="gramStart"/>
+      <w:r>
+        <w:rPr>
+          <w:rFonts w:ascii="Times New Roman" w:hAnsi="Times New Roman" w:cs="Times New Roman"/>
+          <w:lang w:val="en-US"/>
+        </w:rPr>
+        <w:t>metrics</w:t>
+      </w:r>
+      <w:proofErr w:type="spellEnd"/>
+      <w:r>
+        <w:rPr>
+          <w:rFonts w:ascii="Times New Roman" w:hAnsi="Times New Roman" w:cs="Times New Roman"/>
+          <w:lang w:val="en-US"/>
+        </w:rPr>
+        <w:t>(</w:t>
+      </w:r>
+      <w:proofErr w:type="gramEnd"/>
+      <w:r>
+        <w:rPr>
+          <w:rFonts w:ascii="Times New Roman" w:hAnsi="Times New Roman" w:cs="Times New Roman"/>
+          <w:lang w:val="en-US"/>
+        </w:rPr>
+        <w:t xml:space="preserve">repetition: int = None) </w:t>
+      </w:r>
+      <w:r>
+        <w:rPr>
+          <w:rFonts w:ascii="Times New Roman" w:hAnsi="Times New Roman" w:cs="Times New Roman"/>
+          <w:lang w:val="en-US"/>
+        </w:rPr>
+        <w:t xml:space="preserve">-&gt; </w:t>
+      </w:r>
+      <w:proofErr w:type="spellStart"/>
+      <w:r>
+        <w:rPr>
+          <w:rFonts w:ascii="Times New Roman" w:hAnsi="Times New Roman" w:cs="Times New Roman"/>
+          <w:lang w:val="en-US"/>
+        </w:rPr>
+        <w:t>dict</w:t>
+      </w:r>
+      <w:proofErr w:type="spellEnd"/>
+    </w:p>
+    <w:p>
+      <w:pPr>
+        <w:numPr>
+          <w:ilvl w:val="0"/>
+          <w:numId w:val="6"/>
+        </w:numPr>
+        <w:rPr>
+          <w:rFonts w:ascii="Times New Roman" w:hAnsi="Times New Roman" w:cs="Times New Roman"/>
+          <w:lang w:val="en-US"/>
+        </w:rPr>
+      </w:pPr>
+      <w:r>
+        <w:rPr>
+          <w:rFonts w:ascii="Times New Roman" w:hAnsi="Times New Roman" w:cs="Times New Roman"/>
+          <w:lang w:val="en-US"/>
+        </w:rPr>
+        <w:t xml:space="preserve">+ </w:t>
+      </w:r>
+      <w:proofErr w:type="gramStart"/>
+      <w:r>
+        <w:rPr>
+          <w:rFonts w:ascii="Times New Roman" w:hAnsi="Times New Roman" w:cs="Times New Roman"/>
+          <w:lang w:val="en-US"/>
+        </w:rPr>
+        <w:t>reset(</w:t>
+      </w:r>
+      <w:proofErr w:type="gramEnd"/>
+      <w:r>
+        <w:rPr>
+          <w:rFonts w:ascii="Times New Roman" w:hAnsi="Times New Roman" w:cs="Times New Roman"/>
+          <w:lang w:val="en-US"/>
+        </w:rPr>
+        <w:t>): void</w:t>
+      </w:r>
+    </w:p>
+    <w:p>
+      <w:pPr>
+        <w:rPr>
+          <w:rFonts w:ascii="Times New Roman" w:hAnsi="Times New Roman" w:cs="Times New Roman"/>
+          <w:lang w:val="en-US"/>
+        </w:rPr>
+      </w:pPr>
+    </w:p>
+    <w:p>
+      <w:pPr>
+        <w:rPr>
+          <w:rFonts w:ascii="Times New Roman" w:hAnsi="Times New Roman" w:cs="Times New Roman"/>
+          <w:i/>
+          <w:iCs/>
+        </w:rPr>
+      </w:pPr>
+      <w:r>
+        <w:rPr>
+          <w:rFonts w:ascii="Times New Roman" w:hAnsi="Times New Roman" w:cs="Times New Roman"/>
+          <w:i/>
+          <w:iCs/>
+        </w:rPr>
+        <w:t xml:space="preserve">Clase: </w:t>
+      </w:r>
+      <w:proofErr w:type="spellStart"/>
+      <w:r>
+        <w:rPr>
+          <w:rFonts w:ascii="Times New Roman" w:hAnsi="Times New Roman" w:cs="Times New Roman"/>
+          <w:i/>
+          <w:iCs/>
+        </w:rPr>
+        <w:t>Anthropometry</w:t>
+      </w:r>
+      <w:proofErr w:type="spellEnd"/>
+    </w:p>
+    <w:p>
+      <w:pPr>
+        <w:rPr>
+          <w:rFonts w:ascii="Times New Roman" w:hAnsi="Times New Roman" w:cs="Times New Roman"/>
+        </w:rPr>
+      </w:pPr>
+      <w:r>
+        <w:rPr>
+          <w:rFonts w:ascii="Times New Roman" w:hAnsi="Times New Roman" w:cs="Times New Roman"/>
+        </w:rPr>
+        <w:t>Contiene métodos estáticos para calcular longitudes antropométricas mediante modelos de regresión.</w:t>
+      </w:r>
+    </w:p>
+    <w:p>
+      <w:pPr>
+        <w:rPr>
+          <w:rFonts w:ascii="Times New Roman" w:hAnsi="Times New Roman" w:cs="Times New Roman"/>
+        </w:rPr>
+      </w:pPr>
+      <w:r>
+        <w:rPr>
+          <w:rFonts w:ascii="Times New Roman" w:hAnsi="Times New Roman" w:cs="Times New Roman"/>
+        </w:rPr>
+        <w:t>Métodos</w:t>
+      </w:r>
+      <w:r>
+        <w:rPr>
+          <w:rFonts w:ascii="Times New Roman" w:hAnsi="Times New Roman" w:cs="Times New Roman"/>
+        </w:rPr>
+        <w:t xml:space="preserve"> (estáticos)</w:t>
+      </w:r>
+      <w:r>
+        <w:rPr>
+          <w:rFonts w:ascii="Times New Roman" w:hAnsi="Times New Roman" w:cs="Times New Roman"/>
+        </w:rPr>
+        <w:t>:</w:t>
+      </w:r>
+    </w:p>
+    <w:p>
+      <w:pPr>
+        <w:numPr>
+          <w:ilvl w:val="0"/>
+          <w:numId w:val="6"/>
+        </w:numPr>
+        <w:rPr>
+          <w:rFonts w:ascii="Times New Roman" w:hAnsi="Times New Roman" w:cs="Times New Roman"/>
+          <w:lang w:val="en-US"/>
+        </w:rPr>
+      </w:pPr>
+      <w:r>
+        <w:rPr>
+          <w:rFonts w:ascii="Times New Roman" w:hAnsi="Times New Roman" w:cs="Times New Roman"/>
+          <w:lang w:val="en-US"/>
+        </w:rPr>
+        <w:t xml:space="preserve">+ </w:t>
+      </w:r>
+      <w:proofErr w:type="spellStart"/>
+      <w:r>
+        <w:rPr>
+          <w:rFonts w:ascii="Times New Roman" w:hAnsi="Times New Roman" w:cs="Times New Roman"/>
+          <w:lang w:val="en-US"/>
+        </w:rPr>
+        <w:t>calc_forearm_</w:t>
+      </w:r>
+      <w:proofErr w:type="gramStart"/>
+      <w:r>
+        <w:rPr>
+          <w:rFonts w:ascii="Times New Roman" w:hAnsi="Times New Roman" w:cs="Times New Roman"/>
+          <w:lang w:val="en-US"/>
+        </w:rPr>
+        <w:t>length</w:t>
+      </w:r>
+      <w:proofErr w:type="spellEnd"/>
+      <w:r>
+        <w:rPr>
+          <w:rFonts w:ascii="Times New Roman" w:hAnsi="Times New Roman" w:cs="Times New Roman"/>
+          <w:lang w:val="en-US"/>
+        </w:rPr>
+        <w:t>(</w:t>
+      </w:r>
+      <w:proofErr w:type="gramEnd"/>
+      <w:r>
+        <w:rPr>
+          <w:rFonts w:ascii="Times New Roman" w:hAnsi="Times New Roman" w:cs="Times New Roman"/>
+          <w:lang w:val="en-US"/>
+        </w:rPr>
+        <w:t>h: float, a: int, g: str, exercise: str =”curl”): float {static}</w:t>
+      </w:r>
+    </w:p>
+    <w:p>
+      <w:pPr>
+        <w:numPr>
+          <w:ilvl w:val="0"/>
+          <w:numId w:val="6"/>
+        </w:numPr>
+        <w:rPr>
+          <w:rFonts w:ascii="Times New Roman" w:hAnsi="Times New Roman" w:cs="Times New Roman"/>
+          <w:lang w:val="en-US"/>
+        </w:rPr>
+      </w:pPr>
+      <w:r>
+        <w:rPr>
+          <w:rFonts w:ascii="Times New Roman" w:hAnsi="Times New Roman" w:cs="Times New Roman"/>
+          <w:lang w:val="en-US"/>
+        </w:rPr>
+        <w:t xml:space="preserve">+ </w:t>
+      </w:r>
+      <w:proofErr w:type="spellStart"/>
+      <w:r>
+        <w:rPr>
+          <w:rFonts w:ascii="Times New Roman" w:hAnsi="Times New Roman" w:cs="Times New Roman"/>
+          <w:lang w:val="en-US"/>
+        </w:rPr>
+        <w:t>calc_squat_</w:t>
+      </w:r>
+      <w:proofErr w:type="gramStart"/>
+      <w:r>
+        <w:rPr>
+          <w:rFonts w:ascii="Times New Roman" w:hAnsi="Times New Roman" w:cs="Times New Roman"/>
+          <w:lang w:val="en-US"/>
+        </w:rPr>
+        <w:t>length</w:t>
+      </w:r>
+      <w:proofErr w:type="spellEnd"/>
+      <w:r>
+        <w:rPr>
+          <w:rFonts w:ascii="Times New Roman" w:hAnsi="Times New Roman" w:cs="Times New Roman"/>
+          <w:lang w:val="en-US"/>
+        </w:rPr>
+        <w:t>(</w:t>
+      </w:r>
+      <w:proofErr w:type="gramEnd"/>
+      <w:r>
+        <w:rPr>
+          <w:rFonts w:ascii="Times New Roman" w:hAnsi="Times New Roman" w:cs="Times New Roman"/>
+          <w:lang w:val="en-US"/>
+        </w:rPr>
+        <w:t>h: float, a: int, g: str): float {static}</w:t>
+      </w:r>
+    </w:p>
+    <w:p>
+      <w:pPr>
+        <w:rPr>
+          <w:rFonts w:ascii="Times New Roman" w:hAnsi="Times New Roman" w:cs="Times New Roman"/>
+          <w:lang w:val="en-US"/>
+        </w:rPr>
+      </w:pPr>
+    </w:p>
+    <w:p>
+      <w:pPr>
+        <w:rPr>
+          <w:rFonts w:ascii="Times New Roman" w:hAnsi="Times New Roman" w:cs="Times New Roman"/>
+          <w:i/>
+          <w:iCs/>
+        </w:rPr>
+      </w:pPr>
+      <w:r>
+        <w:rPr>
+          <w:rFonts w:ascii="Times New Roman" w:hAnsi="Times New Roman" w:cs="Times New Roman"/>
+          <w:i/>
+          <w:iCs/>
+        </w:rPr>
+        <w:lastRenderedPageBreak/>
+        <w:t xml:space="preserve">Clase: </w:t>
+      </w:r>
+      <w:proofErr w:type="spellStart"/>
+      <w:r>
+        <w:rPr>
+          <w:rFonts w:ascii="Times New Roman" w:hAnsi="Times New Roman" w:cs="Times New Roman"/>
+          <w:i/>
+          <w:iCs/>
+        </w:rPr>
+        <w:t>MotionAnalyzer</w:t>
+      </w:r>
+      <w:proofErr w:type="spellEnd"/>
+    </w:p>
+    <w:p>
+      <w:pPr>
+        <w:rPr>
+          <w:rFonts w:ascii="Times New Roman" w:hAnsi="Times New Roman" w:cs="Times New Roman"/>
+        </w:rPr>
+      </w:pPr>
+      <w:r>
+        <w:rPr>
+          <w:rFonts w:ascii="Times New Roman" w:hAnsi="Times New Roman" w:cs="Times New Roman"/>
+        </w:rPr>
+        <w:t xml:space="preserve">Provee métodos para dibujar </w:t>
+      </w:r>
+      <w:proofErr w:type="spellStart"/>
+      <w:r>
+        <w:rPr>
+          <w:rFonts w:ascii="Times New Roman" w:hAnsi="Times New Roman" w:cs="Times New Roman"/>
+        </w:rPr>
+        <w:t>overlays</w:t>
+      </w:r>
+      <w:proofErr w:type="spellEnd"/>
+      <w:r>
+        <w:rPr>
+          <w:rFonts w:ascii="Times New Roman" w:hAnsi="Times New Roman" w:cs="Times New Roman"/>
+        </w:rPr>
+        <w:t xml:space="preserve"> en el </w:t>
+      </w:r>
+      <w:proofErr w:type="spellStart"/>
+      <w:proofErr w:type="gramStart"/>
+      <w:r>
+        <w:rPr>
+          <w:rFonts w:ascii="Times New Roman" w:hAnsi="Times New Roman" w:cs="Times New Roman"/>
+        </w:rPr>
+        <w:t>frame</w:t>
+      </w:r>
+      <w:proofErr w:type="spellEnd"/>
+      <w:proofErr w:type="gramEnd"/>
+      <w:r>
+        <w:rPr>
+          <w:rFonts w:ascii="Times New Roman" w:hAnsi="Times New Roman" w:cs="Times New Roman"/>
+        </w:rPr>
+        <w:t>, incluyendo barras de progreso, ruedas y textos formateados.</w:t>
+      </w:r>
+    </w:p>
+    <w:p>
+      <w:pPr>
+        <w:rPr>
+          <w:rFonts w:ascii="Times New Roman" w:hAnsi="Times New Roman" w:cs="Times New Roman"/>
+        </w:rPr>
+      </w:pPr>
+      <w:r>
+        <w:rPr>
+          <w:rFonts w:ascii="Times New Roman" w:hAnsi="Times New Roman" w:cs="Times New Roman"/>
+        </w:rPr>
+        <w:t>Métodos:</w:t>
+      </w:r>
+    </w:p>
+    <w:p>
+      <w:pPr>
+        <w:numPr>
+          <w:ilvl w:val="0"/>
+          <w:numId w:val="6"/>
+        </w:numPr>
+        <w:rPr>
+          <w:rFonts w:ascii="Times New Roman" w:hAnsi="Times New Roman" w:cs="Times New Roman"/>
+          <w:lang w:val="en-US"/>
+        </w:rPr>
+      </w:pPr>
+      <w:r>
+        <w:rPr>
+          <w:rFonts w:ascii="Times New Roman" w:hAnsi="Times New Roman" w:cs="Times New Roman"/>
+          <w:lang w:val="en-US"/>
+        </w:rPr>
+        <w:t xml:space="preserve">+ </w:t>
+      </w:r>
+      <w:proofErr w:type="spellStart"/>
+      <w:r>
+        <w:rPr>
+          <w:rFonts w:ascii="Times New Roman" w:hAnsi="Times New Roman" w:cs="Times New Roman"/>
+          <w:lang w:val="en-US"/>
+        </w:rPr>
+        <w:t>draw_progress_</w:t>
+      </w:r>
+      <w:proofErr w:type="gramStart"/>
+      <w:r>
+        <w:rPr>
+          <w:rFonts w:ascii="Times New Roman" w:hAnsi="Times New Roman" w:cs="Times New Roman"/>
+          <w:lang w:val="en-US"/>
+        </w:rPr>
+        <w:t>bar</w:t>
+      </w:r>
+      <w:proofErr w:type="spellEnd"/>
+      <w:r>
+        <w:rPr>
+          <w:rFonts w:ascii="Times New Roman" w:hAnsi="Times New Roman" w:cs="Times New Roman"/>
+          <w:lang w:val="en-US"/>
+        </w:rPr>
+        <w:t>(</w:t>
+      </w:r>
+      <w:proofErr w:type="gramEnd"/>
+      <w:r>
+        <w:rPr>
+          <w:rFonts w:ascii="Times New Roman" w:hAnsi="Times New Roman" w:cs="Times New Roman"/>
+          <w:lang w:val="en-US"/>
+        </w:rPr>
+        <w:t xml:space="preserve">image: </w:t>
+      </w:r>
+      <w:proofErr w:type="spellStart"/>
+      <w:r>
+        <w:rPr>
+          <w:rFonts w:ascii="Times New Roman" w:hAnsi="Times New Roman" w:cs="Times New Roman"/>
+          <w:lang w:val="en-US"/>
+        </w:rPr>
+        <w:t>np.ndarray</w:t>
+      </w:r>
+      <w:proofErr w:type="spellEnd"/>
+      <w:r>
+        <w:rPr>
+          <w:rFonts w:ascii="Times New Roman" w:hAnsi="Times New Roman" w:cs="Times New Roman"/>
+          <w:lang w:val="en-US"/>
+        </w:rPr>
+        <w:t xml:space="preserve">, progress: float, position: tuple, </w:t>
+      </w:r>
+      <w:proofErr w:type="spellStart"/>
+      <w:r>
+        <w:rPr>
+          <w:rFonts w:ascii="Times New Roman" w:hAnsi="Times New Roman" w:cs="Times New Roman"/>
+          <w:lang w:val="en-US"/>
+        </w:rPr>
+        <w:t>bar_width</w:t>
+      </w:r>
+      <w:proofErr w:type="spellEnd"/>
+      <w:r>
+        <w:rPr>
+          <w:rFonts w:ascii="Times New Roman" w:hAnsi="Times New Roman" w:cs="Times New Roman"/>
+          <w:lang w:val="en-US"/>
+        </w:rPr>
+        <w:t xml:space="preserve">: int, </w:t>
+      </w:r>
+      <w:proofErr w:type="spellStart"/>
+      <w:r>
+        <w:rPr>
+          <w:rFonts w:ascii="Times New Roman" w:hAnsi="Times New Roman" w:cs="Times New Roman"/>
+          <w:lang w:val="en-US"/>
+        </w:rPr>
+        <w:t>bar_height</w:t>
+      </w:r>
+      <w:proofErr w:type="spellEnd"/>
+      <w:r>
+        <w:rPr>
+          <w:rFonts w:ascii="Times New Roman" w:hAnsi="Times New Roman" w:cs="Times New Roman"/>
+          <w:lang w:val="en-US"/>
+        </w:rPr>
+        <w:t xml:space="preserve">: int, color: tuple, </w:t>
+      </w:r>
+      <w:proofErr w:type="spellStart"/>
+      <w:r>
+        <w:rPr>
+          <w:rFonts w:ascii="Times New Roman" w:hAnsi="Times New Roman" w:cs="Times New Roman"/>
+          <w:lang w:val="en-US"/>
+        </w:rPr>
+        <w:t>border_radius</w:t>
+      </w:r>
+      <w:proofErr w:type="spellEnd"/>
+      <w:r>
+        <w:rPr>
+          <w:rFonts w:ascii="Times New Roman" w:hAnsi="Times New Roman" w:cs="Times New Roman"/>
+          <w:lang w:val="en-US"/>
+        </w:rPr>
+        <w:t>: int): void</w:t>
+      </w:r>
+    </w:p>
+    <w:p>
+      <w:pPr>
+        <w:numPr>
+          <w:ilvl w:val="0"/>
+          <w:numId w:val="6"/>
+        </w:numPr>
+        <w:rPr>
+          <w:rFonts w:ascii="Times New Roman" w:hAnsi="Times New Roman" w:cs="Times New Roman"/>
+          <w:lang w:val="en-US"/>
+        </w:rPr>
+      </w:pPr>
+      <w:r>
+        <w:rPr>
+          <w:rFonts w:ascii="Times New Roman" w:hAnsi="Times New Roman" w:cs="Times New Roman"/>
+          <w:lang w:val="en-US"/>
+        </w:rPr>
+        <w:t xml:space="preserve">+ </w:t>
+      </w:r>
+      <w:proofErr w:type="spellStart"/>
+      <w:r>
+        <w:rPr>
+          <w:rFonts w:ascii="Times New Roman" w:hAnsi="Times New Roman" w:cs="Times New Roman"/>
+          <w:lang w:val="en-US"/>
+        </w:rPr>
+        <w:t>draw_progress_</w:t>
+      </w:r>
+      <w:proofErr w:type="gramStart"/>
+      <w:r>
+        <w:rPr>
+          <w:rFonts w:ascii="Times New Roman" w:hAnsi="Times New Roman" w:cs="Times New Roman"/>
+          <w:lang w:val="en-US"/>
+        </w:rPr>
+        <w:t>wheel</w:t>
+      </w:r>
+      <w:proofErr w:type="spellEnd"/>
+      <w:r>
+        <w:rPr>
+          <w:rFonts w:ascii="Times New Roman" w:hAnsi="Times New Roman" w:cs="Times New Roman"/>
+          <w:lang w:val="en-US"/>
+        </w:rPr>
+        <w:t>(</w:t>
+      </w:r>
+      <w:proofErr w:type="gramEnd"/>
+      <w:r>
+        <w:rPr>
+          <w:rFonts w:ascii="Times New Roman" w:hAnsi="Times New Roman" w:cs="Times New Roman"/>
+          <w:lang w:val="en-US"/>
+        </w:rPr>
+        <w:t xml:space="preserve">image: </w:t>
+      </w:r>
+      <w:proofErr w:type="spellStart"/>
+      <w:r>
+        <w:rPr>
+          <w:rFonts w:ascii="Times New Roman" w:hAnsi="Times New Roman" w:cs="Times New Roman"/>
+          <w:lang w:val="en-US"/>
+        </w:rPr>
+        <w:t>np.ndarray</w:t>
+      </w:r>
+      <w:proofErr w:type="spellEnd"/>
+      <w:r>
+        <w:rPr>
+          <w:rFonts w:ascii="Times New Roman" w:hAnsi="Times New Roman" w:cs="Times New Roman"/>
+          <w:lang w:val="en-US"/>
+        </w:rPr>
+        <w:t xml:space="preserve">, progress: float, center: tuple, radius: int, color: tuple, thickness: int, </w:t>
+      </w:r>
+      <w:proofErr w:type="spellStart"/>
+      <w:r>
+        <w:rPr>
+          <w:rFonts w:ascii="Times New Roman" w:hAnsi="Times New Roman" w:cs="Times New Roman"/>
+          <w:lang w:val="en-US"/>
+        </w:rPr>
+        <w:t>elapsed_time</w:t>
+      </w:r>
+      <w:proofErr w:type="spellEnd"/>
+      <w:r>
+        <w:rPr>
+          <w:rFonts w:ascii="Times New Roman" w:hAnsi="Times New Roman" w:cs="Times New Roman"/>
+          <w:lang w:val="en-US"/>
+        </w:rPr>
+        <w:t>: float): void</w:t>
+      </w:r>
+    </w:p>
+    <w:p>
+      <w:pPr>
+        <w:numPr>
+          <w:ilvl w:val="0"/>
+          <w:numId w:val="6"/>
+        </w:numPr>
+        <w:rPr>
+          <w:rFonts w:ascii="Times New Roman" w:hAnsi="Times New Roman" w:cs="Times New Roman"/>
+          <w:lang w:val="en-US"/>
+        </w:rPr>
+      </w:pPr>
+      <w:r>
+        <w:rPr>
+          <w:rFonts w:ascii="Times New Roman" w:hAnsi="Times New Roman" w:cs="Times New Roman"/>
+          <w:lang w:val="en-US"/>
+        </w:rPr>
+        <w:t xml:space="preserve">+ </w:t>
+      </w:r>
+      <w:proofErr w:type="spellStart"/>
+      <w:r>
+        <w:rPr>
+          <w:rFonts w:ascii="Times New Roman" w:hAnsi="Times New Roman" w:cs="Times New Roman"/>
+          <w:lang w:val="en-US"/>
+        </w:rPr>
+        <w:t>draw_rounded_</w:t>
+      </w:r>
+      <w:proofErr w:type="gramStart"/>
+      <w:r>
+        <w:rPr>
+          <w:rFonts w:ascii="Times New Roman" w:hAnsi="Times New Roman" w:cs="Times New Roman"/>
+          <w:lang w:val="en-US"/>
+        </w:rPr>
+        <w:t>rect</w:t>
+      </w:r>
+      <w:proofErr w:type="spellEnd"/>
+      <w:r>
+        <w:rPr>
+          <w:rFonts w:ascii="Times New Roman" w:hAnsi="Times New Roman" w:cs="Times New Roman"/>
+          <w:lang w:val="en-US"/>
+        </w:rPr>
+        <w:t>(</w:t>
+      </w:r>
+      <w:proofErr w:type="gramEnd"/>
+      <w:r>
+        <w:rPr>
+          <w:rFonts w:ascii="Times New Roman" w:hAnsi="Times New Roman" w:cs="Times New Roman"/>
+          <w:lang w:val="en-US"/>
+        </w:rPr>
+        <w:t xml:space="preserve">image: </w:t>
+      </w:r>
+      <w:proofErr w:type="spellStart"/>
+      <w:r>
+        <w:rPr>
+          <w:rFonts w:ascii="Times New Roman" w:hAnsi="Times New Roman" w:cs="Times New Roman"/>
+          <w:lang w:val="en-US"/>
+        </w:rPr>
+        <w:t>np.ndarray</w:t>
+      </w:r>
+      <w:proofErr w:type="spellEnd"/>
+      <w:r>
+        <w:rPr>
+          <w:rFonts w:ascii="Times New Roman" w:hAnsi="Times New Roman" w:cs="Times New Roman"/>
+          <w:lang w:val="en-US"/>
+        </w:rPr>
+        <w:t xml:space="preserve">, position: tuple, width: int, height: int, color: tuple, </w:t>
+      </w:r>
+      <w:proofErr w:type="spellStart"/>
+      <w:r>
+        <w:rPr>
+          <w:rFonts w:ascii="Times New Roman" w:hAnsi="Times New Roman" w:cs="Times New Roman"/>
+          <w:lang w:val="en-US"/>
+        </w:rPr>
+        <w:t>border_radius</w:t>
+      </w:r>
+      <w:proofErr w:type="spellEnd"/>
+      <w:r>
+        <w:rPr>
+          <w:rFonts w:ascii="Times New Roman" w:hAnsi="Times New Roman" w:cs="Times New Roman"/>
+          <w:lang w:val="en-US"/>
+        </w:rPr>
+        <w:t>: int): void</w:t>
+      </w:r>
+    </w:p>
+    <w:p>
+      <w:pPr>
+        <w:numPr>
+          <w:ilvl w:val="0"/>
+          <w:numId w:val="6"/>
+        </w:numPr>
+        <w:rPr>
+          <w:rFonts w:ascii="Times New Roman" w:hAnsi="Times New Roman" w:cs="Times New Roman"/>
+          <w:lang w:val="en-US"/>
+        </w:rPr>
+      </w:pPr>
+      <w:r>
+        <w:rPr>
+          <w:rFonts w:ascii="Times New Roman" w:hAnsi="Times New Roman" w:cs="Times New Roman"/>
+          <w:lang w:val="en-US"/>
+        </w:rPr>
+        <w:t xml:space="preserve">+ </w:t>
+      </w:r>
+      <w:proofErr w:type="spellStart"/>
+      <w:r>
+        <w:rPr>
+          <w:rFonts w:ascii="Times New Roman" w:hAnsi="Times New Roman" w:cs="Times New Roman"/>
+          <w:lang w:val="en-US"/>
+        </w:rPr>
+        <w:t>draw_formatted_</w:t>
+      </w:r>
+      <w:proofErr w:type="gramStart"/>
+      <w:r>
+        <w:rPr>
+          <w:rFonts w:ascii="Times New Roman" w:hAnsi="Times New Roman" w:cs="Times New Roman"/>
+          <w:lang w:val="en-US"/>
+        </w:rPr>
+        <w:t>text</w:t>
+      </w:r>
+      <w:proofErr w:type="spellEnd"/>
+      <w:r>
+        <w:rPr>
+          <w:rFonts w:ascii="Times New Roman" w:hAnsi="Times New Roman" w:cs="Times New Roman"/>
+          <w:lang w:val="en-US"/>
+        </w:rPr>
+        <w:t>(</w:t>
+      </w:r>
+      <w:proofErr w:type="gramEnd"/>
+      <w:r>
+        <w:rPr>
+          <w:rFonts w:ascii="Times New Roman" w:hAnsi="Times New Roman" w:cs="Times New Roman"/>
+          <w:lang w:val="en-US"/>
+        </w:rPr>
+        <w:t xml:space="preserve">image: </w:t>
+      </w:r>
+      <w:proofErr w:type="spellStart"/>
+      <w:r>
+        <w:rPr>
+          <w:rFonts w:ascii="Times New Roman" w:hAnsi="Times New Roman" w:cs="Times New Roman"/>
+          <w:lang w:val="en-US"/>
+        </w:rPr>
+        <w:t>np.ndarray</w:t>
+      </w:r>
+      <w:proofErr w:type="spellEnd"/>
+      <w:r>
+        <w:rPr>
+          <w:rFonts w:ascii="Times New Roman" w:hAnsi="Times New Roman" w:cs="Times New Roman"/>
+          <w:lang w:val="en-US"/>
+        </w:rPr>
+        <w:t xml:space="preserve">, texts: list[str], position: tuple, font, </w:t>
+      </w:r>
+      <w:proofErr w:type="spellStart"/>
+      <w:r>
+        <w:rPr>
+          <w:rFonts w:ascii="Times New Roman" w:hAnsi="Times New Roman" w:cs="Times New Roman"/>
+          <w:lang w:val="en-US"/>
+        </w:rPr>
+        <w:t>font_scale</w:t>
+      </w:r>
+      <w:proofErr w:type="spellEnd"/>
+      <w:r>
+        <w:rPr>
+          <w:rFonts w:ascii="Times New Roman" w:hAnsi="Times New Roman" w:cs="Times New Roman"/>
+          <w:lang w:val="en-US"/>
+        </w:rPr>
+        <w:t xml:space="preserve">: float, color: tuple, thickness: int, </w:t>
+      </w:r>
+      <w:proofErr w:type="spellStart"/>
+      <w:r>
+        <w:rPr>
+          <w:rFonts w:ascii="Times New Roman" w:hAnsi="Times New Roman" w:cs="Times New Roman"/>
+          <w:lang w:val="en-US"/>
+        </w:rPr>
+        <w:t>line_spacing</w:t>
+      </w:r>
+      <w:proofErr w:type="spellEnd"/>
+      <w:r>
+        <w:rPr>
+          <w:rFonts w:ascii="Times New Roman" w:hAnsi="Times New Roman" w:cs="Times New Roman"/>
+          <w:lang w:val="en-US"/>
+        </w:rPr>
+        <w:t>: int): void</w:t>
+      </w:r>
+    </w:p>
+    <w:p>
+      <w:pPr>
+        <w:numPr>
+          <w:ilvl w:val="0"/>
+          <w:numId w:val="6"/>
+        </w:numPr>
+        <w:rPr>
+          <w:rFonts w:ascii="Times New Roman" w:hAnsi="Times New Roman" w:cs="Times New Roman"/>
+          <w:lang w:val="en-US"/>
+        </w:rPr>
+      </w:pPr>
+      <w:r>
+        <w:rPr>
+          <w:rFonts w:ascii="Times New Roman" w:hAnsi="Times New Roman" w:cs="Times New Roman"/>
+          <w:lang w:val="en-US"/>
+        </w:rPr>
+        <w:t xml:space="preserve">+ </w:t>
+      </w:r>
+      <w:proofErr w:type="spellStart"/>
+      <w:r>
+        <w:rPr>
+          <w:rFonts w:ascii="Times New Roman" w:hAnsi="Times New Roman" w:cs="Times New Roman"/>
+          <w:lang w:val="en-US"/>
+        </w:rPr>
+        <w:t>draw_rounded_rectangle_</w:t>
+      </w:r>
+      <w:proofErr w:type="gramStart"/>
+      <w:r>
+        <w:rPr>
+          <w:rFonts w:ascii="Times New Roman" w:hAnsi="Times New Roman" w:cs="Times New Roman"/>
+          <w:lang w:val="en-US"/>
+        </w:rPr>
+        <w:t>rep</w:t>
+      </w:r>
+      <w:proofErr w:type="spellEnd"/>
+      <w:r>
+        <w:rPr>
+          <w:rFonts w:ascii="Times New Roman" w:hAnsi="Times New Roman" w:cs="Times New Roman"/>
+          <w:lang w:val="en-US"/>
+        </w:rPr>
+        <w:t>(</w:t>
+      </w:r>
+      <w:proofErr w:type="gramEnd"/>
+      <w:r>
+        <w:rPr>
+          <w:rFonts w:ascii="Times New Roman" w:hAnsi="Times New Roman" w:cs="Times New Roman"/>
+          <w:lang w:val="en-US"/>
+        </w:rPr>
+        <w:t xml:space="preserve">image: </w:t>
+      </w:r>
+      <w:proofErr w:type="spellStart"/>
+      <w:r>
+        <w:rPr>
+          <w:rFonts w:ascii="Times New Roman" w:hAnsi="Times New Roman" w:cs="Times New Roman"/>
+          <w:lang w:val="en-US"/>
+        </w:rPr>
+        <w:t>np.ndarray</w:t>
+      </w:r>
+      <w:proofErr w:type="spellEnd"/>
+      <w:r>
+        <w:rPr>
+          <w:rFonts w:ascii="Times New Roman" w:hAnsi="Times New Roman" w:cs="Times New Roman"/>
+          <w:lang w:val="en-US"/>
+        </w:rPr>
+        <w:t xml:space="preserve">, </w:t>
+      </w:r>
+      <w:proofErr w:type="spellStart"/>
+      <w:r>
+        <w:rPr>
+          <w:rFonts w:ascii="Times New Roman" w:hAnsi="Times New Roman" w:cs="Times New Roman"/>
+          <w:lang w:val="en-US"/>
+        </w:rPr>
+        <w:t>top_left</w:t>
+      </w:r>
+      <w:proofErr w:type="spellEnd"/>
+      <w:r>
+        <w:rPr>
+          <w:rFonts w:ascii="Times New Roman" w:hAnsi="Times New Roman" w:cs="Times New Roman"/>
+          <w:lang w:val="en-US"/>
+        </w:rPr>
+        <w:t xml:space="preserve">: tuple, </w:t>
+      </w:r>
+      <w:proofErr w:type="spellStart"/>
+      <w:r>
+        <w:rPr>
+          <w:rFonts w:ascii="Times New Roman" w:hAnsi="Times New Roman" w:cs="Times New Roman"/>
+          <w:lang w:val="en-US"/>
+        </w:rPr>
+        <w:t>bottom_right</w:t>
+      </w:r>
+      <w:proofErr w:type="spellEnd"/>
+      <w:r>
+        <w:rPr>
+          <w:rFonts w:ascii="Times New Roman" w:hAnsi="Times New Roman" w:cs="Times New Roman"/>
+          <w:lang w:val="en-US"/>
+        </w:rPr>
+        <w:t>: tuple, radius: int, color: tuple, thickness: int): void</w:t>
+      </w:r>
+    </w:p>
+    <w:p>
+      <w:pPr>
+        <w:numPr>
+          <w:ilvl w:val="0"/>
+          <w:numId w:val="6"/>
+        </w:numPr>
+        <w:rPr>
+          <w:rFonts w:ascii="Times New Roman" w:hAnsi="Times New Roman" w:cs="Times New Roman"/>
+          <w:lang w:val="en-US"/>
+        </w:rPr>
+      </w:pPr>
+      <w:r>
+        <w:rPr>
+          <w:rFonts w:ascii="Times New Roman" w:hAnsi="Times New Roman" w:cs="Times New Roman"/>
+          <w:lang w:val="en-US"/>
+        </w:rPr>
+        <w:t>+ draw_f</w:t>
+      </w:r>
+      <w:proofErr w:type="spellStart"/>
+      <w:r>
+        <w:rPr>
+          <w:rFonts w:ascii="Times New Roman" w:hAnsi="Times New Roman" w:cs="Times New Roman"/>
+          <w:lang w:val="en-US"/>
+        </w:rPr>
+        <w:t>ormatted_text_</w:t>
+      </w:r>
+      <w:proofErr w:type="gramStart"/>
+      <w:r>
+        <w:rPr>
+          <w:rFonts w:ascii="Times New Roman" w:hAnsi="Times New Roman" w:cs="Times New Roman"/>
+          <w:lang w:val="en-US"/>
+        </w:rPr>
+        <w:t>rep</w:t>
+      </w:r>
+      <w:proofErr w:type="spellEnd"/>
+      <w:r>
+        <w:rPr>
+          <w:rFonts w:ascii="Times New Roman" w:hAnsi="Times New Roman" w:cs="Times New Roman"/>
+          <w:lang w:val="en-US"/>
+        </w:rPr>
+        <w:t>(</w:t>
+      </w:r>
+      <w:proofErr w:type="gramEnd"/>
+      <w:r>
+        <w:rPr>
+          <w:rFonts w:ascii="Times New Roman" w:hAnsi="Times New Roman" w:cs="Times New Roman"/>
+          <w:lang w:val="en-US"/>
+        </w:rPr>
+        <w:t xml:space="preserve">image: </w:t>
+      </w:r>
+      <w:proofErr w:type="spellStart"/>
+      <w:r>
+        <w:rPr>
+          <w:rFonts w:ascii="Times New Roman" w:hAnsi="Times New Roman" w:cs="Times New Roman"/>
+          <w:lang w:val="en-US"/>
+        </w:rPr>
+        <w:t>np.ndarray</w:t>
+      </w:r>
+      <w:proofErr w:type="spellEnd"/>
+      <w:r>
+        <w:rPr>
+          <w:rFonts w:ascii="Times New Roman" w:hAnsi="Times New Roman" w:cs="Times New Roman"/>
+          <w:lang w:val="en-US"/>
+        </w:rPr>
+        <w:t xml:space="preserve">, texts: list[str], position: tuple, font, </w:t>
+      </w:r>
+      <w:proofErr w:type="spellStart"/>
+      <w:r>
+        <w:rPr>
+          <w:rFonts w:ascii="Times New Roman" w:hAnsi="Times New Roman" w:cs="Times New Roman"/>
+          <w:lang w:val="en-US"/>
+        </w:rPr>
+        <w:t>font_scale</w:t>
+      </w:r>
+      <w:proofErr w:type="spellEnd"/>
+      <w:r>
+        <w:rPr>
+          <w:rFonts w:ascii="Times New Roman" w:hAnsi="Times New Roman" w:cs="Times New Roman"/>
+          <w:lang w:val="en-US"/>
+        </w:rPr>
+        <w:t xml:space="preserve">: float, color: tuple, thickness: int, </w:t>
+      </w:r>
+      <w:proofErr w:type="spellStart"/>
+      <w:r>
+        <w:rPr>
+          <w:rFonts w:ascii="Times New Roman" w:hAnsi="Times New Roman" w:cs="Times New Roman"/>
+          <w:lang w:val="en-US"/>
+        </w:rPr>
+        <w:t>line_spacing</w:t>
+      </w:r>
+      <w:proofErr w:type="spellEnd"/>
+      <w:r>
+        <w:rPr>
+          <w:rFonts w:ascii="Times New Roman" w:hAnsi="Times New Roman" w:cs="Times New Roman"/>
+          <w:lang w:val="en-US"/>
+        </w:rPr>
+        <w:t xml:space="preserve">: int): </w:t>
+      </w:r>
+      <w:proofErr w:type="spellStart"/>
+      <w:r>
+        <w:rPr>
+          <w:rFonts w:ascii="Times New Roman" w:hAnsi="Times New Roman" w:cs="Times New Roman"/>
+          <w:lang w:val="en-US"/>
+        </w:rPr>
+        <w:t>voi</w:t>
+      </w:r>
+      <w:proofErr w:type="spellEnd"/>
+    </w:p>
+    <w:p>
+      <w:pPr>
+        <w:numPr>
+          <w:ilvl w:val="0"/>
+          <w:numId w:val="6"/>
+        </w:numPr>
+        <w:rPr>
+          <w:rFonts w:ascii="Times New Roman" w:hAnsi="Times New Roman" w:cs="Times New Roman"/>
+          <w:lang w:val="en-US"/>
+        </w:rPr>
+      </w:pPr>
+      <w:r>
+        <w:rPr>
+          <w:rFonts w:ascii="Times New Roman" w:hAnsi="Times New Roman" w:cs="Times New Roman"/>
+          <w:lang w:val="en-US"/>
+        </w:rPr>
+        <w:t xml:space="preserve">+ </w:t>
+      </w:r>
+      <w:proofErr w:type="spellStart"/>
+      <w:r>
+        <w:rPr>
+          <w:rFonts w:ascii="Times New Roman" w:hAnsi="Times New Roman" w:cs="Times New Roman"/>
+          <w:lang w:val="en-US"/>
+        </w:rPr>
+        <w:t>draw_formatted_text_</w:t>
+      </w:r>
+      <w:proofErr w:type="gramStart"/>
+      <w:r>
+        <w:rPr>
+          <w:rFonts w:ascii="Times New Roman" w:hAnsi="Times New Roman" w:cs="Times New Roman"/>
+          <w:lang w:val="en-US"/>
+        </w:rPr>
+        <w:t>metrics</w:t>
+      </w:r>
+      <w:proofErr w:type="spellEnd"/>
+      <w:r>
+        <w:rPr>
+          <w:rFonts w:ascii="Times New Roman" w:hAnsi="Times New Roman" w:cs="Times New Roman"/>
+          <w:lang w:val="en-US"/>
+        </w:rPr>
+        <w:t>(</w:t>
+      </w:r>
+      <w:proofErr w:type="gramEnd"/>
+      <w:r>
+        <w:rPr>
+          <w:rFonts w:ascii="Times New Roman" w:hAnsi="Times New Roman" w:cs="Times New Roman"/>
+          <w:lang w:val="en-US"/>
+        </w:rPr>
+        <w:t xml:space="preserve">image: </w:t>
+      </w:r>
+      <w:proofErr w:type="spellStart"/>
+      <w:r>
+        <w:rPr>
+          <w:rFonts w:ascii="Times New Roman" w:hAnsi="Times New Roman" w:cs="Times New Roman"/>
+          <w:lang w:val="en-US"/>
+        </w:rPr>
+        <w:t>np.ndarray</w:t>
+      </w:r>
+      <w:proofErr w:type="spellEnd"/>
+      <w:r>
+        <w:rPr>
+          <w:rFonts w:ascii="Times New Roman" w:hAnsi="Times New Roman" w:cs="Times New Roman"/>
+          <w:lang w:val="en-US"/>
+        </w:rPr>
+        <w:t xml:space="preserve">, texts: list[str], position: tuple, font, </w:t>
+      </w:r>
+      <w:proofErr w:type="spellStart"/>
+      <w:r>
+        <w:rPr>
+          <w:rFonts w:ascii="Times New Roman" w:hAnsi="Times New Roman" w:cs="Times New Roman"/>
+          <w:lang w:val="en-US"/>
+        </w:rPr>
+        <w:t>font_scale</w:t>
+      </w:r>
+      <w:proofErr w:type="spellEnd"/>
+      <w:r>
+        <w:rPr>
+          <w:rFonts w:ascii="Times New Roman" w:hAnsi="Times New Roman" w:cs="Times New Roman"/>
+          <w:lang w:val="en-US"/>
+        </w:rPr>
+        <w:t>: float, color: tuple, thickness: int, spacing: int): void</w:t>
+      </w:r>
+    </w:p>
+    <w:p>
+      <w:pPr>
+        <w:ind w:left="360"/>
+        <w:rPr>
+          <w:rFonts w:ascii="Times New Roman" w:hAnsi="Times New Roman" w:cs="Times New Roman"/>
+          <w:lang w:val="en-US"/>
+        </w:rPr>
+      </w:pPr>
+    </w:p>
+    <w:p>
+      <w:pPr>
+        <w:rPr>
+          <w:rFonts w:ascii="Times New Roman" w:hAnsi="Times New Roman" w:cs="Times New Roman"/>
+          <w:i/>
+          <w:iCs/>
+        </w:rPr>
+      </w:pPr>
+      <w:r>
+        <w:rPr>
+          <w:rFonts w:ascii="Times New Roman" w:hAnsi="Times New Roman" w:cs="Times New Roman"/>
+          <w:i/>
+          <w:iCs/>
+        </w:rPr>
+        <w:t>Módulo</w:t>
+      </w:r>
+      <w:r>
+        <w:rPr>
+          <w:rFonts w:ascii="Times New Roman" w:hAnsi="Times New Roman" w:cs="Times New Roman"/>
+          <w:i/>
+          <w:iCs/>
+        </w:rPr>
+        <w:t xml:space="preserve">: </w:t>
+      </w:r>
+      <w:r>
+        <w:rPr>
+          <w:rFonts w:ascii="Times New Roman" w:hAnsi="Times New Roman" w:cs="Times New Roman"/>
+          <w:i/>
+          <w:iCs/>
+        </w:rPr>
+        <w:t xml:space="preserve">CSV </w:t>
+      </w:r>
+      <w:proofErr w:type="spellStart"/>
+      <w:r>
+        <w:rPr>
+          <w:rFonts w:ascii="Times New Roman" w:hAnsi="Times New Roman" w:cs="Times New Roman"/>
+          <w:i/>
+          <w:iCs/>
+        </w:rPr>
+        <w:t>Exporter</w:t>
+      </w:r>
+      <w:proofErr w:type="spellEnd"/>
+    </w:p>
+    <w:p>
+      <w:pPr>
+        <w:rPr>
+          <w:rFonts w:ascii="Times New Roman" w:hAnsi="Times New Roman" w:cs="Times New Roman"/>
+        </w:rPr>
+      </w:pPr>
+      <w:r>
+        <w:rPr>
+          <w:rFonts w:ascii="Times New Roman" w:hAnsi="Times New Roman" w:cs="Times New Roman"/>
+        </w:rPr>
+        <w:t>Es el responsable</w:t>
+      </w:r>
+      <w:r>
+        <w:rPr>
+          <w:rFonts w:ascii="Times New Roman" w:hAnsi="Times New Roman" w:cs="Times New Roman"/>
+        </w:rPr>
+        <w:t xml:space="preserve"> de exportar métricas a un archivo CSV. El nombre del archivo se genera dinámicamente según el ejercicio.</w:t>
+      </w:r>
+    </w:p>
+    <w:p>
+      <w:pPr>
+        <w:rPr>
+          <w:rFonts w:ascii="Times New Roman" w:hAnsi="Times New Roman" w:cs="Times New Roman"/>
+          <w:lang w:val="en-US"/>
+        </w:rPr>
+      </w:pPr>
+      <w:proofErr w:type="spellStart"/>
+      <w:r>
+        <w:rPr>
+          <w:rFonts w:ascii="Times New Roman" w:hAnsi="Times New Roman" w:cs="Times New Roman"/>
+          <w:lang w:val="en-US"/>
+        </w:rPr>
+        <w:t>Métodos</w:t>
+      </w:r>
+      <w:proofErr w:type="spellEnd"/>
+      <w:r>
+        <w:rPr>
+          <w:rFonts w:ascii="Times New Roman" w:hAnsi="Times New Roman" w:cs="Times New Roman"/>
+          <w:lang w:val="en-US"/>
+        </w:rPr>
+        <w:t>:</w:t>
+      </w:r>
+    </w:p>
+    <w:p>
+      <w:pPr>
+        <w:numPr>
+          <w:ilvl w:val="0"/>
+          <w:numId w:val="6"/>
+        </w:numPr>
+        <w:rPr>
+          <w:rFonts w:ascii="Times New Roman" w:hAnsi="Times New Roman" w:cs="Times New Roman"/>
+          <w:lang w:val="en-US"/>
+        </w:rPr>
+      </w:pPr>
+      <w:r>
+        <w:rPr>
+          <w:rFonts w:ascii="Times New Roman" w:hAnsi="Times New Roman" w:cs="Times New Roman"/>
+          <w:lang w:val="en-US"/>
+        </w:rPr>
+        <w:t xml:space="preserve">+ </w:t>
+      </w:r>
+      <w:proofErr w:type="spellStart"/>
+      <w:r>
+        <w:rPr>
+          <w:rFonts w:ascii="Times New Roman" w:hAnsi="Times New Roman" w:cs="Times New Roman"/>
+          <w:lang w:val="en-US"/>
+        </w:rPr>
+        <w:t>export_</w:t>
+      </w:r>
+      <w:proofErr w:type="gramStart"/>
+      <w:r>
+        <w:rPr>
+          <w:rFonts w:ascii="Times New Roman" w:hAnsi="Times New Roman" w:cs="Times New Roman"/>
+          <w:lang w:val="en-US"/>
+        </w:rPr>
+        <w:t>metrics</w:t>
+      </w:r>
+      <w:proofErr w:type="spellEnd"/>
+      <w:r>
+        <w:rPr>
+          <w:rFonts w:ascii="Times New Roman" w:hAnsi="Times New Roman" w:cs="Times New Roman"/>
+          <w:lang w:val="en-US"/>
+        </w:rPr>
+        <w:t>(</w:t>
+      </w:r>
+      <w:proofErr w:type="gramEnd"/>
+      <w:r>
+        <w:rPr>
+          <w:rFonts w:ascii="Times New Roman" w:hAnsi="Times New Roman" w:cs="Times New Roman"/>
+          <w:lang w:val="en-US"/>
+        </w:rPr>
+        <w:t xml:space="preserve">metrics: </w:t>
+      </w:r>
+      <w:proofErr w:type="spellStart"/>
+      <w:r>
+        <w:rPr>
+          <w:rFonts w:ascii="Times New Roman" w:hAnsi="Times New Roman" w:cs="Times New Roman"/>
+          <w:lang w:val="en-US"/>
+        </w:rPr>
+        <w:t>dict</w:t>
+      </w:r>
+      <w:proofErr w:type="spellEnd"/>
+      <w:r>
+        <w:rPr>
+          <w:rFonts w:ascii="Times New Roman" w:hAnsi="Times New Roman" w:cs="Times New Roman"/>
+          <w:lang w:val="en-US"/>
+        </w:rPr>
+        <w:t xml:space="preserve">, </w:t>
+      </w:r>
+      <w:proofErr w:type="spellStart"/>
+      <w:r>
+        <w:rPr>
+          <w:rFonts w:ascii="Times New Roman" w:hAnsi="Times New Roman" w:cs="Times New Roman"/>
+          <w:lang w:val="en-US"/>
+        </w:rPr>
+        <w:t>output_file</w:t>
+      </w:r>
+      <w:proofErr w:type="spellEnd"/>
+      <w:r>
+        <w:rPr>
+          <w:rFonts w:ascii="Times New Roman" w:hAnsi="Times New Roman" w:cs="Times New Roman"/>
+          <w:lang w:val="en-US"/>
+        </w:rPr>
+        <w:t>: str = None): void</w:t>
+      </w:r>
+      <w:r>
+        <w:rPr>
+          <w:rFonts w:ascii="Times New Roman" w:hAnsi="Times New Roman" w:cs="Times New Roman"/>
+          <w:lang w:val="en-US"/>
+        </w:rPr>
+        <w:t xml:space="preserve"> </w:t>
+      </w:r>
+    </w:p>
+    <w:p>
+      <w:pPr>
+        <w:numPr>
+          <w:ilvl w:val="1"/>
+          <w:numId w:val="6"/>
+        </w:numPr>
+        <w:rPr>
+          <w:rFonts w:ascii="Times New Roman" w:hAnsi="Times New Roman" w:cs="Times New Roman"/>
+        </w:rPr>
+      </w:pPr>
+      <w:r>
+        <w:rPr>
+          <w:rFonts w:ascii="Times New Roman" w:hAnsi="Times New Roman" w:cs="Times New Roman"/>
+        </w:rPr>
+        <w:t>Se asegura de crear el d</w:t>
+      </w:r>
+      <w:r>
+        <w:rPr>
+          <w:rFonts w:ascii="Times New Roman" w:hAnsi="Times New Roman" w:cs="Times New Roman"/>
+        </w:rPr>
+        <w:t>irectorio, ordena las columnas y redondea valores numéricos a 3 decimales.</w:t>
+      </w:r>
+    </w:p>
+    <w:p>
+      <w:pPr>
+        <w:rPr>
+          <w:rFonts w:ascii="Times New Roman" w:hAnsi="Times New Roman" w:cs="Times New Roman"/>
+          <w:i/>
+          <w:iCs/>
+        </w:rPr>
+      </w:pPr>
+      <w:proofErr w:type="spellStart"/>
+      <w:r>
+        <w:rPr>
+          <w:rFonts w:ascii="Times New Roman" w:hAnsi="Times New Roman" w:cs="Times New Roman"/>
+          <w:i/>
+          <w:iCs/>
+        </w:rPr>
+        <w:t>Main</w:t>
+      </w:r>
+      <w:proofErr w:type="spellEnd"/>
+      <w:r>
+        <w:rPr>
+          <w:rFonts w:ascii="Times New Roman" w:hAnsi="Times New Roman" w:cs="Times New Roman"/>
+          <w:i/>
+          <w:iCs/>
+        </w:rPr>
+        <w:t xml:space="preserve">: </w:t>
+      </w:r>
+      <w:proofErr w:type="spellStart"/>
+      <w:r>
+        <w:rPr>
+          <w:rFonts w:ascii="Times New Roman" w:hAnsi="Times New Roman" w:cs="Times New Roman"/>
+          <w:i/>
+          <w:iCs/>
+        </w:rPr>
+        <w:t>Orchestrator</w:t>
+      </w:r>
+      <w:proofErr w:type="spellEnd"/>
+    </w:p>
+    <w:p>
+      <w:pPr>
+        <w:rPr>
+          <w:rFonts w:ascii="Times New Roman" w:hAnsi="Times New Roman" w:cs="Times New Roman"/>
+        </w:rPr>
+      </w:pPr>
+      <w:r>
+        <w:rPr>
+          <w:rFonts w:ascii="Times New Roman" w:hAnsi="Times New Roman" w:cs="Times New Roman"/>
+        </w:rPr>
+        <w:t>Punto de entrada del sistema. Coordina la captura de video, la detección de pose, la actualización de ejercicios, el cálculo de métricas y la exportación de datos</w:t>
+      </w:r>
+    </w:p>
+    <w:p>
+      <w:pPr>
+        <w:rPr>
+          <w:rFonts w:ascii="Times New Roman" w:hAnsi="Times New Roman" w:cs="Times New Roman"/>
+        </w:rPr>
+      </w:pPr>
+      <w:r>
+        <w:rPr>
+          <w:rFonts w:ascii="Times New Roman" w:hAnsi="Times New Roman" w:cs="Times New Roman"/>
+        </w:rPr>
+        <w:t>Métodos:</w:t>
+      </w:r>
+    </w:p>
+    <w:p>
+      <w:pPr>
+        <w:numPr>
+          <w:ilvl w:val="0"/>
+          <w:numId w:val="6"/>
+        </w:numPr>
+        <w:rPr>
+          <w:rFonts w:ascii="Times New Roman" w:hAnsi="Times New Roman" w:cs="Times New Roman"/>
+          <w:lang w:val="en-US"/>
+        </w:rPr>
+      </w:pPr>
+      <w:r>
+        <w:rPr>
+          <w:rFonts w:ascii="Times New Roman" w:hAnsi="Times New Roman" w:cs="Times New Roman"/>
+          <w:lang w:val="en-US"/>
+        </w:rPr>
+        <w:t xml:space="preserve">+ </w:t>
+      </w:r>
+      <w:proofErr w:type="gramStart"/>
+      <w:r>
+        <w:rPr>
+          <w:rFonts w:ascii="Times New Roman" w:hAnsi="Times New Roman" w:cs="Times New Roman"/>
+          <w:lang w:val="en-US"/>
+        </w:rPr>
+        <w:t>main</w:t>
+      </w:r>
+      <w:r>
+        <w:rPr>
+          <w:rFonts w:ascii="Times New Roman" w:hAnsi="Times New Roman" w:cs="Times New Roman"/>
+          <w:lang w:val="en-US"/>
+        </w:rPr>
+        <w:t>(</w:t>
+      </w:r>
+      <w:proofErr w:type="gramEnd"/>
+      <w:r>
+        <w:rPr>
+          <w:rFonts w:ascii="Times New Roman" w:hAnsi="Times New Roman" w:cs="Times New Roman"/>
+          <w:lang w:val="en-US"/>
+        </w:rPr>
+        <w:t>): void</w:t>
+      </w:r>
+      <w:r>
+        <w:rPr>
+          <w:rFonts w:ascii="Times New Roman" w:hAnsi="Times New Roman" w:cs="Times New Roman"/>
+          <w:lang w:val="en-US"/>
+        </w:rPr>
+        <w:t xml:space="preserve"> </w:t>
+      </w:r>
+    </w:p>
+    <w:p>
+      <w:pPr>
+        <w:rPr>
+          <w:rFonts w:ascii="Times New Roman" w:hAnsi="Times New Roman" w:cs="Times New Roman"/>
+          <w:lang w:val="en-US"/>
+        </w:rPr>
+      </w:pPr>
+      <w:proofErr w:type="spellStart"/>
+      <w:r>
+        <w:rPr>
+          <w:rFonts w:ascii="Times New Roman" w:hAnsi="Times New Roman" w:cs="Times New Roman"/>
+          <w:lang w:val="en-US"/>
+        </w:rPr>
+        <w:lastRenderedPageBreak/>
+        <w:t>Relaciones</w:t>
+      </w:r>
+      <w:proofErr w:type="spellEnd"/>
+      <w:r>
+        <w:rPr>
+          <w:rFonts w:ascii="Times New Roman" w:hAnsi="Times New Roman" w:cs="Times New Roman"/>
+          <w:lang w:val="en-US"/>
+        </w:rPr>
+        <w:t xml:space="preserve"> entre </w:t>
+      </w:r>
+      <w:proofErr w:type="spellStart"/>
+      <w:r>
+        <w:rPr>
+          <w:rFonts w:ascii="Times New Roman" w:hAnsi="Times New Roman" w:cs="Times New Roman"/>
+          <w:lang w:val="en-US"/>
+        </w:rPr>
+        <w:t>clases</w:t>
+      </w:r>
+      <w:proofErr w:type="spellEnd"/>
+    </w:p>
+    <w:p>
+      <w:pPr>
+        <w:rPr>
+          <w:rFonts w:ascii="Times New Roman" w:hAnsi="Times New Roman" w:cs="Times New Roman"/>
+          <w:b/>
+          <w:bCs/>
+          <w:i/>
+          <w:iCs/>
+          <w:lang w:val="en-US"/>
+        </w:rPr>
+      </w:pPr>
+      <w:proofErr w:type="spellStart"/>
+      <w:r>
+        <w:rPr>
+          <w:rFonts w:ascii="Times New Roman" w:hAnsi="Times New Roman" w:cs="Times New Roman"/>
+          <w:i/>
+          <w:iCs/>
+          <w:lang w:val="en-US"/>
+        </w:rPr>
+        <w:t>Herencia</w:t>
+      </w:r>
+      <w:proofErr w:type="spellEnd"/>
+    </w:p>
+    <w:p>
+      <w:pPr>
+        <w:rPr>
+          <w:rFonts w:ascii="Times New Roman" w:hAnsi="Times New Roman" w:cs="Times New Roman"/>
+        </w:rPr>
+      </w:pPr>
+      <w:proofErr w:type="spellStart"/>
+      <w:r>
+        <w:rPr>
+          <w:rFonts w:ascii="Times New Roman" w:hAnsi="Times New Roman" w:cs="Times New Roman"/>
+        </w:rPr>
+        <w:t>CurlExercise</w:t>
+      </w:r>
+      <w:proofErr w:type="spellEnd"/>
+      <w:r>
+        <w:rPr>
+          <w:rFonts w:ascii="Times New Roman" w:hAnsi="Times New Roman" w:cs="Times New Roman"/>
+        </w:rPr>
+        <w:t xml:space="preserve"> y</w:t>
+      </w:r>
+      <w:r>
+        <w:rPr>
+          <w:rFonts w:ascii="Times New Roman" w:hAnsi="Times New Roman" w:cs="Times New Roman"/>
+        </w:rPr>
+        <w:t xml:space="preserve"> </w:t>
+      </w:r>
+      <w:proofErr w:type="spellStart"/>
+      <w:r>
+        <w:rPr>
+          <w:rFonts w:ascii="Times New Roman" w:hAnsi="Times New Roman" w:cs="Times New Roman"/>
+        </w:rPr>
+        <w:t>SquatExercise</w:t>
+      </w:r>
+      <w:proofErr w:type="spellEnd"/>
+      <w:r>
+        <w:rPr>
+          <w:rFonts w:ascii="Times New Roman" w:hAnsi="Times New Roman" w:cs="Times New Roman"/>
+        </w:rPr>
+        <w:t xml:space="preserve"> </w:t>
+      </w:r>
+      <w:r>
+        <w:rPr>
+          <w:rFonts w:ascii="Times New Roman" w:hAnsi="Times New Roman" w:cs="Times New Roman"/>
+        </w:rPr>
+        <w:t xml:space="preserve">→ Heredan de </w:t>
+      </w:r>
+      <w:proofErr w:type="spellStart"/>
+      <w:r>
+        <w:rPr>
+          <w:rFonts w:ascii="Times New Roman" w:hAnsi="Times New Roman" w:cs="Times New Roman"/>
+        </w:rPr>
+        <w:t>Exercise</w:t>
+      </w:r>
+      <w:proofErr w:type="spellEnd"/>
+      <w:r>
+        <w:rPr>
+          <w:rFonts w:ascii="Times New Roman" w:hAnsi="Times New Roman" w:cs="Times New Roman"/>
+        </w:rPr>
+        <w:t xml:space="preserve"> </w:t>
+      </w:r>
+    </w:p>
+    <w:p>
+      <w:pPr>
+        <w:rPr>
+          <w:rFonts w:ascii="Times New Roman" w:hAnsi="Times New Roman" w:cs="Times New Roman"/>
+          <w:i/>
+          <w:iCs/>
+        </w:rPr>
+      </w:pPr>
+      <w:r>
+        <w:rPr>
+          <w:rFonts w:ascii="Times New Roman" w:hAnsi="Times New Roman" w:cs="Times New Roman"/>
+          <w:i/>
+          <w:iCs/>
+        </w:rPr>
+        <w:t>Dependencia</w:t>
+      </w:r>
+    </w:p>
+    <w:p>
+      <w:pPr>
+        <w:rPr>
+          <w:rFonts w:ascii="Times New Roman" w:hAnsi="Times New Roman" w:cs="Times New Roman"/>
+        </w:rPr>
+      </w:pPr>
+      <w:proofErr w:type="spellStart"/>
+      <w:r>
+        <w:rPr>
+          <w:rFonts w:ascii="Times New Roman" w:hAnsi="Times New Roman" w:cs="Times New Roman"/>
+        </w:rPr>
+        <w:t>Metrics</w:t>
+      </w:r>
+      <w:proofErr w:type="spellEnd"/>
+      <w:r>
+        <w:rPr>
+          <w:rFonts w:ascii="Times New Roman" w:hAnsi="Times New Roman" w:cs="Times New Roman"/>
+        </w:rPr>
+        <w:t xml:space="preserve"> llama a los métodos de </w:t>
+      </w:r>
+      <w:proofErr w:type="spellStart"/>
+      <w:r>
+        <w:rPr>
+          <w:rFonts w:ascii="Times New Roman" w:hAnsi="Times New Roman" w:cs="Times New Roman"/>
+        </w:rPr>
+        <w:t>Anthropometry</w:t>
+      </w:r>
+      <w:proofErr w:type="spellEnd"/>
+      <w:r>
+        <w:rPr>
+          <w:rFonts w:ascii="Times New Roman" w:hAnsi="Times New Roman" w:cs="Times New Roman"/>
+        </w:rPr>
+        <w:t xml:space="preserve"> para calcular longitudes.</w:t>
+      </w:r>
+    </w:p>
+    <w:p>
+      <w:pPr>
+        <w:rPr>
+          <w:rFonts w:ascii="Times New Roman" w:hAnsi="Times New Roman" w:cs="Times New Roman"/>
+        </w:rPr>
+      </w:pPr>
+      <w:proofErr w:type="spellStart"/>
+      <w:r>
+        <w:rPr>
+          <w:rFonts w:ascii="Times New Roman" w:hAnsi="Times New Roman" w:cs="Times New Roman"/>
+        </w:rPr>
+        <w:t>Metrics</w:t>
+      </w:r>
+      <w:proofErr w:type="spellEnd"/>
+      <w:r>
+        <w:rPr>
+          <w:rFonts w:ascii="Times New Roman" w:hAnsi="Times New Roman" w:cs="Times New Roman"/>
+        </w:rPr>
+        <w:t xml:space="preserve"> → Usa métodos estáticos de </w:t>
+      </w:r>
+      <w:proofErr w:type="spellStart"/>
+      <w:r>
+        <w:rPr>
+          <w:rFonts w:ascii="Times New Roman" w:hAnsi="Times New Roman" w:cs="Times New Roman"/>
+        </w:rPr>
+        <w:t>Anthropometry</w:t>
+      </w:r>
+      <w:proofErr w:type="spellEnd"/>
+    </w:p>
+    <w:p>
+      <w:pPr>
+        <w:rPr>
+          <w:rFonts w:ascii="Times New Roman" w:hAnsi="Times New Roman" w:cs="Times New Roman"/>
+        </w:rPr>
+      </w:pPr>
+      <w:proofErr w:type="spellStart"/>
+      <w:r>
+        <w:rPr>
+          <w:rFonts w:ascii="Times New Roman" w:hAnsi="Times New Roman" w:cs="Times New Roman"/>
+        </w:rPr>
+        <w:t>Main</w:t>
+      </w:r>
+      <w:proofErr w:type="spellEnd"/>
+      <w:r>
+        <w:rPr>
+          <w:rFonts w:ascii="Times New Roman" w:hAnsi="Times New Roman" w:cs="Times New Roman"/>
+        </w:rPr>
+        <w:t xml:space="preserve"> invoca métodos de estos componentes para coordinar el flujo de la aplicación.</w:t>
+      </w:r>
+    </w:p>
+    <w:p>
+      <w:pPr>
+        <w:rPr>
+          <w:rFonts w:ascii="Times New Roman" w:hAnsi="Times New Roman" w:cs="Times New Roman"/>
+        </w:rPr>
+      </w:pPr>
+      <w:proofErr w:type="spellStart"/>
+      <w:r>
+        <w:rPr>
+          <w:rFonts w:ascii="Times New Roman" w:hAnsi="Times New Roman" w:cs="Times New Roman"/>
+        </w:rPr>
+        <w:t>Main</w:t>
+      </w:r>
+      <w:proofErr w:type="spellEnd"/>
+      <w:r>
+        <w:rPr>
+          <w:rFonts w:ascii="Times New Roman" w:hAnsi="Times New Roman" w:cs="Times New Roman"/>
+        </w:rPr>
+        <w:t xml:space="preserve"> → Depende de </w:t>
+      </w:r>
+      <w:proofErr w:type="spellStart"/>
+      <w:r>
+        <w:rPr>
+          <w:rFonts w:ascii="Times New Roman" w:hAnsi="Times New Roman" w:cs="Times New Roman"/>
+        </w:rPr>
+        <w:t>PoseEstimator</w:t>
+      </w:r>
+      <w:proofErr w:type="spellEnd"/>
+      <w:r>
+        <w:rPr>
+          <w:rFonts w:ascii="Times New Roman" w:hAnsi="Times New Roman" w:cs="Times New Roman"/>
+        </w:rPr>
+        <w:t xml:space="preserve">, </w:t>
+      </w:r>
+      <w:proofErr w:type="spellStart"/>
+      <w:r>
+        <w:rPr>
+          <w:rFonts w:ascii="Times New Roman" w:hAnsi="Times New Roman" w:cs="Times New Roman"/>
+        </w:rPr>
+        <w:t>Exercise</w:t>
+      </w:r>
+      <w:proofErr w:type="spellEnd"/>
+      <w:r>
+        <w:rPr>
+          <w:rFonts w:ascii="Times New Roman" w:hAnsi="Times New Roman" w:cs="Times New Roman"/>
+        </w:rPr>
+        <w:t xml:space="preserve"> (subclases), </w:t>
+      </w:r>
+      <w:proofErr w:type="spellStart"/>
+      <w:r>
+        <w:rPr>
+          <w:rFonts w:ascii="Times New Roman" w:hAnsi="Times New Roman" w:cs="Times New Roman"/>
+        </w:rPr>
+        <w:t>Metrics</w:t>
+      </w:r>
+      <w:proofErr w:type="spellEnd"/>
+      <w:r>
+        <w:rPr>
+          <w:rFonts w:ascii="Times New Roman" w:hAnsi="Times New Roman" w:cs="Times New Roman"/>
+        </w:rPr>
+        <w:t xml:space="preserve"> y </w:t>
+      </w:r>
+      <w:proofErr w:type="spellStart"/>
+      <w:r>
+        <w:rPr>
+          <w:rFonts w:ascii="Times New Roman" w:hAnsi="Times New Roman" w:cs="Times New Roman"/>
+        </w:rPr>
+        <w:t>MotionAnalyzer</w:t>
+      </w:r>
+      <w:proofErr w:type="spellEnd"/>
+      <w:r>
+        <w:rPr>
+          <w:rFonts w:ascii="Times New Roman" w:hAnsi="Times New Roman" w:cs="Times New Roman"/>
+        </w:rPr>
+        <w:t xml:space="preserve"> </w:t>
+      </w:r>
+    </w:p>
+    <w:p>
+      <w:pPr>
+        <w:rPr>
+          <w:rFonts w:ascii="Times New Roman" w:hAnsi="Times New Roman" w:cs="Times New Roman"/>
+        </w:rPr>
+      </w:pPr>
+      <w:r>
+        <w:rPr>
+          <w:rFonts w:ascii="Times New Roman" w:hAnsi="Times New Roman" w:cs="Times New Roman"/>
+        </w:rPr>
+        <w:t xml:space="preserve">CSV </w:t>
+      </w:r>
+      <w:proofErr w:type="spellStart"/>
+      <w:r>
+        <w:rPr>
+          <w:rFonts w:ascii="Times New Roman" w:hAnsi="Times New Roman" w:cs="Times New Roman"/>
+        </w:rPr>
+        <w:t>Exporter</w:t>
+      </w:r>
+      <w:proofErr w:type="spellEnd"/>
+      <w:r>
+        <w:rPr>
+          <w:rFonts w:ascii="Times New Roman" w:hAnsi="Times New Roman" w:cs="Times New Roman"/>
+        </w:rPr>
+        <w:t xml:space="preserve"> toma </w:t>
+      </w:r>
+      <w:r>
+        <w:rPr>
+          <w:rFonts w:ascii="Times New Roman" w:hAnsi="Times New Roman" w:cs="Times New Roman"/>
+        </w:rPr>
+        <w:t xml:space="preserve">el output de </w:t>
+      </w:r>
+      <w:proofErr w:type="spellStart"/>
+      <w:r>
+        <w:rPr>
+          <w:rFonts w:ascii="Times New Roman" w:hAnsi="Times New Roman" w:cs="Times New Roman"/>
+        </w:rPr>
+        <w:t>metrics</w:t>
+      </w:r>
+      <w:proofErr w:type="spellEnd"/>
+    </w:p>
+    <w:p>
+      <w:pPr>
+        <w:rPr>
+          <w:rFonts w:ascii="Times New Roman" w:hAnsi="Times New Roman" w:cs="Times New Roman"/>
+        </w:rPr>
+      </w:pPr>
+      <w:r>
+        <w:rPr>
+          <w:rFonts w:ascii="Times New Roman" w:hAnsi="Times New Roman" w:cs="Times New Roman"/>
+        </w:rPr>
+        <w:t xml:space="preserve">CSV </w:t>
+      </w:r>
+      <w:proofErr w:type="spellStart"/>
+      <w:r>
+        <w:rPr>
+          <w:rFonts w:ascii="Times New Roman" w:hAnsi="Times New Roman" w:cs="Times New Roman"/>
+        </w:rPr>
+        <w:t>Exporter</w:t>
+      </w:r>
+      <w:proofErr w:type="spellEnd"/>
+      <w:r>
+        <w:rPr>
+          <w:rFonts w:ascii="Times New Roman" w:hAnsi="Times New Roman" w:cs="Times New Roman"/>
+        </w:rPr>
+        <w:t xml:space="preserve"> → Depende de </w:t>
+      </w:r>
+      <w:proofErr w:type="spellStart"/>
+      <w:r>
+        <w:rPr>
+          <w:rFonts w:ascii="Times New Roman" w:hAnsi="Times New Roman" w:cs="Times New Roman"/>
+        </w:rPr>
+        <w:t>Metrics</w:t>
+      </w:r>
+      <w:proofErr w:type="spellEnd"/>
+    </w:p>
+    <w:p>
+      <w:pPr>
+        <w:rPr>
+          <w:rFonts w:ascii="Times New Roman" w:hAnsi="Times New Roman" w:cs="Times New Roman"/>
+          <w:i/>
+          <w:iCs/>
+        </w:rPr>
+      </w:pPr>
+      <w:r>
+        <w:rPr>
+          <w:rFonts w:ascii="Times New Roman" w:hAnsi="Times New Roman" w:cs="Times New Roman"/>
+          <w:i/>
+          <w:iCs/>
+        </w:rPr>
+        <w:t>Agregación / Composición</w:t>
+      </w:r>
+    </w:p>
+    <w:p>
+      <w:pPr>
+        <w:rPr>
+          <w:rFonts w:ascii="Times New Roman" w:hAnsi="Times New Roman" w:cs="Times New Roman"/>
+        </w:rPr>
+      </w:pPr>
+      <w:proofErr w:type="spellStart"/>
+      <w:r>
+        <w:rPr>
+          <w:rFonts w:ascii="Times New Roman" w:hAnsi="Times New Roman" w:cs="Times New Roman"/>
+        </w:rPr>
+        <w:t>Main</w:t>
+      </w:r>
+      <w:proofErr w:type="spellEnd"/>
+      <w:r>
+        <w:rPr>
+          <w:rFonts w:ascii="Times New Roman" w:hAnsi="Times New Roman" w:cs="Times New Roman"/>
+        </w:rPr>
+        <w:t xml:space="preserve"> Agrega Instancias de Otros Componentes: </w:t>
+      </w:r>
+      <w:proofErr w:type="spellStart"/>
+      <w:r>
+        <w:rPr>
+          <w:rFonts w:ascii="Times New Roman" w:hAnsi="Times New Roman" w:cs="Times New Roman"/>
+        </w:rPr>
+        <w:t>Main</w:t>
+      </w:r>
+      <w:proofErr w:type="spellEnd"/>
+      <w:r>
+        <w:rPr>
+          <w:rFonts w:ascii="Times New Roman" w:hAnsi="Times New Roman" w:cs="Times New Roman"/>
+        </w:rPr>
+        <w:t xml:space="preserve"> orquesta y contiene instancias de </w:t>
+      </w:r>
+      <w:proofErr w:type="spellStart"/>
+      <w:r>
+        <w:rPr>
+          <w:rFonts w:ascii="Times New Roman" w:hAnsi="Times New Roman" w:cs="Times New Roman"/>
+        </w:rPr>
+        <w:t>PoseEstimator</w:t>
+      </w:r>
+      <w:proofErr w:type="spellEnd"/>
+      <w:r>
+        <w:rPr>
+          <w:rFonts w:ascii="Times New Roman" w:hAnsi="Times New Roman" w:cs="Times New Roman"/>
+        </w:rPr>
+        <w:t xml:space="preserve">, las subclases de </w:t>
+      </w:r>
+      <w:proofErr w:type="spellStart"/>
+      <w:r>
+        <w:rPr>
+          <w:rFonts w:ascii="Times New Roman" w:hAnsi="Times New Roman" w:cs="Times New Roman"/>
+        </w:rPr>
+        <w:t>Exercise</w:t>
+      </w:r>
+      <w:proofErr w:type="spellEnd"/>
+      <w:r>
+        <w:rPr>
+          <w:rFonts w:ascii="Times New Roman" w:hAnsi="Times New Roman" w:cs="Times New Roman"/>
+        </w:rPr>
+        <w:t xml:space="preserve">, </w:t>
+      </w:r>
+      <w:proofErr w:type="spellStart"/>
+      <w:r>
+        <w:rPr>
+          <w:rFonts w:ascii="Times New Roman" w:hAnsi="Times New Roman" w:cs="Times New Roman"/>
+        </w:rPr>
+        <w:t>Metrics</w:t>
+      </w:r>
+      <w:proofErr w:type="spellEnd"/>
+      <w:r>
+        <w:rPr>
+          <w:rFonts w:ascii="Times New Roman" w:hAnsi="Times New Roman" w:cs="Times New Roman"/>
+        </w:rPr>
+        <w:t>, etc.</w:t>
+      </w:r>
+    </w:p>
+    <w:p>
+      <w:pPr>
+        <w:rPr>
+          <w:rFonts w:ascii="Times New Roman" w:hAnsi="Times New Roman" w:cs="Times New Roman"/>
+          <w:b/>
+          <w:bCs/>
+          <w:sz w:val="28"/>
+          <w:szCs w:val="28"/>
+        </w:rPr>
+      </w:pPr>
+      <w:r>
+        <w:rPr>
+          <w:rFonts w:ascii="Times New Roman" w:hAnsi="Times New Roman" w:cs="Times New Roman"/>
+          <w:b/>
+          <w:bCs/>
+          <w:sz w:val="28"/>
+          <w:szCs w:val="28"/>
+        </w:rPr>
+        <w:t>Implementación y flujo de trabajo</w:t>
+      </w:r>
+    </w:p>
+    <w:p>
+      <w:pPr>
+        <w:rPr>
+          <w:rFonts w:ascii="Times New Roman" w:hAnsi="Times New Roman" w:cs="Times New Roman"/>
+          <w:b/>
+          <w:bCs/>
+        </w:rPr>
+      </w:pPr>
+      <w:r>
+        <w:rPr>
+          <w:rFonts w:ascii="Times New Roman" w:hAnsi="Times New Roman" w:cs="Times New Roman"/>
+          <w:b/>
+          <w:bCs/>
+        </w:rPr>
+        <w:t>Flujo de Ejecución</w:t>
+      </w:r>
+    </w:p>
+    <w:p>
+      <w:pPr>
+        <w:numPr>
+          <w:ilvl w:val="0"/>
+          <w:numId w:val="10"/>
+        </w:numPr>
+        <w:rPr>
+          <w:rFonts w:ascii="Times New Roman" w:hAnsi="Times New Roman" w:cs="Times New Roman"/>
+        </w:rPr>
+      </w:pPr>
+      <w:r>
+        <w:rPr>
+          <w:rFonts w:ascii="Times New Roman" w:hAnsi="Times New Roman" w:cs="Times New Roman"/>
+          <w:b/>
+          <w:bCs/>
+        </w:rPr>
+        <w:t>Captura de Video:</w:t>
+      </w:r>
+      <w:r>
+        <w:rPr>
+          <w:rFonts w:ascii="Times New Roman" w:hAnsi="Times New Roman" w:cs="Times New Roman"/>
+        </w:rPr>
+        <w:br/>
+        <w:t xml:space="preserve">El componente </w:t>
+      </w:r>
+      <w:proofErr w:type="spellStart"/>
+      <w:r>
+        <w:rPr>
+          <w:rFonts w:ascii="Times New Roman" w:hAnsi="Times New Roman" w:cs="Times New Roman"/>
+        </w:rPr>
+        <w:t>Main</w:t>
+      </w:r>
+      <w:proofErr w:type="spellEnd"/>
+      <w:r>
+        <w:rPr>
+          <w:rFonts w:ascii="Times New Roman" w:hAnsi="Times New Roman" w:cs="Times New Roman"/>
+        </w:rPr>
+        <w:t xml:space="preserve"> inicia la captura de video y configura la cámara según los parámetros de </w:t>
+      </w:r>
+      <w:proofErr w:type="spellStart"/>
+      <w:r>
+        <w:rPr>
+          <w:rFonts w:ascii="Times New Roman" w:hAnsi="Times New Roman" w:cs="Times New Roman"/>
+        </w:rPr>
+        <w:t>Constants</w:t>
+      </w:r>
+      <w:proofErr w:type="spellEnd"/>
+      <w:r>
+        <w:rPr>
+          <w:rFonts w:ascii="Times New Roman" w:hAnsi="Times New Roman" w:cs="Times New Roman"/>
+        </w:rPr>
+        <w:t>.</w:t>
+      </w:r>
+    </w:p>
+    <w:p>
+      <w:pPr>
+        <w:numPr>
+          <w:ilvl w:val="0"/>
+          <w:numId w:val="10"/>
+        </w:numPr>
+        <w:rPr>
+          <w:rFonts w:ascii="Times New Roman" w:hAnsi="Times New Roman" w:cs="Times New Roman"/>
+        </w:rPr>
+      </w:pPr>
+      <w:r>
+        <w:rPr>
+          <w:rFonts w:ascii="Times New Roman" w:hAnsi="Times New Roman" w:cs="Times New Roman"/>
+          <w:b/>
+          <w:bCs/>
+        </w:rPr>
+        <w:t>Detección de Pose:</w:t>
+      </w:r>
+      <w:r>
+        <w:rPr>
+          <w:rFonts w:ascii="Times New Roman" w:hAnsi="Times New Roman" w:cs="Times New Roman"/>
+        </w:rPr>
+        <w:br/>
+        <w:t xml:space="preserve">Cada </w:t>
+      </w:r>
+      <w:proofErr w:type="spellStart"/>
+      <w:proofErr w:type="gramStart"/>
+      <w:r>
+        <w:rPr>
+          <w:rFonts w:ascii="Times New Roman" w:hAnsi="Times New Roman" w:cs="Times New Roman"/>
+        </w:rPr>
+        <w:t>frame</w:t>
+      </w:r>
+      <w:proofErr w:type="spellEnd"/>
+      <w:proofErr w:type="gramEnd"/>
+      <w:r>
+        <w:rPr>
+          <w:rFonts w:ascii="Times New Roman" w:hAnsi="Times New Roman" w:cs="Times New Roman"/>
+        </w:rPr>
+        <w:t xml:space="preserve"> es procesado por </w:t>
+      </w:r>
+      <w:proofErr w:type="spellStart"/>
+      <w:r>
+        <w:rPr>
+          <w:rFonts w:ascii="Times New Roman" w:hAnsi="Times New Roman" w:cs="Times New Roman"/>
+        </w:rPr>
+        <w:t>PoseEstimator</w:t>
+      </w:r>
+      <w:proofErr w:type="spellEnd"/>
+      <w:r>
+        <w:rPr>
+          <w:rFonts w:ascii="Times New Roman" w:hAnsi="Times New Roman" w:cs="Times New Roman"/>
+        </w:rPr>
+        <w:t xml:space="preserve">, que devuelve </w:t>
+      </w:r>
+      <w:proofErr w:type="spellStart"/>
+      <w:r>
+        <w:rPr>
+          <w:rFonts w:ascii="Times New Roman" w:hAnsi="Times New Roman" w:cs="Times New Roman"/>
+        </w:rPr>
+        <w:t>keypoints</w:t>
+      </w:r>
+      <w:proofErr w:type="spellEnd"/>
+      <w:r>
+        <w:rPr>
+          <w:rFonts w:ascii="Times New Roman" w:hAnsi="Times New Roman" w:cs="Times New Roman"/>
+        </w:rPr>
+        <w:t>, confianzas e imagen anotada.</w:t>
+      </w:r>
+    </w:p>
+    <w:p>
+      <w:pPr>
+        <w:numPr>
+          <w:ilvl w:val="0"/>
+          <w:numId w:val="10"/>
+        </w:numPr>
+        <w:rPr>
+          <w:rFonts w:ascii="Times New Roman" w:hAnsi="Times New Roman" w:cs="Times New Roman"/>
+        </w:rPr>
+      </w:pPr>
+      <w:r>
+        <w:rPr>
+          <w:rFonts w:ascii="Times New Roman" w:hAnsi="Times New Roman" w:cs="Times New Roman"/>
+          <w:b/>
+          <w:bCs/>
+        </w:rPr>
+        <w:t>Procesamiento de Ejercicios:</w:t>
+      </w:r>
+      <w:r>
+        <w:rPr>
+          <w:rFonts w:ascii="Times New Roman" w:hAnsi="Times New Roman" w:cs="Times New Roman"/>
+        </w:rPr>
+        <w:br/>
+        <w:t xml:space="preserve">Las clases de ejercicio (por ejemplo, </w:t>
+      </w:r>
+      <w:proofErr w:type="spellStart"/>
+      <w:r>
+        <w:rPr>
+          <w:rFonts w:ascii="Times New Roman" w:hAnsi="Times New Roman" w:cs="Times New Roman"/>
+        </w:rPr>
+        <w:t>CurlExercise</w:t>
+      </w:r>
+      <w:proofErr w:type="spellEnd"/>
+      <w:r>
+        <w:rPr>
+          <w:rFonts w:ascii="Times New Roman" w:hAnsi="Times New Roman" w:cs="Times New Roman"/>
+        </w:rPr>
+        <w:t xml:space="preserve">) utilizan los </w:t>
+      </w:r>
+      <w:proofErr w:type="spellStart"/>
+      <w:r>
+        <w:rPr>
+          <w:rFonts w:ascii="Times New Roman" w:hAnsi="Times New Roman" w:cs="Times New Roman"/>
+        </w:rPr>
+        <w:t>keypoints</w:t>
+      </w:r>
+      <w:proofErr w:type="spellEnd"/>
+      <w:r>
+        <w:rPr>
+          <w:rFonts w:ascii="Times New Roman" w:hAnsi="Times New Roman" w:cs="Times New Roman"/>
+        </w:rPr>
+        <w:t xml:space="preserve"> para calcular ángulos y actualizar su estado (transición entre fases "up" y "</w:t>
+      </w:r>
+      <w:proofErr w:type="spellStart"/>
+      <w:r>
+        <w:rPr>
+          <w:rFonts w:ascii="Times New Roman" w:hAnsi="Times New Roman" w:cs="Times New Roman"/>
+        </w:rPr>
+        <w:t>down</w:t>
+      </w:r>
+      <w:proofErr w:type="spellEnd"/>
+      <w:r>
+        <w:rPr>
+          <w:rFonts w:ascii="Times New Roman" w:hAnsi="Times New Roman" w:cs="Times New Roman"/>
+        </w:rPr>
+        <w:t>") y contar repeticiones.</w:t>
+      </w:r>
+    </w:p>
+    <w:p>
+      <w:pPr>
+        <w:numPr>
+          <w:ilvl w:val="0"/>
+          <w:numId w:val="10"/>
+        </w:numPr>
+        <w:rPr>
+          <w:rFonts w:ascii="Times New Roman" w:hAnsi="Times New Roman" w:cs="Times New Roman"/>
+        </w:rPr>
+      </w:pPr>
+      <w:r>
+        <w:rPr>
+          <w:rFonts w:ascii="Times New Roman" w:hAnsi="Times New Roman" w:cs="Times New Roman"/>
+          <w:b/>
+          <w:bCs/>
+        </w:rPr>
+        <w:t>Cálculo de Métricas:</w:t>
+      </w:r>
+      <w:r>
+        <w:rPr>
+          <w:rFonts w:ascii="Times New Roman" w:hAnsi="Times New Roman" w:cs="Times New Roman"/>
+        </w:rPr>
+        <w:br/>
+        <w:t xml:space="preserve">El objeto </w:t>
+      </w:r>
+      <w:proofErr w:type="spellStart"/>
+      <w:r>
+        <w:rPr>
+          <w:rFonts w:ascii="Times New Roman" w:hAnsi="Times New Roman" w:cs="Times New Roman"/>
+        </w:rPr>
+        <w:t>Metrics</w:t>
+      </w:r>
+      <w:proofErr w:type="spellEnd"/>
+      <w:r>
+        <w:rPr>
+          <w:rFonts w:ascii="Times New Roman" w:hAnsi="Times New Roman" w:cs="Times New Roman"/>
+        </w:rPr>
+        <w:t xml:space="preserve"> recoge ángulos y marcas de tiempo, calcula ROM, VMED, VMAX, y almacena cada repetición en su historial mediante </w:t>
+      </w:r>
+      <w:proofErr w:type="spellStart"/>
+      <w:r>
+        <w:rPr>
+          <w:rFonts w:ascii="Times New Roman" w:hAnsi="Times New Roman" w:cs="Times New Roman"/>
+        </w:rPr>
+        <w:t>record_</w:t>
+      </w:r>
+      <w:proofErr w:type="gramStart"/>
+      <w:r>
+        <w:rPr>
+          <w:rFonts w:ascii="Times New Roman" w:hAnsi="Times New Roman" w:cs="Times New Roman"/>
+        </w:rPr>
+        <w:t>metrics</w:t>
+      </w:r>
+      <w:proofErr w:type="spellEnd"/>
+      <w:r>
+        <w:rPr>
+          <w:rFonts w:ascii="Times New Roman" w:hAnsi="Times New Roman" w:cs="Times New Roman"/>
+        </w:rPr>
+        <w:t>(</w:t>
+      </w:r>
+      <w:proofErr w:type="gramEnd"/>
+      <w:r>
+        <w:rPr>
+          <w:rFonts w:ascii="Times New Roman" w:hAnsi="Times New Roman" w:cs="Times New Roman"/>
+        </w:rPr>
+        <w:t>).</w:t>
+      </w:r>
+    </w:p>
+    <w:p>
+      <w:pPr>
+        <w:numPr>
+          <w:ilvl w:val="0"/>
+          <w:numId w:val="10"/>
+        </w:numPr>
+        <w:rPr>
+          <w:rFonts w:ascii="Times New Roman" w:hAnsi="Times New Roman" w:cs="Times New Roman"/>
+        </w:rPr>
+      </w:pPr>
+      <w:r>
+        <w:rPr>
+          <w:rFonts w:ascii="Times New Roman" w:hAnsi="Times New Roman" w:cs="Times New Roman"/>
+          <w:b/>
+          <w:bCs/>
+        </w:rPr>
+        <w:t xml:space="preserve">Visualización de </w:t>
+      </w:r>
+      <w:proofErr w:type="spellStart"/>
+      <w:r>
+        <w:rPr>
+          <w:rFonts w:ascii="Times New Roman" w:hAnsi="Times New Roman" w:cs="Times New Roman"/>
+          <w:b/>
+          <w:bCs/>
+        </w:rPr>
+        <w:t>Overlays</w:t>
+      </w:r>
+      <w:proofErr w:type="spellEnd"/>
+      <w:r>
+        <w:rPr>
+          <w:rFonts w:ascii="Times New Roman" w:hAnsi="Times New Roman" w:cs="Times New Roman"/>
+          <w:b/>
+          <w:bCs/>
+        </w:rPr>
+        <w:t>:</w:t>
+      </w:r>
+      <w:r>
+        <w:rPr>
+          <w:rFonts w:ascii="Times New Roman" w:hAnsi="Times New Roman" w:cs="Times New Roman"/>
+        </w:rPr>
+        <w:br/>
+        <w:t xml:space="preserve">Las funciones de </w:t>
+      </w:r>
+      <w:proofErr w:type="spellStart"/>
+      <w:r>
+        <w:rPr>
+          <w:rFonts w:ascii="Times New Roman" w:hAnsi="Times New Roman" w:cs="Times New Roman"/>
+        </w:rPr>
+        <w:t>MotionAnalyzer</w:t>
+      </w:r>
+      <w:proofErr w:type="spellEnd"/>
+      <w:r>
+        <w:rPr>
+          <w:rFonts w:ascii="Times New Roman" w:hAnsi="Times New Roman" w:cs="Times New Roman"/>
+        </w:rPr>
+        <w:t xml:space="preserve"> y otros módulos de visualización dibujan </w:t>
+      </w:r>
+      <w:proofErr w:type="spellStart"/>
+      <w:r>
+        <w:rPr>
+          <w:rFonts w:ascii="Times New Roman" w:hAnsi="Times New Roman" w:cs="Times New Roman"/>
+        </w:rPr>
+        <w:t>overlays</w:t>
+      </w:r>
+      <w:proofErr w:type="spellEnd"/>
+      <w:r>
+        <w:rPr>
+          <w:rFonts w:ascii="Times New Roman" w:hAnsi="Times New Roman" w:cs="Times New Roman"/>
+        </w:rPr>
+        <w:t xml:space="preserve"> en el </w:t>
+      </w:r>
+      <w:proofErr w:type="spellStart"/>
+      <w:proofErr w:type="gramStart"/>
+      <w:r>
+        <w:rPr>
+          <w:rFonts w:ascii="Times New Roman" w:hAnsi="Times New Roman" w:cs="Times New Roman"/>
+        </w:rPr>
+        <w:t>frame</w:t>
+      </w:r>
+      <w:proofErr w:type="spellEnd"/>
+      <w:proofErr w:type="gramEnd"/>
+      <w:r>
+        <w:rPr>
+          <w:rFonts w:ascii="Times New Roman" w:hAnsi="Times New Roman" w:cs="Times New Roman"/>
+        </w:rPr>
+        <w:t xml:space="preserve"> (barras de progreso, ruedas, textos).</w:t>
+      </w:r>
+    </w:p>
+    <w:p>
+      <w:pPr>
+        <w:numPr>
+          <w:ilvl w:val="0"/>
+          <w:numId w:val="10"/>
+        </w:numPr>
+        <w:rPr>
+          <w:rFonts w:ascii="Times New Roman" w:hAnsi="Times New Roman" w:cs="Times New Roman"/>
+        </w:rPr>
+      </w:pPr>
+      <w:r>
+        <w:rPr>
+          <w:rFonts w:ascii="Times New Roman" w:hAnsi="Times New Roman" w:cs="Times New Roman"/>
+          <w:b/>
+          <w:bCs/>
+        </w:rPr>
+        <w:lastRenderedPageBreak/>
+        <w:t>Exportación de Datos:</w:t>
+      </w:r>
+      <w:r>
+        <w:rPr>
+          <w:rFonts w:ascii="Times New Roman" w:hAnsi="Times New Roman" w:cs="Times New Roman"/>
+        </w:rPr>
+        <w:br/>
+        <w:t xml:space="preserve">Al finalizar la sesión, o por repetición, el historial acumulado en </w:t>
+      </w:r>
+      <w:proofErr w:type="spellStart"/>
+      <w:r>
+        <w:rPr>
+          <w:rFonts w:ascii="Times New Roman" w:hAnsi="Times New Roman" w:cs="Times New Roman"/>
+        </w:rPr>
+        <w:t>Metrics</w:t>
+      </w:r>
+      <w:proofErr w:type="spellEnd"/>
+      <w:r>
+        <w:rPr>
+          <w:rFonts w:ascii="Times New Roman" w:hAnsi="Times New Roman" w:cs="Times New Roman"/>
+        </w:rPr>
+        <w:t xml:space="preserve"> se exporta a archivos CSV mediante el módulo CSV </w:t>
+      </w:r>
+      <w:proofErr w:type="spellStart"/>
+      <w:r>
+        <w:rPr>
+          <w:rFonts w:ascii="Times New Roman" w:hAnsi="Times New Roman" w:cs="Times New Roman"/>
+        </w:rPr>
+        <w:t>Exporter</w:t>
+      </w:r>
+      <w:proofErr w:type="spellEnd"/>
+      <w:r>
+        <w:rPr>
+          <w:rFonts w:ascii="Times New Roman" w:hAnsi="Times New Roman" w:cs="Times New Roman"/>
+        </w:rPr>
+        <w:t>.</w:t>
+      </w:r>
+    </w:p>
+    <w:p>
+      <w:pPr>
+        <w:rPr>
+          <w:rFonts w:ascii="Times New Roman" w:hAnsi="Times New Roman" w:cs="Times New Roman"/>
+          <w:i/>
+          <w:iCs/>
+        </w:rPr>
+      </w:pPr>
+      <w:r>
+        <w:rPr>
+          <w:rFonts w:ascii="Times New Roman" w:hAnsi="Times New Roman" w:cs="Times New Roman"/>
+          <w:i/>
+          <w:iCs/>
+        </w:rPr>
+        <w:t>Diagrama de flujo</w:t>
+      </w:r>
+    </w:p>
+    <w:p>
+      <w:pPr>
+        <w:rPr>
+          <w:rFonts w:ascii="Times New Roman" w:hAnsi="Times New Roman" w:cs="Times New Roman"/>
+        </w:rPr>
+      </w:pPr>
+      <w:r>
+        <w:rPr>
+          <w:rFonts w:ascii="Times New Roman" w:hAnsi="Times New Roman" w:cs="Times New Roman"/>
+          <w:noProof/>
+        </w:rPr>
+        <w:drawing>
+          <wp:inline distT="0" distB="0" distL="0" distR="0" wp14:anchorId="5C208EF7" wp14:editId="5E544E5C">
+            <wp:extent cx="5610225" cy="2800350"/>
+            <wp:effectExtent l="0" t="0" r="9525" b="0"/>
+            <wp:docPr id="181978967" name="Imagen 3"/>
+            <wp:cNvGraphicFramePr>
+              <a:graphicFrameLocks xmlns:a="http://schemas.openxmlformats.org/drawingml/2006/main" noChangeAspect="1"/>
+            </wp:cNvGraphicFramePr>
+            <a:graphic xmlns:a="http://schemas.openxmlformats.org/drawingml/2006/main">
+              <a:graphicData uri="http://schemas.openxmlformats.org/drawingml/2006/picture">
+                <pic:pic xmlns:pic="http://schemas.openxmlformats.org/drawingml/2006/picture">
+                  <pic:nvPicPr>
+                    <pic:cNvPr id="0" name="Picture 13"/>
+                    <pic:cNvPicPr>
+                      <a:picLocks noChangeAspect="1" noChangeArrowheads="1"/>
+                    </pic:cNvPicPr>
+                  </pic:nvPicPr>
+                  <pic:blipFill>
+                    <a:blip r:embed="rId7" cstate="print">
+                      <a:extLst>
+                        <a:ext uri="{28A0092B-C50C-407E-A947-70E740481C1C}">
+                          <a14:useLocalDpi xmlns:a14="http://schemas.microsoft.com/office/drawing/2010/main" val="0"/>
+                        </a:ext>
+                      </a:extLst>
+                    </a:blip>
+                    <a:srcRect/>
+                    <a:stretch>
+                      <a:fillRect/>
+                    </a:stretch>
+                  </pic:blipFill>
+                  <pic:spPr bwMode="auto">
+                    <a:xfrm>
+                      <a:off x="0" y="0"/>
+                      <a:ext cx="5610225" cy="2800350"/>
+                    </a:xfrm>
+                    <a:prstGeom prst="rect">
+                      <a:avLst/>
+                    </a:prstGeom>
+                    <a:noFill/>
+                    <a:ln>
+                      <a:noFill/>
+                    </a:ln>
+                  </pic:spPr>
+                </pic:pic>
+              </a:graphicData>
+            </a:graphic>
+          </wp:inline>
+        </w:drawing>
+      </w:r>
+    </w:p>
+    <w:p>
+      <w:pPr>
+        <w:rPr>
+          <w:rFonts w:ascii="Times New Roman" w:hAnsi="Times New Roman" w:cs="Times New Roman"/>
+          <w:b/>
+          <w:bCs/>
+          <w:sz w:val="28"/>
+          <w:szCs w:val="28"/>
+        </w:rPr>
+      </w:pPr>
+      <w:r>
+        <w:rPr>
+          <w:rFonts w:ascii="Times New Roman" w:hAnsi="Times New Roman" w:cs="Times New Roman"/>
+          <w:b/>
+          <w:bCs/>
+          <w:sz w:val="28"/>
+          <w:szCs w:val="28"/>
+        </w:rPr>
+        <w:t>Investigación y base teórica</w:t>
+      </w:r>
+    </w:p>
+    <w:p>
+      <w:pPr>
+        <w:rPr>
+          <w:rFonts w:ascii="Times New Roman" w:hAnsi="Times New Roman" w:cs="Times New Roman"/>
+          <w:i/>
+          <w:iCs/>
+        </w:rPr>
+      </w:pPr>
+      <w:r>
+        <w:rPr>
+          <w:rFonts w:ascii="Times New Roman" w:hAnsi="Times New Roman" w:cs="Times New Roman"/>
+          <w:i/>
+          <w:iCs/>
+        </w:rPr>
+        <w:t>Revisión de literatura</w:t>
+      </w:r>
+    </w:p>
+    <w:p>
+      <w:pPr>
+        <w:rPr>
+          <w:rFonts w:ascii="Times New Roman" w:hAnsi="Times New Roman" w:cs="Times New Roman"/>
+        </w:rPr>
+      </w:pPr>
+      <w:r>
+        <w:rPr>
+          <w:rFonts w:ascii="Times New Roman" w:hAnsi="Times New Roman" w:cs="Times New Roman"/>
+        </w:rPr>
+        <w:t>Se ha revisado literatura científica para fundamentar la metodología utilizada en la estimación de parámetros antropométricos y la detección de fases de movimiento. Algunas referencias clave:</w:t>
+      </w:r>
+    </w:p>
+    <w:p>
+      <w:pPr>
+        <w:pStyle w:val="Prrafodelista"/>
+        <w:numPr>
+          <w:ilvl w:val="0"/>
+          <w:numId w:val="11"/>
+        </w:numPr>
+        <w:rPr>
+          <w:rFonts w:ascii="Times New Roman" w:hAnsi="Times New Roman" w:cs="Times New Roman"/>
+        </w:rPr>
+      </w:pPr>
+      <w:r>
+        <w:rPr>
+          <w:rFonts w:ascii="Times New Roman" w:hAnsi="Times New Roman" w:cs="Times New Roman"/>
+          <w:b/>
+          <w:bCs/>
+          <w:lang w:val="en-US"/>
+        </w:rPr>
+        <w:t>Chen, K.-Y.; Shin, J.; Hasan, M.A.M.; Liaw, J.-J.; Yuichi, O.; Tomioka, Y.</w:t>
+      </w:r>
+      <w:r>
+        <w:rPr>
+          <w:rFonts w:ascii="Times New Roman" w:hAnsi="Times New Roman" w:cs="Times New Roman"/>
+          <w:lang w:val="en-US"/>
+        </w:rPr>
+        <w:br/>
+      </w:r>
+      <w:r>
+        <w:rPr>
+          <w:rFonts w:ascii="Times New Roman" w:hAnsi="Times New Roman" w:cs="Times New Roman"/>
+          <w:i/>
+          <w:iCs/>
+          <w:lang w:val="en-US"/>
+        </w:rPr>
+        <w:t>Fitness Movement Types and Completeness Detection Using a Transfer-Learning-Based Deep Neural Network.</w:t>
+      </w:r>
+      <w:r>
+        <w:rPr>
+          <w:rFonts w:ascii="Times New Roman" w:hAnsi="Times New Roman" w:cs="Times New Roman"/>
+          <w:lang w:val="en-US"/>
+        </w:rPr>
+        <w:t xml:space="preserve"> </w:t>
+      </w:r>
+      <w:proofErr w:type="spellStart"/>
+      <w:r>
+        <w:rPr>
+          <w:rFonts w:ascii="Times New Roman" w:hAnsi="Times New Roman" w:cs="Times New Roman"/>
+        </w:rPr>
+        <w:t>Sensors</w:t>
+      </w:r>
+      <w:proofErr w:type="spellEnd"/>
+      <w:r>
+        <w:rPr>
+          <w:rFonts w:ascii="Times New Roman" w:hAnsi="Times New Roman" w:cs="Times New Roman"/>
+        </w:rPr>
+        <w:t xml:space="preserve"> 2022, 22, 5700.</w:t>
+      </w:r>
+      <w:r>
+        <w:rPr>
+          <w:rFonts w:ascii="Times New Roman" w:hAnsi="Times New Roman" w:cs="Times New Roman"/>
+        </w:rPr>
+        <w:br/>
+      </w:r>
+      <w:r>
+        <w:rPr>
+          <w:rFonts w:ascii="Times New Roman" w:hAnsi="Times New Roman" w:cs="Times New Roman"/>
+          <w:i/>
+          <w:iCs/>
+        </w:rPr>
+        <w:t>Resumen:</w:t>
+      </w:r>
+      <w:r>
+        <w:rPr>
+          <w:rFonts w:ascii="Times New Roman" w:hAnsi="Times New Roman" w:cs="Times New Roman"/>
+        </w:rPr>
+        <w:t xml:space="preserve"> Este estudio utiliza transferencia de aprendizaje para detectar y clasificar movimientos de fitness, lo que respalda la idea de segmentar y analizar fases de movimiento en ejercicios.</w:t>
+      </w:r>
+    </w:p>
+    <w:p>
+      <w:pPr>
+        <w:pStyle w:val="Prrafodelista"/>
+        <w:numPr>
+          <w:ilvl w:val="0"/>
+          <w:numId w:val="11"/>
+        </w:numPr>
+        <w:rPr>
+          <w:rFonts w:ascii="Times New Roman" w:hAnsi="Times New Roman" w:cs="Times New Roman"/>
+        </w:rPr>
+      </w:pPr>
+      <w:proofErr w:type="spellStart"/>
+      <w:r>
+        <w:rPr>
+          <w:rFonts w:ascii="Times New Roman" w:hAnsi="Times New Roman" w:cs="Times New Roman"/>
+          <w:b/>
+          <w:bCs/>
+        </w:rPr>
+        <w:t>Body</w:t>
+      </w:r>
+      <w:proofErr w:type="spellEnd"/>
+      <w:r>
+        <w:rPr>
+          <w:rFonts w:ascii="Times New Roman" w:hAnsi="Times New Roman" w:cs="Times New Roman"/>
+          <w:b/>
+          <w:bCs/>
+        </w:rPr>
+        <w:t xml:space="preserve"> </w:t>
+      </w:r>
+      <w:proofErr w:type="spellStart"/>
+      <w:r>
+        <w:rPr>
+          <w:rFonts w:ascii="Times New Roman" w:hAnsi="Times New Roman" w:cs="Times New Roman"/>
+          <w:b/>
+          <w:bCs/>
+        </w:rPr>
+        <w:t>Height</w:t>
+      </w:r>
+      <w:proofErr w:type="spellEnd"/>
+      <w:r>
+        <w:rPr>
+          <w:rFonts w:ascii="Times New Roman" w:hAnsi="Times New Roman" w:cs="Times New Roman"/>
+          <w:b/>
+          <w:bCs/>
+        </w:rPr>
+        <w:t xml:space="preserve"> </w:t>
+      </w:r>
+      <w:proofErr w:type="spellStart"/>
+      <w:r>
+        <w:rPr>
+          <w:rFonts w:ascii="Times New Roman" w:hAnsi="Times New Roman" w:cs="Times New Roman"/>
+          <w:b/>
+          <w:bCs/>
+        </w:rPr>
+        <w:t>Estimation</w:t>
+      </w:r>
+      <w:proofErr w:type="spellEnd"/>
+      <w:r>
+        <w:rPr>
+          <w:rFonts w:ascii="Times New Roman" w:hAnsi="Times New Roman" w:cs="Times New Roman"/>
+          <w:b/>
+          <w:bCs/>
+        </w:rPr>
+        <w:t xml:space="preserve"> </w:t>
+      </w:r>
+      <w:proofErr w:type="spellStart"/>
+      <w:r>
+        <w:rPr>
+          <w:rFonts w:ascii="Times New Roman" w:hAnsi="Times New Roman" w:cs="Times New Roman"/>
+          <w:b/>
+          <w:bCs/>
+        </w:rPr>
+        <w:t>Based</w:t>
+      </w:r>
+      <w:proofErr w:type="spellEnd"/>
+      <w:r>
+        <w:rPr>
+          <w:rFonts w:ascii="Times New Roman" w:hAnsi="Times New Roman" w:cs="Times New Roman"/>
+          <w:b/>
+          <w:bCs/>
+        </w:rPr>
+        <w:t xml:space="preserve"> </w:t>
+      </w:r>
+      <w:proofErr w:type="spellStart"/>
+      <w:r>
+        <w:rPr>
+          <w:rFonts w:ascii="Times New Roman" w:hAnsi="Times New Roman" w:cs="Times New Roman"/>
+          <w:b/>
+          <w:bCs/>
+        </w:rPr>
+        <w:t>on</w:t>
+      </w:r>
+      <w:proofErr w:type="spellEnd"/>
+      <w:r>
+        <w:rPr>
+          <w:rFonts w:ascii="Times New Roman" w:hAnsi="Times New Roman" w:cs="Times New Roman"/>
+          <w:b/>
+          <w:bCs/>
+        </w:rPr>
+        <w:t xml:space="preserve"> Tibia </w:t>
+      </w:r>
+      <w:proofErr w:type="spellStart"/>
+      <w:r>
+        <w:rPr>
+          <w:rFonts w:ascii="Times New Roman" w:hAnsi="Times New Roman" w:cs="Times New Roman"/>
+          <w:b/>
+          <w:bCs/>
+        </w:rPr>
+        <w:t>Length</w:t>
+      </w:r>
+      <w:proofErr w:type="spellEnd"/>
+      <w:r>
+        <w:rPr>
+          <w:rFonts w:ascii="Times New Roman" w:hAnsi="Times New Roman" w:cs="Times New Roman"/>
+          <w:b/>
+          <w:bCs/>
+        </w:rPr>
+        <w:t xml:space="preserve"> in </w:t>
+      </w:r>
+      <w:proofErr w:type="spellStart"/>
+      <w:r>
+        <w:rPr>
+          <w:rFonts w:ascii="Times New Roman" w:hAnsi="Times New Roman" w:cs="Times New Roman"/>
+          <w:b/>
+          <w:bCs/>
+        </w:rPr>
+        <w:t>Different</w:t>
+      </w:r>
+      <w:proofErr w:type="spellEnd"/>
+      <w:r>
+        <w:rPr>
+          <w:rFonts w:ascii="Times New Roman" w:hAnsi="Times New Roman" w:cs="Times New Roman"/>
+          <w:b/>
+          <w:bCs/>
+        </w:rPr>
+        <w:t xml:space="preserve"> </w:t>
+      </w:r>
+      <w:proofErr w:type="spellStart"/>
+      <w:r>
+        <w:rPr>
+          <w:rFonts w:ascii="Times New Roman" w:hAnsi="Times New Roman" w:cs="Times New Roman"/>
+          <w:b/>
+          <w:bCs/>
+        </w:rPr>
+        <w:t>Stature</w:t>
+      </w:r>
+      <w:proofErr w:type="spellEnd"/>
+      <w:r>
+        <w:rPr>
+          <w:rFonts w:ascii="Times New Roman" w:hAnsi="Times New Roman" w:cs="Times New Roman"/>
+          <w:b/>
+          <w:bCs/>
+        </w:rPr>
+        <w:t xml:space="preserve"> </w:t>
+      </w:r>
+      <w:proofErr w:type="spellStart"/>
+      <w:r>
+        <w:rPr>
+          <w:rFonts w:ascii="Times New Roman" w:hAnsi="Times New Roman" w:cs="Times New Roman"/>
+          <w:b/>
+          <w:bCs/>
+        </w:rPr>
+        <w:t>Groups</w:t>
+      </w:r>
+      <w:proofErr w:type="spellEnd"/>
+      <w:r>
+        <w:rPr>
+          <w:rFonts w:ascii="Times New Roman" w:hAnsi="Times New Roman" w:cs="Times New Roman"/>
+        </w:rPr>
+        <w:br/>
+      </w:r>
+      <w:proofErr w:type="spellStart"/>
+      <w:r>
+        <w:rPr>
+          <w:rFonts w:ascii="Times New Roman" w:hAnsi="Times New Roman" w:cs="Times New Roman"/>
+        </w:rPr>
+        <w:t>Izzet</w:t>
+      </w:r>
+      <w:proofErr w:type="spellEnd"/>
+      <w:r>
+        <w:rPr>
+          <w:rFonts w:ascii="Times New Roman" w:hAnsi="Times New Roman" w:cs="Times New Roman"/>
+        </w:rPr>
+        <w:t xml:space="preserve"> </w:t>
+      </w:r>
+      <w:proofErr w:type="spellStart"/>
+      <w:r>
+        <w:rPr>
+          <w:rFonts w:ascii="Times New Roman" w:hAnsi="Times New Roman" w:cs="Times New Roman"/>
+        </w:rPr>
+        <w:t>Duyar</w:t>
+      </w:r>
+      <w:proofErr w:type="spellEnd"/>
+      <w:r>
+        <w:rPr>
+          <w:rFonts w:ascii="Times New Roman" w:hAnsi="Times New Roman" w:cs="Times New Roman"/>
+        </w:rPr>
+        <w:t>; Can Pelin</w:t>
+      </w:r>
+      <w:r>
+        <w:rPr>
+          <w:rFonts w:ascii="Times New Roman" w:hAnsi="Times New Roman" w:cs="Times New Roman"/>
+        </w:rPr>
+        <w:br/>
+      </w:r>
+      <w:r>
+        <w:rPr>
+          <w:rFonts w:ascii="Times New Roman" w:hAnsi="Times New Roman" w:cs="Times New Roman"/>
+          <w:i/>
+          <w:iCs/>
+        </w:rPr>
+        <w:t>Resumen:</w:t>
+      </w:r>
+      <w:r>
+        <w:rPr>
+          <w:rFonts w:ascii="Times New Roman" w:hAnsi="Times New Roman" w:cs="Times New Roman"/>
+        </w:rPr>
+        <w:t xml:space="preserve"> Se investiga la relación entre la longitud de la tibia y la estatura, fundamentando el uso de modelos de regresión para la estimación de longitudes en ejercicios como </w:t>
+      </w:r>
+      <w:proofErr w:type="spellStart"/>
+      <w:r>
+        <w:rPr>
+          <w:rFonts w:ascii="Times New Roman" w:hAnsi="Times New Roman" w:cs="Times New Roman"/>
+        </w:rPr>
+        <w:t>squat</w:t>
+      </w:r>
+      <w:proofErr w:type="spellEnd"/>
+      <w:r>
+        <w:rPr>
+          <w:rFonts w:ascii="Times New Roman" w:hAnsi="Times New Roman" w:cs="Times New Roman"/>
+        </w:rPr>
+        <w:t>.</w:t>
+      </w:r>
+    </w:p>
+    <w:p>
+      <w:pPr>
+        <w:pStyle w:val="Prrafodelista"/>
+        <w:numPr>
+          <w:ilvl w:val="0"/>
+          <w:numId w:val="11"/>
+        </w:numPr>
+        <w:rPr>
+          <w:rFonts w:ascii="Times New Roman" w:hAnsi="Times New Roman" w:cs="Times New Roman"/>
+        </w:rPr>
+      </w:pPr>
+      <w:r>
+        <w:rPr>
+          <w:rFonts w:ascii="Times New Roman" w:hAnsi="Times New Roman" w:cs="Times New Roman"/>
+          <w:b/>
+          <w:bCs/>
+          <w:lang w:val="en-US"/>
+        </w:rPr>
+        <w:t>Predicting Height from Ulna Length for the Determination of Weight Status in New Zealand Adolescents: A Cross-Sectional Study</w:t>
+      </w:r>
+      <w:r>
+        <w:rPr>
+          <w:rFonts w:ascii="Times New Roman" w:hAnsi="Times New Roman" w:cs="Times New Roman"/>
+          <w:lang w:val="en-US"/>
+        </w:rPr>
+        <w:br/>
+        <w:t>H. M. Ng et al.</w:t>
+      </w:r>
+      <w:r>
+        <w:rPr>
+          <w:rFonts w:ascii="Times New Roman" w:hAnsi="Times New Roman" w:cs="Times New Roman"/>
+          <w:lang w:val="en-US"/>
+        </w:rPr>
+        <w:br/>
+      </w:r>
+      <w:r>
+        <w:rPr>
+          <w:rFonts w:ascii="Times New Roman" w:hAnsi="Times New Roman" w:cs="Times New Roman"/>
+          <w:i/>
+          <w:iCs/>
+        </w:rPr>
+        <w:lastRenderedPageBreak/>
+        <w:t>Resumen:</w:t>
+      </w:r>
+      <w:r>
+        <w:rPr>
+          <w:rFonts w:ascii="Times New Roman" w:hAnsi="Times New Roman" w:cs="Times New Roman"/>
+        </w:rPr>
+        <w:t xml:space="preserve"> Explora la correlación entre la longitud del cúbito y la estatura, justificando la aplicación de modelos de regresión en la estimación de longitudes efectivas para ejercicios de </w:t>
+      </w:r>
+      <w:proofErr w:type="spellStart"/>
+      <w:r>
+        <w:rPr>
+          <w:rFonts w:ascii="Times New Roman" w:hAnsi="Times New Roman" w:cs="Times New Roman"/>
+        </w:rPr>
+        <w:t>curl</w:t>
+      </w:r>
+      <w:proofErr w:type="spellEnd"/>
+      <w:r>
+        <w:rPr>
+          <w:rFonts w:ascii="Times New Roman" w:hAnsi="Times New Roman" w:cs="Times New Roman"/>
+        </w:rPr>
+        <w:t>.</w:t>
+      </w:r>
+    </w:p>
+    <w:p>
+      <w:pPr>
+        <w:pStyle w:val="Prrafodelista"/>
+        <w:numPr>
+          <w:ilvl w:val="0"/>
+          <w:numId w:val="11"/>
+        </w:numPr>
+        <w:rPr>
+          <w:rFonts w:ascii="Times New Roman" w:hAnsi="Times New Roman" w:cs="Times New Roman"/>
+        </w:rPr>
+      </w:pPr>
+      <w:r>
+        <w:rPr>
+          <w:rFonts w:ascii="Times New Roman" w:hAnsi="Times New Roman" w:cs="Times New Roman"/>
+          <w:b/>
+          <w:bCs/>
+        </w:rPr>
+        <w:t xml:space="preserve">A </w:t>
+      </w:r>
+      <w:proofErr w:type="spellStart"/>
+      <w:r>
+        <w:rPr>
+          <w:rFonts w:ascii="Times New Roman" w:hAnsi="Times New Roman" w:cs="Times New Roman"/>
+          <w:b/>
+          <w:bCs/>
+        </w:rPr>
+        <w:t>Study</w:t>
+      </w:r>
+      <w:proofErr w:type="spellEnd"/>
+      <w:r>
+        <w:rPr>
+          <w:rFonts w:ascii="Times New Roman" w:hAnsi="Times New Roman" w:cs="Times New Roman"/>
+          <w:b/>
+          <w:bCs/>
+        </w:rPr>
+        <w:t xml:space="preserve"> </w:t>
+      </w:r>
+      <w:proofErr w:type="spellStart"/>
+      <w:r>
+        <w:rPr>
+          <w:rFonts w:ascii="Times New Roman" w:hAnsi="Times New Roman" w:cs="Times New Roman"/>
+          <w:b/>
+          <w:bCs/>
+        </w:rPr>
+        <w:t>of</w:t>
+      </w:r>
+      <w:proofErr w:type="spellEnd"/>
+      <w:r>
+        <w:rPr>
+          <w:rFonts w:ascii="Times New Roman" w:hAnsi="Times New Roman" w:cs="Times New Roman"/>
+          <w:b/>
+          <w:bCs/>
+        </w:rPr>
+        <w:t xml:space="preserve"> </w:t>
+      </w:r>
+      <w:proofErr w:type="spellStart"/>
+      <w:r>
+        <w:rPr>
+          <w:rFonts w:ascii="Times New Roman" w:hAnsi="Times New Roman" w:cs="Times New Roman"/>
+          <w:b/>
+          <w:bCs/>
+        </w:rPr>
+        <w:t>Estimation</w:t>
+      </w:r>
+      <w:proofErr w:type="spellEnd"/>
+      <w:r>
+        <w:rPr>
+          <w:rFonts w:ascii="Times New Roman" w:hAnsi="Times New Roman" w:cs="Times New Roman"/>
+          <w:b/>
+          <w:bCs/>
+        </w:rPr>
+        <w:t xml:space="preserve"> </w:t>
+      </w:r>
+      <w:proofErr w:type="spellStart"/>
+      <w:r>
+        <w:rPr>
+          <w:rFonts w:ascii="Times New Roman" w:hAnsi="Times New Roman" w:cs="Times New Roman"/>
+          <w:b/>
+          <w:bCs/>
+        </w:rPr>
+        <w:t>of</w:t>
+      </w:r>
+      <w:proofErr w:type="spellEnd"/>
+      <w:r>
+        <w:rPr>
+          <w:rFonts w:ascii="Times New Roman" w:hAnsi="Times New Roman" w:cs="Times New Roman"/>
+          <w:b/>
+          <w:bCs/>
+        </w:rPr>
+        <w:t xml:space="preserve"> </w:t>
+      </w:r>
+      <w:proofErr w:type="spellStart"/>
+      <w:r>
+        <w:rPr>
+          <w:rFonts w:ascii="Times New Roman" w:hAnsi="Times New Roman" w:cs="Times New Roman"/>
+          <w:b/>
+          <w:bCs/>
+        </w:rPr>
+        <w:t>Stature</w:t>
+      </w:r>
+      <w:proofErr w:type="spellEnd"/>
+      <w:r>
+        <w:rPr>
+          <w:rFonts w:ascii="Times New Roman" w:hAnsi="Times New Roman" w:cs="Times New Roman"/>
+          <w:b/>
+          <w:bCs/>
+        </w:rPr>
+        <w:t xml:space="preserve"> </w:t>
+      </w:r>
+      <w:proofErr w:type="spellStart"/>
+      <w:r>
+        <w:rPr>
+          <w:rFonts w:ascii="Times New Roman" w:hAnsi="Times New Roman" w:cs="Times New Roman"/>
+          <w:b/>
+          <w:bCs/>
+        </w:rPr>
+        <w:t>from</w:t>
+      </w:r>
+      <w:proofErr w:type="spellEnd"/>
+      <w:r>
+        <w:rPr>
+          <w:rFonts w:ascii="Times New Roman" w:hAnsi="Times New Roman" w:cs="Times New Roman"/>
+          <w:b/>
+          <w:bCs/>
+        </w:rPr>
+        <w:t xml:space="preserve"> </w:t>
+      </w:r>
+      <w:proofErr w:type="spellStart"/>
+      <w:r>
+        <w:rPr>
+          <w:rFonts w:ascii="Times New Roman" w:hAnsi="Times New Roman" w:cs="Times New Roman"/>
+          <w:b/>
+          <w:bCs/>
+        </w:rPr>
+        <w:t>Forearm</w:t>
+      </w:r>
+      <w:proofErr w:type="spellEnd"/>
+      <w:r>
+        <w:rPr>
+          <w:rFonts w:ascii="Times New Roman" w:hAnsi="Times New Roman" w:cs="Times New Roman"/>
+          <w:b/>
+          <w:bCs/>
+        </w:rPr>
+        <w:t xml:space="preserve"> </w:t>
+      </w:r>
+      <w:proofErr w:type="spellStart"/>
+      <w:r>
+        <w:rPr>
+          <w:rFonts w:ascii="Times New Roman" w:hAnsi="Times New Roman" w:cs="Times New Roman"/>
+          <w:b/>
+          <w:bCs/>
+        </w:rPr>
+        <w:t>Length</w:t>
+      </w:r>
+      <w:proofErr w:type="spellEnd"/>
+      <w:r>
+        <w:rPr>
+          <w:rFonts w:ascii="Times New Roman" w:hAnsi="Times New Roman" w:cs="Times New Roman"/>
+        </w:rPr>
+        <w:br/>
+      </w:r>
+      <w:proofErr w:type="spellStart"/>
+      <w:r>
+        <w:rPr>
+          <w:rFonts w:ascii="Times New Roman" w:hAnsi="Times New Roman" w:cs="Times New Roman"/>
+        </w:rPr>
+        <w:t>Aparnamilind</w:t>
+      </w:r>
+      <w:proofErr w:type="spellEnd"/>
+      <w:r>
+        <w:rPr>
+          <w:rFonts w:ascii="Times New Roman" w:hAnsi="Times New Roman" w:cs="Times New Roman"/>
+        </w:rPr>
+        <w:t xml:space="preserve"> </w:t>
+      </w:r>
+      <w:proofErr w:type="spellStart"/>
+      <w:r>
+        <w:rPr>
+          <w:rFonts w:ascii="Times New Roman" w:hAnsi="Times New Roman" w:cs="Times New Roman"/>
+        </w:rPr>
+        <w:t>Joshi</w:t>
+      </w:r>
+      <w:proofErr w:type="spellEnd"/>
+      <w:r>
+        <w:rPr>
+          <w:rFonts w:ascii="Times New Roman" w:hAnsi="Times New Roman" w:cs="Times New Roman"/>
+        </w:rPr>
+        <w:t xml:space="preserve">, </w:t>
+      </w:r>
+      <w:proofErr w:type="spellStart"/>
+      <w:r>
+        <w:rPr>
+          <w:rFonts w:ascii="Times New Roman" w:hAnsi="Times New Roman" w:cs="Times New Roman"/>
+        </w:rPr>
+        <w:t>Shweta</w:t>
+      </w:r>
+      <w:proofErr w:type="spellEnd"/>
+      <w:r>
+        <w:rPr>
+          <w:rFonts w:ascii="Times New Roman" w:hAnsi="Times New Roman" w:cs="Times New Roman"/>
+        </w:rPr>
+        <w:t xml:space="preserve"> </w:t>
+      </w:r>
+      <w:proofErr w:type="spellStart"/>
+      <w:r>
+        <w:rPr>
+          <w:rFonts w:ascii="Times New Roman" w:hAnsi="Times New Roman" w:cs="Times New Roman"/>
+        </w:rPr>
+        <w:t>Shankarrao</w:t>
+      </w:r>
+      <w:proofErr w:type="spellEnd"/>
+      <w:r>
+        <w:rPr>
+          <w:rFonts w:ascii="Times New Roman" w:hAnsi="Times New Roman" w:cs="Times New Roman"/>
+        </w:rPr>
+        <w:t xml:space="preserve"> </w:t>
+      </w:r>
+      <w:proofErr w:type="spellStart"/>
+      <w:r>
+        <w:rPr>
+          <w:rFonts w:ascii="Times New Roman" w:hAnsi="Times New Roman" w:cs="Times New Roman"/>
+        </w:rPr>
+        <w:t>Thorat</w:t>
+      </w:r>
+      <w:proofErr w:type="spellEnd"/>
+      <w:r>
+        <w:rPr>
+          <w:rFonts w:ascii="Times New Roman" w:hAnsi="Times New Roman" w:cs="Times New Roman"/>
+        </w:rPr>
+        <w:br/>
+      </w:r>
+      <w:r>
+        <w:rPr>
+          <w:rFonts w:ascii="Times New Roman" w:hAnsi="Times New Roman" w:cs="Times New Roman"/>
+          <w:i/>
+          <w:iCs/>
+        </w:rPr>
+        <w:t>Resumen:</w:t>
+      </w:r>
+      <w:r>
+        <w:rPr>
+          <w:rFonts w:ascii="Times New Roman" w:hAnsi="Times New Roman" w:cs="Times New Roman"/>
+        </w:rPr>
+        <w:t xml:space="preserve"> Analiza la relación entre la longitud del antebrazo y la estatura, aportando evidencia sobre la robustez de los métodos de regresión para la estimación de longitudes en aplicaciones de fitness.</w:t>
+      </w:r>
+    </w:p>
+    <w:p>
+      <w:pPr>
+        <w:pStyle w:val="Prrafodelista"/>
+        <w:numPr>
+          <w:ilvl w:val="0"/>
+          <w:numId w:val="11"/>
+        </w:numPr>
+        <w:rPr>
+          <w:rFonts w:ascii="Times New Roman" w:hAnsi="Times New Roman" w:cs="Times New Roman"/>
+        </w:rPr>
+      </w:pPr>
+      <w:r>
+        <w:rPr>
+          <w:rFonts w:ascii="Times New Roman" w:hAnsi="Times New Roman" w:cs="Times New Roman"/>
+          <w:b/>
+          <w:bCs/>
+        </w:rPr>
+        <w:t>Otros estudios relevantes:</w:t>
+      </w:r>
+      <w:r>
+        <w:rPr>
+          <w:rFonts w:ascii="Times New Roman" w:hAnsi="Times New Roman" w:cs="Times New Roman"/>
+        </w:rPr>
+        <w:br/>
+        <w:t>Se incluyen investigaciones sobre la estimación de la estatura a partir de longitudes de segmentos (</w:t>
+      </w:r>
+      <w:proofErr w:type="spellStart"/>
+      <w:r>
+        <w:rPr>
+          <w:rFonts w:ascii="Times New Roman" w:hAnsi="Times New Roman" w:cs="Times New Roman"/>
+        </w:rPr>
+        <w:t>ulna</w:t>
+      </w:r>
+      <w:proofErr w:type="spellEnd"/>
+      <w:r>
+        <w:rPr>
+          <w:rFonts w:ascii="Times New Roman" w:hAnsi="Times New Roman" w:cs="Times New Roman"/>
+        </w:rPr>
+        <w:t>, tibia) y la influencia de factores como el género y la edad. Estos trabajos fundamentan el uso de constantes y umbrales en el proyecto.</w:t>
+      </w:r>
+    </w:p>
+    <w:p>
+      <w:pPr>
+        <w:rPr>
+          <w:rFonts w:ascii="Times New Roman" w:hAnsi="Times New Roman" w:cs="Times New Roman"/>
+          <w:i/>
+          <w:iCs/>
+        </w:rPr>
+      </w:pPr>
+      <w:r>
+        <w:rPr>
+          <w:rFonts w:ascii="Times New Roman" w:hAnsi="Times New Roman" w:cs="Times New Roman"/>
+          <w:i/>
+          <w:iCs/>
+        </w:rPr>
+        <w:t>Metodología de investigación</w:t>
+      </w:r>
+    </w:p>
+    <w:p>
+      <w:pPr>
+        <w:pStyle w:val="Prrafodelista"/>
+        <w:numPr>
+          <w:ilvl w:val="0"/>
+          <w:numId w:val="12"/>
+        </w:numPr>
+        <w:rPr>
+          <w:rFonts w:ascii="Times New Roman" w:hAnsi="Times New Roman" w:cs="Times New Roman"/>
+        </w:rPr>
+      </w:pPr>
+      <w:r>
+        <w:rPr>
+          <w:rFonts w:ascii="Times New Roman" w:hAnsi="Times New Roman" w:cs="Times New Roman"/>
+        </w:rPr>
+        <w:t xml:space="preserve">Se utilizaron modelos basados en la literatura para estimar la longitud efectiva del segmento (por ejemplo, </w:t>
+      </w:r>
+      <w:proofErr w:type="spellStart"/>
+      <w:r>
+        <w:rPr>
+          <w:rFonts w:ascii="Times New Roman" w:hAnsi="Times New Roman" w:cs="Times New Roman"/>
+        </w:rPr>
+        <w:t>forearm_length</w:t>
+      </w:r>
+      <w:proofErr w:type="spellEnd"/>
+      <w:r>
+        <w:rPr>
+          <w:rFonts w:ascii="Times New Roman" w:hAnsi="Times New Roman" w:cs="Times New Roman"/>
+        </w:rPr>
+        <w:t xml:space="preserve"> para </w:t>
+      </w:r>
+      <w:proofErr w:type="spellStart"/>
+      <w:r>
+        <w:rPr>
+          <w:rFonts w:ascii="Times New Roman" w:hAnsi="Times New Roman" w:cs="Times New Roman"/>
+        </w:rPr>
+        <w:t>curl</w:t>
+      </w:r>
+      <w:proofErr w:type="spellEnd"/>
+      <w:r>
+        <w:rPr>
+          <w:rFonts w:ascii="Times New Roman" w:hAnsi="Times New Roman" w:cs="Times New Roman"/>
+        </w:rPr>
+        <w:t xml:space="preserve"> y tibia para </w:t>
+      </w:r>
+      <w:proofErr w:type="spellStart"/>
+      <w:r>
+        <w:rPr>
+          <w:rFonts w:ascii="Times New Roman" w:hAnsi="Times New Roman" w:cs="Times New Roman"/>
+        </w:rPr>
+        <w:t>squat</w:t>
+      </w:r>
+      <w:proofErr w:type="spellEnd"/>
+      <w:r>
+        <w:rPr>
+          <w:rFonts w:ascii="Times New Roman" w:hAnsi="Times New Roman" w:cs="Times New Roman"/>
+        </w:rPr>
+        <w:t>).</w:t>
+      </w:r>
+    </w:p>
+    <w:p>
+      <w:pPr>
+        <w:pStyle w:val="Prrafodelista"/>
+        <w:numPr>
+          <w:ilvl w:val="0"/>
+          <w:numId w:val="12"/>
+        </w:numPr>
+        <w:rPr>
+          <w:rFonts w:ascii="Times New Roman" w:hAnsi="Times New Roman" w:cs="Times New Roman"/>
+        </w:rPr>
+      </w:pPr>
+      <w:r>
+        <w:rPr>
+          <w:rFonts w:ascii="Times New Roman" w:hAnsi="Times New Roman" w:cs="Times New Roman"/>
+        </w:rPr>
+        <w:t>Los umbrales para las transiciones de fase se definieron en función de estudios previos y se calibraron empíricamente en el sistema.</w:t>
+      </w:r>
+    </w:p>
+    <w:p>
+      <w:pPr>
+        <w:pStyle w:val="Prrafodelista"/>
+        <w:numPr>
+          <w:ilvl w:val="0"/>
+          <w:numId w:val="12"/>
+        </w:numPr>
+        <w:rPr>
+          <w:rFonts w:ascii="Times New Roman" w:hAnsi="Times New Roman" w:cs="Times New Roman"/>
+        </w:rPr>
+      </w:pPr>
+      <w:r>
+        <w:rPr>
+          <w:rFonts w:ascii="Times New Roman" w:hAnsi="Times New Roman" w:cs="Times New Roman"/>
+        </w:rPr>
+        <w:t>Se compararon las métricas obtenidas con los rangos reportados en la literatura para evaluar la precisión del sistema.</w:t>
+      </w:r>
+    </w:p>
+    <w:p>
+      <w:pPr>
+        <w:spacing w:after="0" w:line="240" w:lineRule="auto"/>
+        <w:rPr>
+          <w:rFonts w:ascii="Times New Roman" w:eastAsia="Times New Roman" w:hAnsi="Times New Roman" w:cs="Times New Roman"/>
+          <w:kern w:val="0"/>
+          <w:lang w:eastAsia="es-CO"/>
+          <w14:ligatures w14:val="none"/>
+        </w:rPr>
+      </w:pPr>
+      <w:r>
+        <w:rPr>
+          <w:rFonts w:ascii="Times New Roman" w:eastAsia="Times New Roman" w:hAnsi="Times New Roman" w:cs="Times New Roman"/>
+          <w:kern w:val="0"/>
+          <w:lang w:eastAsia="es-CO"/>
+          <w14:ligatures w14:val="none"/>
+        </w:rPr>
+        <w:t>La literatura respalda la metodología empleada para estimar longitudes corporales y calcular métricas de rendimiento. La integración de modelos de regresión y la calibración de umbrales permiten obtener mediciones coherentes y precisas en la práctica.</w:t>
+      </w:r>
+    </w:p>
+    <w:p>
+      <w:pPr>
+        <w:spacing w:after="0" w:line="240" w:lineRule="auto"/>
+        <w:rPr>
+          <w:rFonts w:ascii="Times New Roman" w:eastAsia="Times New Roman" w:hAnsi="Times New Roman" w:cs="Times New Roman"/>
+          <w:kern w:val="0"/>
+          <w:lang w:eastAsia="es-CO"/>
+          <w14:ligatures w14:val="none"/>
+        </w:rPr>
+      </w:pPr>
+    </w:p>
+    <w:p>
+      <w:pPr>
+        <w:spacing w:after="0" w:line="240" w:lineRule="auto"/>
+        <w:rPr>
+          <w:rFonts w:ascii="Times New Roman" w:eastAsia="Times New Roman" w:hAnsi="Times New Roman" w:cs="Times New Roman"/>
+          <w:b/>
+          <w:bCs/>
+          <w:kern w:val="0"/>
+          <w:sz w:val="28"/>
+          <w:szCs w:val="28"/>
+          <w:lang w:eastAsia="es-CO"/>
+          <w14:ligatures w14:val="none"/>
+        </w:rPr>
+      </w:pPr>
+      <w:r>
+        <w:rPr>
+          <w:rFonts w:ascii="Times New Roman" w:eastAsia="Times New Roman" w:hAnsi="Times New Roman" w:cs="Times New Roman"/>
+          <w:b/>
+          <w:bCs/>
+          <w:kern w:val="0"/>
+          <w:sz w:val="28"/>
+          <w:szCs w:val="28"/>
+          <w:lang w:eastAsia="es-CO"/>
+          <w14:ligatures w14:val="none"/>
+        </w:rPr>
+        <w:t>Referencias</w:t>
+      </w:r>
+    </w:p>
+    <w:p>
+      <w:pPr>
+        <w:spacing w:after="0" w:line="240" w:lineRule="auto"/>
+        <w:rPr>
+          <w:rFonts w:ascii="Times New Roman" w:eastAsia="Times New Roman" w:hAnsi="Times New Roman" w:cs="Times New Roman"/>
+          <w:b/>
+          <w:bCs/>
+          <w:kern w:val="0"/>
+          <w:sz w:val="28"/>
+          <w:szCs w:val="28"/>
+          <w:lang w:eastAsia="es-CO"/>
+          <w14:ligatures w14:val="none"/>
+        </w:rPr>
+      </w:pPr>
+    </w:p>
+    <w:p>
+      <w:pPr>
+        <w:numPr>
+          <w:ilvl w:val="0"/>
+          <w:numId w:val="13"/>
+        </w:numPr>
+        <w:spacing w:after="0" w:line="240" w:lineRule="auto"/>
+        <w:rPr>
+          <w:rFonts w:ascii="Times New Roman" w:eastAsia="Times New Roman" w:hAnsi="Times New Roman" w:cs="Times New Roman"/>
+          <w:kern w:val="0"/>
+          <w:lang w:eastAsia="es-CO"/>
+          <w14:ligatures w14:val="none"/>
+        </w:rPr>
+      </w:pPr>
+      <w:r>
+        <w:rPr>
+          <w:rFonts w:ascii="Times New Roman" w:eastAsia="Times New Roman" w:hAnsi="Times New Roman" w:cs="Times New Roman"/>
+          <w:b/>
+          <w:bCs/>
+          <w:kern w:val="0"/>
+          <w:lang w:val="en-US" w:eastAsia="es-CO"/>
+          <w14:ligatures w14:val="none"/>
+        </w:rPr>
+        <w:t>Chen, K.-Y.; Shin, J.; Hasan, M.A.M.; Liaw, J.-J.; Yuichi, O.; Tomioka, Y.</w:t>
+      </w:r>
+      <w:r>
+        <w:rPr>
+          <w:rFonts w:ascii="Times New Roman" w:eastAsia="Times New Roman" w:hAnsi="Times New Roman" w:cs="Times New Roman"/>
+          <w:kern w:val="0"/>
+          <w:lang w:val="en-US" w:eastAsia="es-CO"/>
+          <w14:ligatures w14:val="none"/>
+        </w:rPr>
+        <w:br/>
+      </w:r>
+      <w:r>
+        <w:rPr>
+          <w:rFonts w:ascii="Times New Roman" w:eastAsia="Times New Roman" w:hAnsi="Times New Roman" w:cs="Times New Roman"/>
+          <w:i/>
+          <w:iCs/>
+          <w:kern w:val="0"/>
+          <w:lang w:val="en-US" w:eastAsia="es-CO"/>
+          <w14:ligatures w14:val="none"/>
+        </w:rPr>
+        <w:t>Fitness Movement Types and Completeness Detection Using a Transfer-Learning-Based Deep Neural Network.</w:t>
+      </w:r>
+      <w:r>
+        <w:rPr>
+          <w:rFonts w:ascii="Times New Roman" w:eastAsia="Times New Roman" w:hAnsi="Times New Roman" w:cs="Times New Roman"/>
+          <w:kern w:val="0"/>
+          <w:lang w:val="en-US" w:eastAsia="es-CO"/>
+          <w14:ligatures w14:val="none"/>
+        </w:rPr>
+        <w:t xml:space="preserve"> </w:t>
+      </w:r>
+      <w:proofErr w:type="spellStart"/>
+      <w:r>
+        <w:rPr>
+          <w:rFonts w:ascii="Times New Roman" w:eastAsia="Times New Roman" w:hAnsi="Times New Roman" w:cs="Times New Roman"/>
+          <w:kern w:val="0"/>
+          <w:lang w:eastAsia="es-CO"/>
+          <w14:ligatures w14:val="none"/>
+        </w:rPr>
+        <w:t>Sensors</w:t>
+      </w:r>
+      <w:proofErr w:type="spellEnd"/>
+      <w:r>
+        <w:rPr>
+          <w:rFonts w:ascii="Times New Roman" w:eastAsia="Times New Roman" w:hAnsi="Times New Roman" w:cs="Times New Roman"/>
+          <w:kern w:val="0"/>
+          <w:lang w:eastAsia="es-CO"/>
+          <w14:ligatures w14:val="none"/>
+        </w:rPr>
+        <w:t xml:space="preserve"> 2022, 22, 5700.</w:t>
+      </w:r>
+      <w:r>
+        <w:rPr>
+          <w:rFonts w:ascii="Times New Roman" w:eastAsia="Times New Roman" w:hAnsi="Times New Roman" w:cs="Times New Roman"/>
+          <w:kern w:val="0"/>
+          <w:lang w:eastAsia="es-CO"/>
+          <w14:ligatures w14:val="none"/>
+        </w:rPr>
+        <w:br/>
+        <w:t>DOI: 10.3390/s22155700</w:t>
+      </w:r>
+    </w:p>
+    <w:p>
+      <w:pPr>
+        <w:numPr>
+          <w:ilvl w:val="0"/>
+          <w:numId w:val="13"/>
+        </w:numPr>
+        <w:spacing w:after="0" w:line="240" w:lineRule="auto"/>
+        <w:rPr>
+          <w:rFonts w:ascii="Times New Roman" w:eastAsia="Times New Roman" w:hAnsi="Times New Roman" w:cs="Times New Roman"/>
+          <w:kern w:val="0"/>
+          <w:lang w:eastAsia="es-CO"/>
+          <w14:ligatures w14:val="none"/>
+        </w:rPr>
+      </w:pPr>
+      <w:r>
+        <w:rPr>
+          <w:rFonts w:ascii="Times New Roman" w:eastAsia="Times New Roman" w:hAnsi="Times New Roman" w:cs="Times New Roman"/>
+          <w:b/>
+          <w:bCs/>
+          <w:kern w:val="0"/>
+          <w:lang w:val="en-US" w:eastAsia="es-CO"/>
+          <w14:ligatures w14:val="none"/>
+        </w:rPr>
+        <w:t>Body Height Estimation Based on Tibia Length in Different Stature Groups</w:t>
+      </w:r>
+      <w:r>
+        <w:rPr>
+          <w:rFonts w:ascii="Times New Roman" w:eastAsia="Times New Roman" w:hAnsi="Times New Roman" w:cs="Times New Roman"/>
+          <w:kern w:val="0"/>
+          <w:lang w:val="en-US" w:eastAsia="es-CO"/>
+          <w14:ligatures w14:val="none"/>
+        </w:rPr>
+        <w:br/>
+        <w:t xml:space="preserve">Izzet </w:t>
+      </w:r>
+      <w:proofErr w:type="spellStart"/>
+      <w:r>
+        <w:rPr>
+          <w:rFonts w:ascii="Times New Roman" w:eastAsia="Times New Roman" w:hAnsi="Times New Roman" w:cs="Times New Roman"/>
+          <w:kern w:val="0"/>
+          <w:lang w:val="en-US" w:eastAsia="es-CO"/>
+          <w14:ligatures w14:val="none"/>
+        </w:rPr>
+        <w:t>Duyar</w:t>
+      </w:r>
+      <w:proofErr w:type="spellEnd"/>
+      <w:r>
+        <w:rPr>
+          <w:rFonts w:ascii="Times New Roman" w:eastAsia="Times New Roman" w:hAnsi="Times New Roman" w:cs="Times New Roman"/>
+          <w:kern w:val="0"/>
+          <w:lang w:val="en-US" w:eastAsia="es-CO"/>
+          <w14:ligatures w14:val="none"/>
+        </w:rPr>
+        <w:t>; Can Pelin.</w:t>
+      </w:r>
+      <w:r>
+        <w:rPr>
+          <w:rFonts w:ascii="Times New Roman" w:eastAsia="Times New Roman" w:hAnsi="Times New Roman" w:cs="Times New Roman"/>
+          <w:kern w:val="0"/>
+          <w:lang w:val="en-US" w:eastAsia="es-CO"/>
+          <w14:ligatures w14:val="none"/>
+        </w:rPr>
+        <w:br/>
+      </w:r>
+      <w:r>
+        <w:rPr>
+          <w:rFonts w:ascii="Times New Roman" w:eastAsia="Times New Roman" w:hAnsi="Times New Roman" w:cs="Times New Roman"/>
+          <w:i/>
+          <w:iCs/>
+          <w:kern w:val="0"/>
+          <w:lang w:eastAsia="es-CO"/>
+          <w14:ligatures w14:val="none"/>
+        </w:rPr>
+        <w:t xml:space="preserve">Departamento de Antropología Física, Ankara </w:t>
+      </w:r>
+      <w:proofErr w:type="spellStart"/>
+      <w:r>
+        <w:rPr>
+          <w:rFonts w:ascii="Times New Roman" w:eastAsia="Times New Roman" w:hAnsi="Times New Roman" w:cs="Times New Roman"/>
+          <w:i/>
+          <w:iCs/>
+          <w:kern w:val="0"/>
+          <w:lang w:eastAsia="es-CO"/>
+          <w14:ligatures w14:val="none"/>
+        </w:rPr>
+        <w:t>University</w:t>
+      </w:r>
+      <w:proofErr w:type="spellEnd"/>
+      <w:r>
+        <w:rPr>
+          <w:rFonts w:ascii="Times New Roman" w:eastAsia="Times New Roman" w:hAnsi="Times New Roman" w:cs="Times New Roman"/>
+          <w:i/>
+          <w:iCs/>
+          <w:kern w:val="0"/>
+          <w:lang w:eastAsia="es-CO"/>
+          <w14:ligatures w14:val="none"/>
+        </w:rPr>
+        <w:t xml:space="preserve">; Departamento de Anatomía, </w:t>
+      </w:r>
+      <w:proofErr w:type="spellStart"/>
+      <w:r>
+        <w:rPr>
+          <w:rFonts w:ascii="Times New Roman" w:eastAsia="Times New Roman" w:hAnsi="Times New Roman" w:cs="Times New Roman"/>
+          <w:i/>
+          <w:iCs/>
+          <w:kern w:val="0"/>
+          <w:lang w:eastAsia="es-CO"/>
+          <w14:ligatures w14:val="none"/>
+        </w:rPr>
+        <w:t>Başkent</w:t>
+      </w:r>
+      <w:proofErr w:type="spellEnd"/>
+      <w:r>
+        <w:rPr>
+          <w:rFonts w:ascii="Times New Roman" w:eastAsia="Times New Roman" w:hAnsi="Times New Roman" w:cs="Times New Roman"/>
+          <w:i/>
+          <w:iCs/>
+          <w:kern w:val="0"/>
+          <w:lang w:eastAsia="es-CO"/>
+          <w14:ligatures w14:val="none"/>
+        </w:rPr>
+        <w:t xml:space="preserve"> </w:t>
+      </w:r>
+      <w:proofErr w:type="spellStart"/>
+      <w:r>
+        <w:rPr>
+          <w:rFonts w:ascii="Times New Roman" w:eastAsia="Times New Roman" w:hAnsi="Times New Roman" w:cs="Times New Roman"/>
+          <w:i/>
+          <w:iCs/>
+          <w:kern w:val="0"/>
+          <w:lang w:eastAsia="es-CO"/>
+          <w14:ligatures w14:val="none"/>
+        </w:rPr>
+        <w:t>University</w:t>
+      </w:r>
+      <w:proofErr w:type="spellEnd"/>
+      <w:r>
+        <w:rPr>
+          <w:rFonts w:ascii="Times New Roman" w:eastAsia="Times New Roman" w:hAnsi="Times New Roman" w:cs="Times New Roman"/>
+          <w:i/>
+          <w:iCs/>
+          <w:kern w:val="0"/>
+          <w:lang w:eastAsia="es-CO"/>
+          <w14:ligatures w14:val="none"/>
+        </w:rPr>
+        <w:t>.</w:t>
+      </w:r>
+    </w:p>
+    <w:p>
+      <w:pPr>
+        <w:numPr>
+          <w:ilvl w:val="0"/>
+          <w:numId w:val="13"/>
+        </w:numPr>
+        <w:spacing w:after="0" w:line="240" w:lineRule="auto"/>
+        <w:rPr>
+          <w:rFonts w:ascii="Times New Roman" w:eastAsia="Times New Roman" w:hAnsi="Times New Roman" w:cs="Times New Roman"/>
+          <w:kern w:val="0"/>
+          <w:lang w:val="en-US" w:eastAsia="es-CO"/>
+          <w14:ligatures w14:val="none"/>
+        </w:rPr>
+      </w:pPr>
+      <w:r>
+        <w:rPr>
+          <w:rFonts w:ascii="Times New Roman" w:eastAsia="Times New Roman" w:hAnsi="Times New Roman" w:cs="Times New Roman"/>
+          <w:b/>
+          <w:bCs/>
+          <w:kern w:val="0"/>
+          <w:lang w:val="en-US" w:eastAsia="es-CO"/>
+          <w14:ligatures w14:val="none"/>
+        </w:rPr>
+        <w:t>Predicting Height from Ulna Length for the Determination of Weight Status in New Zealand Adolescents: A Cross-Sectional Study</w:t>
+      </w:r>
+      <w:r>
+        <w:rPr>
+          <w:rFonts w:ascii="Times New Roman" w:eastAsia="Times New Roman" w:hAnsi="Times New Roman" w:cs="Times New Roman"/>
+          <w:kern w:val="0"/>
+          <w:lang w:val="en-US" w:eastAsia="es-CO"/>
+          <w14:ligatures w14:val="none"/>
+        </w:rPr>
+        <w:br/>
+        <w:t>H. M. Ng et al.</w:t>
+      </w:r>
+    </w:p>
+    <w:p>
+      <w:pPr>
+        <w:numPr>
+          <w:ilvl w:val="0"/>
+          <w:numId w:val="13"/>
+        </w:numPr>
+        <w:spacing w:after="0" w:line="240" w:lineRule="auto"/>
+        <w:rPr>
+          <w:rFonts w:ascii="Times New Roman" w:eastAsia="Times New Roman" w:hAnsi="Times New Roman" w:cs="Times New Roman"/>
+          <w:kern w:val="0"/>
+          <w:lang w:eastAsia="es-CO"/>
+          <w14:ligatures w14:val="none"/>
+        </w:rPr>
+      </w:pPr>
+      <w:r>
+        <w:rPr>
+          <w:rFonts w:ascii="Times New Roman" w:eastAsia="Times New Roman" w:hAnsi="Times New Roman" w:cs="Times New Roman"/>
+          <w:b/>
+          <w:bCs/>
+          <w:kern w:val="0"/>
+          <w:lang w:val="en-US" w:eastAsia="es-CO"/>
+          <w14:ligatures w14:val="none"/>
+        </w:rPr>
+        <w:t>A Study of Estimation of Stature from Forearm Length</w:t>
+      </w:r>
+      <w:r>
+        <w:rPr>
+          <w:rFonts w:ascii="Times New Roman" w:eastAsia="Times New Roman" w:hAnsi="Times New Roman" w:cs="Times New Roman"/>
+          <w:kern w:val="0"/>
+          <w:lang w:val="en-US" w:eastAsia="es-CO"/>
+          <w14:ligatures w14:val="none"/>
+        </w:rPr>
+        <w:br/>
+      </w:r>
+      <w:proofErr w:type="spellStart"/>
+      <w:r>
+        <w:rPr>
+          <w:rFonts w:ascii="Times New Roman" w:eastAsia="Times New Roman" w:hAnsi="Times New Roman" w:cs="Times New Roman"/>
+          <w:kern w:val="0"/>
+          <w:lang w:val="en-US" w:eastAsia="es-CO"/>
+          <w14:ligatures w14:val="none"/>
+        </w:rPr>
+        <w:t>Aparnamilind</w:t>
+      </w:r>
+      <w:proofErr w:type="spellEnd"/>
+      <w:r>
+        <w:rPr>
+          <w:rFonts w:ascii="Times New Roman" w:eastAsia="Times New Roman" w:hAnsi="Times New Roman" w:cs="Times New Roman"/>
+          <w:kern w:val="0"/>
+          <w:lang w:val="en-US" w:eastAsia="es-CO"/>
+          <w14:ligatures w14:val="none"/>
+        </w:rPr>
+        <w:t xml:space="preserve"> Joshi, Shweta </w:t>
+      </w:r>
+      <w:proofErr w:type="spellStart"/>
+      <w:r>
+        <w:rPr>
+          <w:rFonts w:ascii="Times New Roman" w:eastAsia="Times New Roman" w:hAnsi="Times New Roman" w:cs="Times New Roman"/>
+          <w:kern w:val="0"/>
+          <w:lang w:val="en-US" w:eastAsia="es-CO"/>
+          <w14:ligatures w14:val="none"/>
+        </w:rPr>
+        <w:t>Shankarrao</w:t>
+      </w:r>
+      <w:proofErr w:type="spellEnd"/>
+      <w:r>
+        <w:rPr>
+          <w:rFonts w:ascii="Times New Roman" w:eastAsia="Times New Roman" w:hAnsi="Times New Roman" w:cs="Times New Roman"/>
+          <w:kern w:val="0"/>
+          <w:lang w:val="en-US" w:eastAsia="es-CO"/>
+          <w14:ligatures w14:val="none"/>
+        </w:rPr>
+        <w:t xml:space="preserve"> Thorat.</w:t>
+      </w:r>
+      <w:r>
+        <w:rPr>
+          <w:rFonts w:ascii="Times New Roman" w:eastAsia="Times New Roman" w:hAnsi="Times New Roman" w:cs="Times New Roman"/>
+          <w:kern w:val="0"/>
+          <w:lang w:val="en-US" w:eastAsia="es-CO"/>
+          <w14:ligatures w14:val="none"/>
+        </w:rPr>
+        <w:br/>
+      </w:r>
+      <w:r>
+        <w:rPr>
+          <w:rFonts w:ascii="Times New Roman" w:eastAsia="Times New Roman" w:hAnsi="Times New Roman" w:cs="Times New Roman"/>
+          <w:kern w:val="0"/>
+          <w:lang w:eastAsia="es-CO"/>
+          <w14:ligatures w14:val="none"/>
+        </w:rPr>
+        <w:t>DOI: 10.5958/0973-9130.</w:t>
+      </w:r>
+      <w:proofErr w:type="gramStart"/>
+      <w:r>
+        <w:rPr>
+          <w:rFonts w:ascii="Times New Roman" w:eastAsia="Times New Roman" w:hAnsi="Times New Roman" w:cs="Times New Roman"/>
+          <w:kern w:val="0"/>
+          <w:lang w:eastAsia="es-CO"/>
+          <w14:ligatures w14:val="none"/>
+        </w:rPr>
+        <w:t>2019.00118.X</w:t>
+      </w:r>
+      <w:proofErr w:type="gramEnd"/>
+    </w:p>
+    <w:p>
+      <w:pPr>
+        <w:numPr>
+          <w:ilvl w:val="0"/>
+          <w:numId w:val="13"/>
+        </w:numPr>
+        <w:spacing w:after="0" w:line="240" w:lineRule="auto"/>
+        <w:rPr>
+          <w:rFonts w:ascii="Times New Roman" w:eastAsia="Times New Roman" w:hAnsi="Times New Roman" w:cs="Times New Roman"/>
+          <w:kern w:val="0"/>
+          <w:lang w:val="en-US" w:eastAsia="es-CO"/>
+          <w14:ligatures w14:val="none"/>
+        </w:rPr>
+      </w:pPr>
+      <w:r>
+        <w:rPr>
+          <w:rFonts w:ascii="Times New Roman" w:eastAsia="Times New Roman" w:hAnsi="Times New Roman" w:cs="Times New Roman"/>
+          <w:b/>
+          <w:bCs/>
+          <w:kern w:val="0"/>
+          <w:lang w:val="en-US" w:eastAsia="es-CO"/>
+          <w14:ligatures w14:val="none"/>
+        </w:rPr>
+        <w:lastRenderedPageBreak/>
+        <w:t>Gender Differences in the Relationship between Forearm Length and Height across Different Age Groups: A Correlation and Regression Analysis</w:t>
+      </w:r>
+      <w:r>
+        <w:rPr>
+          <w:rFonts w:ascii="Times New Roman" w:eastAsia="Times New Roman" w:hAnsi="Times New Roman" w:cs="Times New Roman"/>
+          <w:kern w:val="0"/>
+          <w:lang w:val="en-US" w:eastAsia="es-CO"/>
+          <w14:ligatures w14:val="none"/>
+        </w:rPr>
+        <w:br/>
+      </w:r>
+      <w:proofErr w:type="spellStart"/>
+      <w:r>
+        <w:rPr>
+          <w:rFonts w:ascii="Times New Roman" w:eastAsia="Times New Roman" w:hAnsi="Times New Roman" w:cs="Times New Roman"/>
+          <w:kern w:val="0"/>
+          <w:lang w:val="en-US" w:eastAsia="es-CO"/>
+          <w14:ligatures w14:val="none"/>
+        </w:rPr>
+        <w:t>Aparnamilind</w:t>
+      </w:r>
+      <w:proofErr w:type="spellEnd"/>
+      <w:r>
+        <w:rPr>
+          <w:rFonts w:ascii="Times New Roman" w:eastAsia="Times New Roman" w:hAnsi="Times New Roman" w:cs="Times New Roman"/>
+          <w:kern w:val="0"/>
+          <w:lang w:val="en-US" w:eastAsia="es-CO"/>
+          <w14:ligatures w14:val="none"/>
+        </w:rPr>
+        <w:t xml:space="preserve"> Joshi, Shweta </w:t>
+      </w:r>
+      <w:proofErr w:type="spellStart"/>
+      <w:r>
+        <w:rPr>
+          <w:rFonts w:ascii="Times New Roman" w:eastAsia="Times New Roman" w:hAnsi="Times New Roman" w:cs="Times New Roman"/>
+          <w:kern w:val="0"/>
+          <w:lang w:val="en-US" w:eastAsia="es-CO"/>
+          <w14:ligatures w14:val="none"/>
+        </w:rPr>
+        <w:t>Shankarrao</w:t>
+      </w:r>
+      <w:proofErr w:type="spellEnd"/>
+      <w:r>
+        <w:rPr>
+          <w:rFonts w:ascii="Times New Roman" w:eastAsia="Times New Roman" w:hAnsi="Times New Roman" w:cs="Times New Roman"/>
+          <w:kern w:val="0"/>
+          <w:lang w:val="en-US" w:eastAsia="es-CO"/>
+          <w14:ligatures w14:val="none"/>
+        </w:rPr>
+        <w:t xml:space="preserve"> Thorat.</w:t>
+      </w:r>
+    </w:p>
+    <w:p>
+      <w:pPr>
+        <w:numPr>
+          <w:ilvl w:val="0"/>
+          <w:numId w:val="13"/>
+        </w:numPr>
+        <w:spacing w:after="0" w:line="240" w:lineRule="auto"/>
+        <w:rPr>
+          <w:rFonts w:ascii="Times New Roman" w:eastAsia="Times New Roman" w:hAnsi="Times New Roman" w:cs="Times New Roman"/>
+          <w:kern w:val="0"/>
+          <w:lang w:val="en-US" w:eastAsia="es-CO"/>
+          <w14:ligatures w14:val="none"/>
+        </w:rPr>
+      </w:pPr>
+      <w:r>
+        <w:rPr>
+          <w:rFonts w:ascii="Times New Roman" w:eastAsia="Times New Roman" w:hAnsi="Times New Roman" w:cs="Times New Roman"/>
+          <w:b/>
+          <w:bCs/>
+          <w:kern w:val="0"/>
+          <w:lang w:val="en-US" w:eastAsia="es-CO"/>
+          <w14:ligatures w14:val="none"/>
+        </w:rPr>
+        <w:t>The Estimation of Body Height from Ulna Length in Healthy Adults from Different Ethnic Groups</w:t>
+      </w:r>
+      <w:r>
+        <w:rPr>
+          <w:rFonts w:ascii="Times New Roman" w:eastAsia="Times New Roman" w:hAnsi="Times New Roman" w:cs="Times New Roman"/>
+          <w:kern w:val="0"/>
+          <w:lang w:val="en-US" w:eastAsia="es-CO"/>
+          <w14:ligatures w14:val="none"/>
+        </w:rPr>
+        <w:br/>
+        <w:t xml:space="preserve">A. M. Madden, T. </w:t>
+      </w:r>
+      <w:proofErr w:type="spellStart"/>
+      <w:r>
+        <w:rPr>
+          <w:rFonts w:ascii="Times New Roman" w:eastAsia="Times New Roman" w:hAnsi="Times New Roman" w:cs="Times New Roman"/>
+          <w:kern w:val="0"/>
+          <w:lang w:val="en-US" w:eastAsia="es-CO"/>
+          <w14:ligatures w14:val="none"/>
+        </w:rPr>
+        <w:t>Tsikoura</w:t>
+      </w:r>
+      <w:proofErr w:type="spellEnd"/>
+      <w:r>
+        <w:rPr>
+          <w:rFonts w:ascii="Times New Roman" w:eastAsia="Times New Roman" w:hAnsi="Times New Roman" w:cs="Times New Roman"/>
+          <w:kern w:val="0"/>
+          <w:lang w:val="en-US" w:eastAsia="es-CO"/>
+          <w14:ligatures w14:val="none"/>
+        </w:rPr>
+        <w:t xml:space="preserve"> &amp; D. J. Stott.</w:t>
+      </w:r>
+    </w:p>
+    <w:p>
+      <w:pPr>
+        <w:numPr>
+          <w:ilvl w:val="0"/>
+          <w:numId w:val="13"/>
+        </w:numPr>
+        <w:spacing w:after="0" w:line="240" w:lineRule="auto"/>
+        <w:rPr>
+          <w:rFonts w:ascii="Times New Roman" w:eastAsia="Times New Roman" w:hAnsi="Times New Roman" w:cs="Times New Roman"/>
+          <w:kern w:val="0"/>
+          <w:lang w:val="en-US" w:eastAsia="es-CO"/>
+          <w14:ligatures w14:val="none"/>
+        </w:rPr>
+      </w:pPr>
+      <w:r>
+        <w:rPr>
+          <w:rFonts w:ascii="Times New Roman" w:eastAsia="Times New Roman" w:hAnsi="Times New Roman" w:cs="Times New Roman"/>
+          <w:b/>
+          <w:bCs/>
+          <w:kern w:val="0"/>
+          <w:lang w:val="en-US" w:eastAsia="es-CO"/>
+          <w14:ligatures w14:val="none"/>
+        </w:rPr>
+        <w:t>Correlation of the Stature to Forearm Length in the Young Adults of Western Indian Population</w:t>
+      </w:r>
+      <w:r>
+        <w:rPr>
+          <w:rFonts w:ascii="Times New Roman" w:eastAsia="Times New Roman" w:hAnsi="Times New Roman" w:cs="Times New Roman"/>
+          <w:kern w:val="0"/>
+          <w:lang w:val="en-US" w:eastAsia="es-CO"/>
+          <w14:ligatures w14:val="none"/>
+        </w:rPr>
+        <w:br/>
+        <w:t>Suryabhan S. Dongre et al.</w:t>
+      </w:r>
+    </w:p>
+    <w:p>
+      <w:pPr>
+        <w:spacing w:after="0" w:line="240" w:lineRule="auto"/>
+        <w:rPr>
+          <w:rFonts w:ascii="Times New Roman" w:eastAsia="Times New Roman" w:hAnsi="Times New Roman" w:cs="Times New Roman"/>
+          <w:kern w:val="0"/>
+          <w:lang w:val="en-US" w:eastAsia="es-CO"/>
+          <w14:ligatures w14:val="none"/>
+        </w:rPr>
+      </w:pPr>
     </w:p>
     <w:sectPr>
       <w:pgSz w:w="12240" w:h="15840"/>
@@ -336,6 +6428,1843 @@
     </w:sectPr>
   </w:body>
 </w:document>
+</file>
+
+<file path=word/numbering.xml><?xml version="1.0" encoding="utf-8"?>
+<w:numbering xmlns:wpc="http://schemas.microsoft.com/office/word/2010/wordprocessingCanvas" xmlns:cx="http://schemas.microsoft.com/office/drawing/2014/chartex" xmlns:cx1="http://schemas.microsoft.com/office/drawing/2015/9/8/chartex" xmlns:cx2="http://schemas.microsoft.com/office/drawing/2015/10/21/chartex" xmlns:cx3="http://schemas.microsoft.com/office/drawing/2016/5/9/chartex" xmlns:cx4="http://schemas.microsoft.com/office/drawing/2016/5/10/chartex" xmlns:cx5="http://schemas.microsoft.com/office/drawing/2016/5/11/chartex" xmlns:cx6="http://schemas.microsoft.com/office/drawing/2016/5/12/chartex" xmlns:cx7="http://schemas.microsoft.com/office/drawing/2016/5/13/chartex" xmlns:cx8="http://schemas.microsoft.com/office/drawing/2016/5/14/chartex" xmlns:mc="http://schemas.openxmlformats.org/markup-compatibility/2006" xmlns:aink="http://schemas.microsoft.com/office/drawing/2016/ink" xmlns:am3d="http://schemas.microsoft.com/office/drawing/2017/model3d" xmlns:o="urn:schemas-microsoft-com:office:office" xmlns:oel="http://schemas.microsoft.com/office/2019/extlst" xmlns:r="http://schemas.openxmlformats.org/officeDocument/2006/relationships" xmlns:m="http://schemas.openxmlformats.org/officeDocument/2006/math" xmlns:v="urn:schemas-microsoft-com:vml" xmlns:wp14="http://schemas.microsoft.com/office/word/2010/wordprocessingDrawing" xmlns:wp="http://schemas.openxmlformats.org/drawingml/2006/wordprocessingDrawing" xmlns:w10="urn:schemas-microsoft-com:office:word" xmlns:w="http://schemas.openxmlformats.org/wordprocessingml/2006/main" xmlns:w14="http://schemas.microsoft.com/office/word/2010/wordml" xmlns:w15="http://schemas.microsoft.com/office/word/2012/wordml" xmlns:w16cex="http://schemas.microsoft.com/office/word/2018/wordml/cex" xmlns:w16cid="http://schemas.microsoft.com/office/word/2016/wordml/cid" xmlns:w16="http://schemas.microsoft.com/office/word/2018/wordml" xmlns:w16du="http://schemas.microsoft.com/office/word/2023/wordml/word16du" xmlns:w16sdtdh="http://schemas.microsoft.com/office/word/2020/wordml/sdtdatahash" xmlns:w16sdtfl="http://schemas.microsoft.com/office/word/2024/wordml/sdtformatlock" xmlns:w16se="http://schemas.microsoft.com/office/word/2015/wordml/symex" xmlns:wpg="http://schemas.microsoft.com/office/word/2010/wordprocessingGroup" xmlns:wpi="http://schemas.microsoft.com/office/word/2010/wordprocessingInk" xmlns:wne="http://schemas.microsoft.com/office/word/2006/wordml" xmlns:wps="http://schemas.microsoft.com/office/word/2010/wordprocessingShape" mc:Ignorable="w14 w15 w16se w16cid w16 w16cex w16sdtdh w16sdtfl w16du wp14">
+  <w:abstractNum w:abstractNumId="0" w15:restartNumberingAfterBreak="0">
+    <w:nsid w:val="06675442"/>
+    <w:multiLevelType w:val="multilevel"/>
+    <w:tmpl w:val="5E08C11A"/>
+    <w:lvl w:ilvl="0">
+      <w:start w:val="1"/>
+      <w:numFmt w:val="bullet"/>
+      <w:lvlText w:val=""/>
+      <w:lvlJc w:val="left"/>
+      <w:pPr>
+        <w:tabs>
+          <w:tab w:val="num" w:pos="720"/>
+        </w:tabs>
+        <w:ind w:left="720" w:hanging="360"/>
+      </w:pPr>
+      <w:rPr>
+        <w:rFonts w:ascii="Symbol" w:hAnsi="Symbol" w:hint="default"/>
+        <w:sz w:val="20"/>
+      </w:rPr>
+    </w:lvl>
+    <w:lvl w:ilvl="1">
+      <w:start w:val="1"/>
+      <w:numFmt w:val="bullet"/>
+      <w:lvlText w:val="o"/>
+      <w:lvlJc w:val="left"/>
+      <w:pPr>
+        <w:tabs>
+          <w:tab w:val="num" w:pos="1440"/>
+        </w:tabs>
+        <w:ind w:left="1440" w:hanging="360"/>
+      </w:pPr>
+      <w:rPr>
+        <w:rFonts w:ascii="Courier New" w:hAnsi="Courier New" w:hint="default"/>
+        <w:sz w:val="20"/>
+      </w:rPr>
+    </w:lvl>
+    <w:lvl w:ilvl="2" w:tentative="1">
+      <w:start w:val="1"/>
+      <w:numFmt w:val="bullet"/>
+      <w:lvlText w:val=""/>
+      <w:lvlJc w:val="left"/>
+      <w:pPr>
+        <w:tabs>
+          <w:tab w:val="num" w:pos="2160"/>
+        </w:tabs>
+        <w:ind w:left="2160" w:hanging="360"/>
+      </w:pPr>
+      <w:rPr>
+        <w:rFonts w:ascii="Wingdings" w:hAnsi="Wingdings" w:hint="default"/>
+        <w:sz w:val="20"/>
+      </w:rPr>
+    </w:lvl>
+    <w:lvl w:ilvl="3" w:tentative="1">
+      <w:start w:val="1"/>
+      <w:numFmt w:val="bullet"/>
+      <w:lvlText w:val=""/>
+      <w:lvlJc w:val="left"/>
+      <w:pPr>
+        <w:tabs>
+          <w:tab w:val="num" w:pos="2880"/>
+        </w:tabs>
+        <w:ind w:left="2880" w:hanging="360"/>
+      </w:pPr>
+      <w:rPr>
+        <w:rFonts w:ascii="Wingdings" w:hAnsi="Wingdings" w:hint="default"/>
+        <w:sz w:val="20"/>
+      </w:rPr>
+    </w:lvl>
+    <w:lvl w:ilvl="4" w:tentative="1">
+      <w:start w:val="1"/>
+      <w:numFmt w:val="bullet"/>
+      <w:lvlText w:val=""/>
+      <w:lvlJc w:val="left"/>
+      <w:pPr>
+        <w:tabs>
+          <w:tab w:val="num" w:pos="3600"/>
+        </w:tabs>
+        <w:ind w:left="3600" w:hanging="360"/>
+      </w:pPr>
+      <w:rPr>
+        <w:rFonts w:ascii="Wingdings" w:hAnsi="Wingdings" w:hint="default"/>
+        <w:sz w:val="20"/>
+      </w:rPr>
+    </w:lvl>
+    <w:lvl w:ilvl="5" w:tentative="1">
+      <w:start w:val="1"/>
+      <w:numFmt w:val="bullet"/>
+      <w:lvlText w:val=""/>
+      <w:lvlJc w:val="left"/>
+      <w:pPr>
+        <w:tabs>
+          <w:tab w:val="num" w:pos="4320"/>
+        </w:tabs>
+        <w:ind w:left="4320" w:hanging="360"/>
+      </w:pPr>
+      <w:rPr>
+        <w:rFonts w:ascii="Wingdings" w:hAnsi="Wingdings" w:hint="default"/>
+        <w:sz w:val="20"/>
+      </w:rPr>
+    </w:lvl>
+    <w:lvl w:ilvl="6" w:tentative="1">
+      <w:start w:val="1"/>
+      <w:numFmt w:val="bullet"/>
+      <w:lvlText w:val=""/>
+      <w:lvlJc w:val="left"/>
+      <w:pPr>
+        <w:tabs>
+          <w:tab w:val="num" w:pos="5040"/>
+        </w:tabs>
+        <w:ind w:left="5040" w:hanging="360"/>
+      </w:pPr>
+      <w:rPr>
+        <w:rFonts w:ascii="Wingdings" w:hAnsi="Wingdings" w:hint="default"/>
+        <w:sz w:val="20"/>
+      </w:rPr>
+    </w:lvl>
+    <w:lvl w:ilvl="7" w:tentative="1">
+      <w:start w:val="1"/>
+      <w:numFmt w:val="bullet"/>
+      <w:lvlText w:val=""/>
+      <w:lvlJc w:val="left"/>
+      <w:pPr>
+        <w:tabs>
+          <w:tab w:val="num" w:pos="5760"/>
+        </w:tabs>
+        <w:ind w:left="5760" w:hanging="360"/>
+      </w:pPr>
+      <w:rPr>
+        <w:rFonts w:ascii="Wingdings" w:hAnsi="Wingdings" w:hint="default"/>
+        <w:sz w:val="20"/>
+      </w:rPr>
+    </w:lvl>
+    <w:lvl w:ilvl="8" w:tentative="1">
+      <w:start w:val="1"/>
+      <w:numFmt w:val="bullet"/>
+      <w:lvlText w:val=""/>
+      <w:lvlJc w:val="left"/>
+      <w:pPr>
+        <w:tabs>
+          <w:tab w:val="num" w:pos="6480"/>
+        </w:tabs>
+        <w:ind w:left="6480" w:hanging="360"/>
+      </w:pPr>
+      <w:rPr>
+        <w:rFonts w:ascii="Wingdings" w:hAnsi="Wingdings" w:hint="default"/>
+        <w:sz w:val="20"/>
+      </w:rPr>
+    </w:lvl>
+  </w:abstractNum>
+  <w:abstractNum w:abstractNumId="1" w15:restartNumberingAfterBreak="0">
+    <w:nsid w:val="087D62D5"/>
+    <w:multiLevelType w:val="multilevel"/>
+    <w:tmpl w:val="90B26D38"/>
+    <w:lvl w:ilvl="0">
+      <w:start w:val="1"/>
+      <w:numFmt w:val="bullet"/>
+      <w:lvlText w:val=""/>
+      <w:lvlJc w:val="left"/>
+      <w:pPr>
+        <w:tabs>
+          <w:tab w:val="num" w:pos="720"/>
+        </w:tabs>
+        <w:ind w:left="720" w:hanging="360"/>
+      </w:pPr>
+      <w:rPr>
+        <w:rFonts w:ascii="Symbol" w:hAnsi="Symbol" w:hint="default"/>
+        <w:sz w:val="20"/>
+      </w:rPr>
+    </w:lvl>
+    <w:lvl w:ilvl="1" w:tentative="1">
+      <w:start w:val="1"/>
+      <w:numFmt w:val="bullet"/>
+      <w:lvlText w:val="o"/>
+      <w:lvlJc w:val="left"/>
+      <w:pPr>
+        <w:tabs>
+          <w:tab w:val="num" w:pos="1440"/>
+        </w:tabs>
+        <w:ind w:left="1440" w:hanging="360"/>
+      </w:pPr>
+      <w:rPr>
+        <w:rFonts w:ascii="Courier New" w:hAnsi="Courier New" w:hint="default"/>
+        <w:sz w:val="20"/>
+      </w:rPr>
+    </w:lvl>
+    <w:lvl w:ilvl="2" w:tentative="1">
+      <w:start w:val="1"/>
+      <w:numFmt w:val="bullet"/>
+      <w:lvlText w:val=""/>
+      <w:lvlJc w:val="left"/>
+      <w:pPr>
+        <w:tabs>
+          <w:tab w:val="num" w:pos="2160"/>
+        </w:tabs>
+        <w:ind w:left="2160" w:hanging="360"/>
+      </w:pPr>
+      <w:rPr>
+        <w:rFonts w:ascii="Wingdings" w:hAnsi="Wingdings" w:hint="default"/>
+        <w:sz w:val="20"/>
+      </w:rPr>
+    </w:lvl>
+    <w:lvl w:ilvl="3" w:tentative="1">
+      <w:start w:val="1"/>
+      <w:numFmt w:val="bullet"/>
+      <w:lvlText w:val=""/>
+      <w:lvlJc w:val="left"/>
+      <w:pPr>
+        <w:tabs>
+          <w:tab w:val="num" w:pos="2880"/>
+        </w:tabs>
+        <w:ind w:left="2880" w:hanging="360"/>
+      </w:pPr>
+      <w:rPr>
+        <w:rFonts w:ascii="Wingdings" w:hAnsi="Wingdings" w:hint="default"/>
+        <w:sz w:val="20"/>
+      </w:rPr>
+    </w:lvl>
+    <w:lvl w:ilvl="4" w:tentative="1">
+      <w:start w:val="1"/>
+      <w:numFmt w:val="bullet"/>
+      <w:lvlText w:val=""/>
+      <w:lvlJc w:val="left"/>
+      <w:pPr>
+        <w:tabs>
+          <w:tab w:val="num" w:pos="3600"/>
+        </w:tabs>
+        <w:ind w:left="3600" w:hanging="360"/>
+      </w:pPr>
+      <w:rPr>
+        <w:rFonts w:ascii="Wingdings" w:hAnsi="Wingdings" w:hint="default"/>
+        <w:sz w:val="20"/>
+      </w:rPr>
+    </w:lvl>
+    <w:lvl w:ilvl="5" w:tentative="1">
+      <w:start w:val="1"/>
+      <w:numFmt w:val="bullet"/>
+      <w:lvlText w:val=""/>
+      <w:lvlJc w:val="left"/>
+      <w:pPr>
+        <w:tabs>
+          <w:tab w:val="num" w:pos="4320"/>
+        </w:tabs>
+        <w:ind w:left="4320" w:hanging="360"/>
+      </w:pPr>
+      <w:rPr>
+        <w:rFonts w:ascii="Wingdings" w:hAnsi="Wingdings" w:hint="default"/>
+        <w:sz w:val="20"/>
+      </w:rPr>
+    </w:lvl>
+    <w:lvl w:ilvl="6" w:tentative="1">
+      <w:start w:val="1"/>
+      <w:numFmt w:val="bullet"/>
+      <w:lvlText w:val=""/>
+      <w:lvlJc w:val="left"/>
+      <w:pPr>
+        <w:tabs>
+          <w:tab w:val="num" w:pos="5040"/>
+        </w:tabs>
+        <w:ind w:left="5040" w:hanging="360"/>
+      </w:pPr>
+      <w:rPr>
+        <w:rFonts w:ascii="Wingdings" w:hAnsi="Wingdings" w:hint="default"/>
+        <w:sz w:val="20"/>
+      </w:rPr>
+    </w:lvl>
+    <w:lvl w:ilvl="7" w:tentative="1">
+      <w:start w:val="1"/>
+      <w:numFmt w:val="bullet"/>
+      <w:lvlText w:val=""/>
+      <w:lvlJc w:val="left"/>
+      <w:pPr>
+        <w:tabs>
+          <w:tab w:val="num" w:pos="5760"/>
+        </w:tabs>
+        <w:ind w:left="5760" w:hanging="360"/>
+      </w:pPr>
+      <w:rPr>
+        <w:rFonts w:ascii="Wingdings" w:hAnsi="Wingdings" w:hint="default"/>
+        <w:sz w:val="20"/>
+      </w:rPr>
+    </w:lvl>
+    <w:lvl w:ilvl="8" w:tentative="1">
+      <w:start w:val="1"/>
+      <w:numFmt w:val="bullet"/>
+      <w:lvlText w:val=""/>
+      <w:lvlJc w:val="left"/>
+      <w:pPr>
+        <w:tabs>
+          <w:tab w:val="num" w:pos="6480"/>
+        </w:tabs>
+        <w:ind w:left="6480" w:hanging="360"/>
+      </w:pPr>
+      <w:rPr>
+        <w:rFonts w:ascii="Wingdings" w:hAnsi="Wingdings" w:hint="default"/>
+        <w:sz w:val="20"/>
+      </w:rPr>
+    </w:lvl>
+  </w:abstractNum>
+  <w:abstractNum w:abstractNumId="2" w15:restartNumberingAfterBreak="0">
+    <w:nsid w:val="172E7320"/>
+    <w:multiLevelType w:val="multilevel"/>
+    <w:tmpl w:val="B9826012"/>
+    <w:lvl w:ilvl="0">
+      <w:start w:val="1"/>
+      <w:numFmt w:val="bullet"/>
+      <w:lvlText w:val=""/>
+      <w:lvlJc w:val="left"/>
+      <w:pPr>
+        <w:tabs>
+          <w:tab w:val="num" w:pos="720"/>
+        </w:tabs>
+        <w:ind w:left="720" w:hanging="360"/>
+      </w:pPr>
+      <w:rPr>
+        <w:rFonts w:ascii="Symbol" w:hAnsi="Symbol" w:hint="default"/>
+        <w:sz w:val="20"/>
+      </w:rPr>
+    </w:lvl>
+    <w:lvl w:ilvl="1" w:tentative="1">
+      <w:start w:val="1"/>
+      <w:numFmt w:val="bullet"/>
+      <w:lvlText w:val="o"/>
+      <w:lvlJc w:val="left"/>
+      <w:pPr>
+        <w:tabs>
+          <w:tab w:val="num" w:pos="1440"/>
+        </w:tabs>
+        <w:ind w:left="1440" w:hanging="360"/>
+      </w:pPr>
+      <w:rPr>
+        <w:rFonts w:ascii="Courier New" w:hAnsi="Courier New" w:hint="default"/>
+        <w:sz w:val="20"/>
+      </w:rPr>
+    </w:lvl>
+    <w:lvl w:ilvl="2" w:tentative="1">
+      <w:start w:val="1"/>
+      <w:numFmt w:val="bullet"/>
+      <w:lvlText w:val=""/>
+      <w:lvlJc w:val="left"/>
+      <w:pPr>
+        <w:tabs>
+          <w:tab w:val="num" w:pos="2160"/>
+        </w:tabs>
+        <w:ind w:left="2160" w:hanging="360"/>
+      </w:pPr>
+      <w:rPr>
+        <w:rFonts w:ascii="Wingdings" w:hAnsi="Wingdings" w:hint="default"/>
+        <w:sz w:val="20"/>
+      </w:rPr>
+    </w:lvl>
+    <w:lvl w:ilvl="3" w:tentative="1">
+      <w:start w:val="1"/>
+      <w:numFmt w:val="bullet"/>
+      <w:lvlText w:val=""/>
+      <w:lvlJc w:val="left"/>
+      <w:pPr>
+        <w:tabs>
+          <w:tab w:val="num" w:pos="2880"/>
+        </w:tabs>
+        <w:ind w:left="2880" w:hanging="360"/>
+      </w:pPr>
+      <w:rPr>
+        <w:rFonts w:ascii="Wingdings" w:hAnsi="Wingdings" w:hint="default"/>
+        <w:sz w:val="20"/>
+      </w:rPr>
+    </w:lvl>
+    <w:lvl w:ilvl="4" w:tentative="1">
+      <w:start w:val="1"/>
+      <w:numFmt w:val="bullet"/>
+      <w:lvlText w:val=""/>
+      <w:lvlJc w:val="left"/>
+      <w:pPr>
+        <w:tabs>
+          <w:tab w:val="num" w:pos="3600"/>
+        </w:tabs>
+        <w:ind w:left="3600" w:hanging="360"/>
+      </w:pPr>
+      <w:rPr>
+        <w:rFonts w:ascii="Wingdings" w:hAnsi="Wingdings" w:hint="default"/>
+        <w:sz w:val="20"/>
+      </w:rPr>
+    </w:lvl>
+    <w:lvl w:ilvl="5" w:tentative="1">
+      <w:start w:val="1"/>
+      <w:numFmt w:val="bullet"/>
+      <w:lvlText w:val=""/>
+      <w:lvlJc w:val="left"/>
+      <w:pPr>
+        <w:tabs>
+          <w:tab w:val="num" w:pos="4320"/>
+        </w:tabs>
+        <w:ind w:left="4320" w:hanging="360"/>
+      </w:pPr>
+      <w:rPr>
+        <w:rFonts w:ascii="Wingdings" w:hAnsi="Wingdings" w:hint="default"/>
+        <w:sz w:val="20"/>
+      </w:rPr>
+    </w:lvl>
+    <w:lvl w:ilvl="6" w:tentative="1">
+      <w:start w:val="1"/>
+      <w:numFmt w:val="bullet"/>
+      <w:lvlText w:val=""/>
+      <w:lvlJc w:val="left"/>
+      <w:pPr>
+        <w:tabs>
+          <w:tab w:val="num" w:pos="5040"/>
+        </w:tabs>
+        <w:ind w:left="5040" w:hanging="360"/>
+      </w:pPr>
+      <w:rPr>
+        <w:rFonts w:ascii="Wingdings" w:hAnsi="Wingdings" w:hint="default"/>
+        <w:sz w:val="20"/>
+      </w:rPr>
+    </w:lvl>
+    <w:lvl w:ilvl="7" w:tentative="1">
+      <w:start w:val="1"/>
+      <w:numFmt w:val="bullet"/>
+      <w:lvlText w:val=""/>
+      <w:lvlJc w:val="left"/>
+      <w:pPr>
+        <w:tabs>
+          <w:tab w:val="num" w:pos="5760"/>
+        </w:tabs>
+        <w:ind w:left="5760" w:hanging="360"/>
+      </w:pPr>
+      <w:rPr>
+        <w:rFonts w:ascii="Wingdings" w:hAnsi="Wingdings" w:hint="default"/>
+        <w:sz w:val="20"/>
+      </w:rPr>
+    </w:lvl>
+    <w:lvl w:ilvl="8" w:tentative="1">
+      <w:start w:val="1"/>
+      <w:numFmt w:val="bullet"/>
+      <w:lvlText w:val=""/>
+      <w:lvlJc w:val="left"/>
+      <w:pPr>
+        <w:tabs>
+          <w:tab w:val="num" w:pos="6480"/>
+        </w:tabs>
+        <w:ind w:left="6480" w:hanging="360"/>
+      </w:pPr>
+      <w:rPr>
+        <w:rFonts w:ascii="Wingdings" w:hAnsi="Wingdings" w:hint="default"/>
+        <w:sz w:val="20"/>
+      </w:rPr>
+    </w:lvl>
+  </w:abstractNum>
+  <w:abstractNum w:abstractNumId="3" w15:restartNumberingAfterBreak="0">
+    <w:nsid w:val="316A73D1"/>
+    <w:multiLevelType w:val="multilevel"/>
+    <w:tmpl w:val="B338D7B0"/>
+    <w:lvl w:ilvl="0">
+      <w:start w:val="1"/>
+      <w:numFmt w:val="bullet"/>
+      <w:lvlText w:val=""/>
+      <w:lvlJc w:val="left"/>
+      <w:pPr>
+        <w:tabs>
+          <w:tab w:val="num" w:pos="720"/>
+        </w:tabs>
+        <w:ind w:left="720" w:hanging="360"/>
+      </w:pPr>
+      <w:rPr>
+        <w:rFonts w:ascii="Symbol" w:hAnsi="Symbol" w:hint="default"/>
+        <w:sz w:val="20"/>
+      </w:rPr>
+    </w:lvl>
+    <w:lvl w:ilvl="1">
+      <w:start w:val="1"/>
+      <w:numFmt w:val="bullet"/>
+      <w:lvlText w:val="o"/>
+      <w:lvlJc w:val="left"/>
+      <w:pPr>
+        <w:tabs>
+          <w:tab w:val="num" w:pos="1440"/>
+        </w:tabs>
+        <w:ind w:left="1440" w:hanging="360"/>
+      </w:pPr>
+      <w:rPr>
+        <w:rFonts w:ascii="Courier New" w:hAnsi="Courier New" w:hint="default"/>
+        <w:sz w:val="20"/>
+      </w:rPr>
+    </w:lvl>
+    <w:lvl w:ilvl="2" w:tentative="1">
+      <w:start w:val="1"/>
+      <w:numFmt w:val="bullet"/>
+      <w:lvlText w:val=""/>
+      <w:lvlJc w:val="left"/>
+      <w:pPr>
+        <w:tabs>
+          <w:tab w:val="num" w:pos="2160"/>
+        </w:tabs>
+        <w:ind w:left="2160" w:hanging="360"/>
+      </w:pPr>
+      <w:rPr>
+        <w:rFonts w:ascii="Wingdings" w:hAnsi="Wingdings" w:hint="default"/>
+        <w:sz w:val="20"/>
+      </w:rPr>
+    </w:lvl>
+    <w:lvl w:ilvl="3" w:tentative="1">
+      <w:start w:val="1"/>
+      <w:numFmt w:val="bullet"/>
+      <w:lvlText w:val=""/>
+      <w:lvlJc w:val="left"/>
+      <w:pPr>
+        <w:tabs>
+          <w:tab w:val="num" w:pos="2880"/>
+        </w:tabs>
+        <w:ind w:left="2880" w:hanging="360"/>
+      </w:pPr>
+      <w:rPr>
+        <w:rFonts w:ascii="Wingdings" w:hAnsi="Wingdings" w:hint="default"/>
+        <w:sz w:val="20"/>
+      </w:rPr>
+    </w:lvl>
+    <w:lvl w:ilvl="4" w:tentative="1">
+      <w:start w:val="1"/>
+      <w:numFmt w:val="bullet"/>
+      <w:lvlText w:val=""/>
+      <w:lvlJc w:val="left"/>
+      <w:pPr>
+        <w:tabs>
+          <w:tab w:val="num" w:pos="3600"/>
+        </w:tabs>
+        <w:ind w:left="3600" w:hanging="360"/>
+      </w:pPr>
+      <w:rPr>
+        <w:rFonts w:ascii="Wingdings" w:hAnsi="Wingdings" w:hint="default"/>
+        <w:sz w:val="20"/>
+      </w:rPr>
+    </w:lvl>
+    <w:lvl w:ilvl="5" w:tentative="1">
+      <w:start w:val="1"/>
+      <w:numFmt w:val="bullet"/>
+      <w:lvlText w:val=""/>
+      <w:lvlJc w:val="left"/>
+      <w:pPr>
+        <w:tabs>
+          <w:tab w:val="num" w:pos="4320"/>
+        </w:tabs>
+        <w:ind w:left="4320" w:hanging="360"/>
+      </w:pPr>
+      <w:rPr>
+        <w:rFonts w:ascii="Wingdings" w:hAnsi="Wingdings" w:hint="default"/>
+        <w:sz w:val="20"/>
+      </w:rPr>
+    </w:lvl>
+    <w:lvl w:ilvl="6" w:tentative="1">
+      <w:start w:val="1"/>
+      <w:numFmt w:val="bullet"/>
+      <w:lvlText w:val=""/>
+      <w:lvlJc w:val="left"/>
+      <w:pPr>
+        <w:tabs>
+          <w:tab w:val="num" w:pos="5040"/>
+        </w:tabs>
+        <w:ind w:left="5040" w:hanging="360"/>
+      </w:pPr>
+      <w:rPr>
+        <w:rFonts w:ascii="Wingdings" w:hAnsi="Wingdings" w:hint="default"/>
+        <w:sz w:val="20"/>
+      </w:rPr>
+    </w:lvl>
+    <w:lvl w:ilvl="7" w:tentative="1">
+      <w:start w:val="1"/>
+      <w:numFmt w:val="bullet"/>
+      <w:lvlText w:val=""/>
+      <w:lvlJc w:val="left"/>
+      <w:pPr>
+        <w:tabs>
+          <w:tab w:val="num" w:pos="5760"/>
+        </w:tabs>
+        <w:ind w:left="5760" w:hanging="360"/>
+      </w:pPr>
+      <w:rPr>
+        <w:rFonts w:ascii="Wingdings" w:hAnsi="Wingdings" w:hint="default"/>
+        <w:sz w:val="20"/>
+      </w:rPr>
+    </w:lvl>
+    <w:lvl w:ilvl="8" w:tentative="1">
+      <w:start w:val="1"/>
+      <w:numFmt w:val="bullet"/>
+      <w:lvlText w:val=""/>
+      <w:lvlJc w:val="left"/>
+      <w:pPr>
+        <w:tabs>
+          <w:tab w:val="num" w:pos="6480"/>
+        </w:tabs>
+        <w:ind w:left="6480" w:hanging="360"/>
+      </w:pPr>
+      <w:rPr>
+        <w:rFonts w:ascii="Wingdings" w:hAnsi="Wingdings" w:hint="default"/>
+        <w:sz w:val="20"/>
+      </w:rPr>
+    </w:lvl>
+  </w:abstractNum>
+  <w:abstractNum w:abstractNumId="4" w15:restartNumberingAfterBreak="0">
+    <w:nsid w:val="364F3330"/>
+    <w:multiLevelType w:val="multilevel"/>
+    <w:tmpl w:val="DFEC11C2"/>
+    <w:lvl w:ilvl="0">
+      <w:start w:val="1"/>
+      <w:numFmt w:val="bullet"/>
+      <w:lvlText w:val=""/>
+      <w:lvlJc w:val="left"/>
+      <w:pPr>
+        <w:tabs>
+          <w:tab w:val="num" w:pos="720"/>
+        </w:tabs>
+        <w:ind w:left="720" w:hanging="360"/>
+      </w:pPr>
+      <w:rPr>
+        <w:rFonts w:ascii="Symbol" w:hAnsi="Symbol" w:hint="default"/>
+        <w:sz w:val="20"/>
+      </w:rPr>
+    </w:lvl>
+    <w:lvl w:ilvl="1" w:tentative="1">
+      <w:start w:val="1"/>
+      <w:numFmt w:val="bullet"/>
+      <w:lvlText w:val="o"/>
+      <w:lvlJc w:val="left"/>
+      <w:pPr>
+        <w:tabs>
+          <w:tab w:val="num" w:pos="1440"/>
+        </w:tabs>
+        <w:ind w:left="1440" w:hanging="360"/>
+      </w:pPr>
+      <w:rPr>
+        <w:rFonts w:ascii="Courier New" w:hAnsi="Courier New" w:hint="default"/>
+        <w:sz w:val="20"/>
+      </w:rPr>
+    </w:lvl>
+    <w:lvl w:ilvl="2" w:tentative="1">
+      <w:start w:val="1"/>
+      <w:numFmt w:val="bullet"/>
+      <w:lvlText w:val=""/>
+      <w:lvlJc w:val="left"/>
+      <w:pPr>
+        <w:tabs>
+          <w:tab w:val="num" w:pos="2160"/>
+        </w:tabs>
+        <w:ind w:left="2160" w:hanging="360"/>
+      </w:pPr>
+      <w:rPr>
+        <w:rFonts w:ascii="Wingdings" w:hAnsi="Wingdings" w:hint="default"/>
+        <w:sz w:val="20"/>
+      </w:rPr>
+    </w:lvl>
+    <w:lvl w:ilvl="3" w:tentative="1">
+      <w:start w:val="1"/>
+      <w:numFmt w:val="bullet"/>
+      <w:lvlText w:val=""/>
+      <w:lvlJc w:val="left"/>
+      <w:pPr>
+        <w:tabs>
+          <w:tab w:val="num" w:pos="2880"/>
+        </w:tabs>
+        <w:ind w:left="2880" w:hanging="360"/>
+      </w:pPr>
+      <w:rPr>
+        <w:rFonts w:ascii="Wingdings" w:hAnsi="Wingdings" w:hint="default"/>
+        <w:sz w:val="20"/>
+      </w:rPr>
+    </w:lvl>
+    <w:lvl w:ilvl="4" w:tentative="1">
+      <w:start w:val="1"/>
+      <w:numFmt w:val="bullet"/>
+      <w:lvlText w:val=""/>
+      <w:lvlJc w:val="left"/>
+      <w:pPr>
+        <w:tabs>
+          <w:tab w:val="num" w:pos="3600"/>
+        </w:tabs>
+        <w:ind w:left="3600" w:hanging="360"/>
+      </w:pPr>
+      <w:rPr>
+        <w:rFonts w:ascii="Wingdings" w:hAnsi="Wingdings" w:hint="default"/>
+        <w:sz w:val="20"/>
+      </w:rPr>
+    </w:lvl>
+    <w:lvl w:ilvl="5" w:tentative="1">
+      <w:start w:val="1"/>
+      <w:numFmt w:val="bullet"/>
+      <w:lvlText w:val=""/>
+      <w:lvlJc w:val="left"/>
+      <w:pPr>
+        <w:tabs>
+          <w:tab w:val="num" w:pos="4320"/>
+        </w:tabs>
+        <w:ind w:left="4320" w:hanging="360"/>
+      </w:pPr>
+      <w:rPr>
+        <w:rFonts w:ascii="Wingdings" w:hAnsi="Wingdings" w:hint="default"/>
+        <w:sz w:val="20"/>
+      </w:rPr>
+    </w:lvl>
+    <w:lvl w:ilvl="6" w:tentative="1">
+      <w:start w:val="1"/>
+      <w:numFmt w:val="bullet"/>
+      <w:lvlText w:val=""/>
+      <w:lvlJc w:val="left"/>
+      <w:pPr>
+        <w:tabs>
+          <w:tab w:val="num" w:pos="5040"/>
+        </w:tabs>
+        <w:ind w:left="5040" w:hanging="360"/>
+      </w:pPr>
+      <w:rPr>
+        <w:rFonts w:ascii="Wingdings" w:hAnsi="Wingdings" w:hint="default"/>
+        <w:sz w:val="20"/>
+      </w:rPr>
+    </w:lvl>
+    <w:lvl w:ilvl="7" w:tentative="1">
+      <w:start w:val="1"/>
+      <w:numFmt w:val="bullet"/>
+      <w:lvlText w:val=""/>
+      <w:lvlJc w:val="left"/>
+      <w:pPr>
+        <w:tabs>
+          <w:tab w:val="num" w:pos="5760"/>
+        </w:tabs>
+        <w:ind w:left="5760" w:hanging="360"/>
+      </w:pPr>
+      <w:rPr>
+        <w:rFonts w:ascii="Wingdings" w:hAnsi="Wingdings" w:hint="default"/>
+        <w:sz w:val="20"/>
+      </w:rPr>
+    </w:lvl>
+    <w:lvl w:ilvl="8" w:tentative="1">
+      <w:start w:val="1"/>
+      <w:numFmt w:val="bullet"/>
+      <w:lvlText w:val=""/>
+      <w:lvlJc w:val="left"/>
+      <w:pPr>
+        <w:tabs>
+          <w:tab w:val="num" w:pos="6480"/>
+        </w:tabs>
+        <w:ind w:left="6480" w:hanging="360"/>
+      </w:pPr>
+      <w:rPr>
+        <w:rFonts w:ascii="Wingdings" w:hAnsi="Wingdings" w:hint="default"/>
+        <w:sz w:val="20"/>
+      </w:rPr>
+    </w:lvl>
+  </w:abstractNum>
+  <w:abstractNum w:abstractNumId="5" w15:restartNumberingAfterBreak="0">
+    <w:nsid w:val="45FA5A06"/>
+    <w:multiLevelType w:val="multilevel"/>
+    <w:tmpl w:val="CAC6AFB0"/>
+    <w:lvl w:ilvl="0">
+      <w:start w:val="1"/>
+      <w:numFmt w:val="bullet"/>
+      <w:lvlText w:val=""/>
+      <w:lvlJc w:val="left"/>
+      <w:pPr>
+        <w:tabs>
+          <w:tab w:val="num" w:pos="720"/>
+        </w:tabs>
+        <w:ind w:left="720" w:hanging="360"/>
+      </w:pPr>
+      <w:rPr>
+        <w:rFonts w:ascii="Symbol" w:hAnsi="Symbol" w:hint="default"/>
+        <w:sz w:val="20"/>
+      </w:rPr>
+    </w:lvl>
+    <w:lvl w:ilvl="1" w:tentative="1">
+      <w:start w:val="1"/>
+      <w:numFmt w:val="bullet"/>
+      <w:lvlText w:val="o"/>
+      <w:lvlJc w:val="left"/>
+      <w:pPr>
+        <w:tabs>
+          <w:tab w:val="num" w:pos="1440"/>
+        </w:tabs>
+        <w:ind w:left="1440" w:hanging="360"/>
+      </w:pPr>
+      <w:rPr>
+        <w:rFonts w:ascii="Courier New" w:hAnsi="Courier New" w:hint="default"/>
+        <w:sz w:val="20"/>
+      </w:rPr>
+    </w:lvl>
+    <w:lvl w:ilvl="2" w:tentative="1">
+      <w:start w:val="1"/>
+      <w:numFmt w:val="bullet"/>
+      <w:lvlText w:val=""/>
+      <w:lvlJc w:val="left"/>
+      <w:pPr>
+        <w:tabs>
+          <w:tab w:val="num" w:pos="2160"/>
+        </w:tabs>
+        <w:ind w:left="2160" w:hanging="360"/>
+      </w:pPr>
+      <w:rPr>
+        <w:rFonts w:ascii="Wingdings" w:hAnsi="Wingdings" w:hint="default"/>
+        <w:sz w:val="20"/>
+      </w:rPr>
+    </w:lvl>
+    <w:lvl w:ilvl="3" w:tentative="1">
+      <w:start w:val="1"/>
+      <w:numFmt w:val="bullet"/>
+      <w:lvlText w:val=""/>
+      <w:lvlJc w:val="left"/>
+      <w:pPr>
+        <w:tabs>
+          <w:tab w:val="num" w:pos="2880"/>
+        </w:tabs>
+        <w:ind w:left="2880" w:hanging="360"/>
+      </w:pPr>
+      <w:rPr>
+        <w:rFonts w:ascii="Wingdings" w:hAnsi="Wingdings" w:hint="default"/>
+        <w:sz w:val="20"/>
+      </w:rPr>
+    </w:lvl>
+    <w:lvl w:ilvl="4" w:tentative="1">
+      <w:start w:val="1"/>
+      <w:numFmt w:val="bullet"/>
+      <w:lvlText w:val=""/>
+      <w:lvlJc w:val="left"/>
+      <w:pPr>
+        <w:tabs>
+          <w:tab w:val="num" w:pos="3600"/>
+        </w:tabs>
+        <w:ind w:left="3600" w:hanging="360"/>
+      </w:pPr>
+      <w:rPr>
+        <w:rFonts w:ascii="Wingdings" w:hAnsi="Wingdings" w:hint="default"/>
+        <w:sz w:val="20"/>
+      </w:rPr>
+    </w:lvl>
+    <w:lvl w:ilvl="5" w:tentative="1">
+      <w:start w:val="1"/>
+      <w:numFmt w:val="bullet"/>
+      <w:lvlText w:val=""/>
+      <w:lvlJc w:val="left"/>
+      <w:pPr>
+        <w:tabs>
+          <w:tab w:val="num" w:pos="4320"/>
+        </w:tabs>
+        <w:ind w:left="4320" w:hanging="360"/>
+      </w:pPr>
+      <w:rPr>
+        <w:rFonts w:ascii="Wingdings" w:hAnsi="Wingdings" w:hint="default"/>
+        <w:sz w:val="20"/>
+      </w:rPr>
+    </w:lvl>
+    <w:lvl w:ilvl="6" w:tentative="1">
+      <w:start w:val="1"/>
+      <w:numFmt w:val="bullet"/>
+      <w:lvlText w:val=""/>
+      <w:lvlJc w:val="left"/>
+      <w:pPr>
+        <w:tabs>
+          <w:tab w:val="num" w:pos="5040"/>
+        </w:tabs>
+        <w:ind w:left="5040" w:hanging="360"/>
+      </w:pPr>
+      <w:rPr>
+        <w:rFonts w:ascii="Wingdings" w:hAnsi="Wingdings" w:hint="default"/>
+        <w:sz w:val="20"/>
+      </w:rPr>
+    </w:lvl>
+    <w:lvl w:ilvl="7" w:tentative="1">
+      <w:start w:val="1"/>
+      <w:numFmt w:val="bullet"/>
+      <w:lvlText w:val=""/>
+      <w:lvlJc w:val="left"/>
+      <w:pPr>
+        <w:tabs>
+          <w:tab w:val="num" w:pos="5760"/>
+        </w:tabs>
+        <w:ind w:left="5760" w:hanging="360"/>
+      </w:pPr>
+      <w:rPr>
+        <w:rFonts w:ascii="Wingdings" w:hAnsi="Wingdings" w:hint="default"/>
+        <w:sz w:val="20"/>
+      </w:rPr>
+    </w:lvl>
+    <w:lvl w:ilvl="8" w:tentative="1">
+      <w:start w:val="1"/>
+      <w:numFmt w:val="bullet"/>
+      <w:lvlText w:val=""/>
+      <w:lvlJc w:val="left"/>
+      <w:pPr>
+        <w:tabs>
+          <w:tab w:val="num" w:pos="6480"/>
+        </w:tabs>
+        <w:ind w:left="6480" w:hanging="360"/>
+      </w:pPr>
+      <w:rPr>
+        <w:rFonts w:ascii="Wingdings" w:hAnsi="Wingdings" w:hint="default"/>
+        <w:sz w:val="20"/>
+      </w:rPr>
+    </w:lvl>
+  </w:abstractNum>
+  <w:abstractNum w:abstractNumId="6" w15:restartNumberingAfterBreak="0">
+    <w:nsid w:val="488B40CC"/>
+    <w:multiLevelType w:val="multilevel"/>
+    <w:tmpl w:val="3306B510"/>
+    <w:lvl w:ilvl="0">
+      <w:start w:val="1"/>
+      <w:numFmt w:val="bullet"/>
+      <w:lvlText w:val=""/>
+      <w:lvlJc w:val="left"/>
+      <w:pPr>
+        <w:tabs>
+          <w:tab w:val="num" w:pos="720"/>
+        </w:tabs>
+        <w:ind w:left="720" w:hanging="360"/>
+      </w:pPr>
+      <w:rPr>
+        <w:rFonts w:ascii="Symbol" w:hAnsi="Symbol" w:hint="default"/>
+        <w:sz w:val="20"/>
+      </w:rPr>
+    </w:lvl>
+    <w:lvl w:ilvl="1" w:tentative="1">
+      <w:start w:val="1"/>
+      <w:numFmt w:val="bullet"/>
+      <w:lvlText w:val="o"/>
+      <w:lvlJc w:val="left"/>
+      <w:pPr>
+        <w:tabs>
+          <w:tab w:val="num" w:pos="1440"/>
+        </w:tabs>
+        <w:ind w:left="1440" w:hanging="360"/>
+      </w:pPr>
+      <w:rPr>
+        <w:rFonts w:ascii="Courier New" w:hAnsi="Courier New" w:hint="default"/>
+        <w:sz w:val="20"/>
+      </w:rPr>
+    </w:lvl>
+    <w:lvl w:ilvl="2" w:tentative="1">
+      <w:start w:val="1"/>
+      <w:numFmt w:val="bullet"/>
+      <w:lvlText w:val=""/>
+      <w:lvlJc w:val="left"/>
+      <w:pPr>
+        <w:tabs>
+          <w:tab w:val="num" w:pos="2160"/>
+        </w:tabs>
+        <w:ind w:left="2160" w:hanging="360"/>
+      </w:pPr>
+      <w:rPr>
+        <w:rFonts w:ascii="Wingdings" w:hAnsi="Wingdings" w:hint="default"/>
+        <w:sz w:val="20"/>
+      </w:rPr>
+    </w:lvl>
+    <w:lvl w:ilvl="3" w:tentative="1">
+      <w:start w:val="1"/>
+      <w:numFmt w:val="bullet"/>
+      <w:lvlText w:val=""/>
+      <w:lvlJc w:val="left"/>
+      <w:pPr>
+        <w:tabs>
+          <w:tab w:val="num" w:pos="2880"/>
+        </w:tabs>
+        <w:ind w:left="2880" w:hanging="360"/>
+      </w:pPr>
+      <w:rPr>
+        <w:rFonts w:ascii="Wingdings" w:hAnsi="Wingdings" w:hint="default"/>
+        <w:sz w:val="20"/>
+      </w:rPr>
+    </w:lvl>
+    <w:lvl w:ilvl="4" w:tentative="1">
+      <w:start w:val="1"/>
+      <w:numFmt w:val="bullet"/>
+      <w:lvlText w:val=""/>
+      <w:lvlJc w:val="left"/>
+      <w:pPr>
+        <w:tabs>
+          <w:tab w:val="num" w:pos="3600"/>
+        </w:tabs>
+        <w:ind w:left="3600" w:hanging="360"/>
+      </w:pPr>
+      <w:rPr>
+        <w:rFonts w:ascii="Wingdings" w:hAnsi="Wingdings" w:hint="default"/>
+        <w:sz w:val="20"/>
+      </w:rPr>
+    </w:lvl>
+    <w:lvl w:ilvl="5" w:tentative="1">
+      <w:start w:val="1"/>
+      <w:numFmt w:val="bullet"/>
+      <w:lvlText w:val=""/>
+      <w:lvlJc w:val="left"/>
+      <w:pPr>
+        <w:tabs>
+          <w:tab w:val="num" w:pos="4320"/>
+        </w:tabs>
+        <w:ind w:left="4320" w:hanging="360"/>
+      </w:pPr>
+      <w:rPr>
+        <w:rFonts w:ascii="Wingdings" w:hAnsi="Wingdings" w:hint="default"/>
+        <w:sz w:val="20"/>
+      </w:rPr>
+    </w:lvl>
+    <w:lvl w:ilvl="6" w:tentative="1">
+      <w:start w:val="1"/>
+      <w:numFmt w:val="bullet"/>
+      <w:lvlText w:val=""/>
+      <w:lvlJc w:val="left"/>
+      <w:pPr>
+        <w:tabs>
+          <w:tab w:val="num" w:pos="5040"/>
+        </w:tabs>
+        <w:ind w:left="5040" w:hanging="360"/>
+      </w:pPr>
+      <w:rPr>
+        <w:rFonts w:ascii="Wingdings" w:hAnsi="Wingdings" w:hint="default"/>
+        <w:sz w:val="20"/>
+      </w:rPr>
+    </w:lvl>
+    <w:lvl w:ilvl="7" w:tentative="1">
+      <w:start w:val="1"/>
+      <w:numFmt w:val="bullet"/>
+      <w:lvlText w:val=""/>
+      <w:lvlJc w:val="left"/>
+      <w:pPr>
+        <w:tabs>
+          <w:tab w:val="num" w:pos="5760"/>
+        </w:tabs>
+        <w:ind w:left="5760" w:hanging="360"/>
+      </w:pPr>
+      <w:rPr>
+        <w:rFonts w:ascii="Wingdings" w:hAnsi="Wingdings" w:hint="default"/>
+        <w:sz w:val="20"/>
+      </w:rPr>
+    </w:lvl>
+    <w:lvl w:ilvl="8" w:tentative="1">
+      <w:start w:val="1"/>
+      <w:numFmt w:val="bullet"/>
+      <w:lvlText w:val=""/>
+      <w:lvlJc w:val="left"/>
+      <w:pPr>
+        <w:tabs>
+          <w:tab w:val="num" w:pos="6480"/>
+        </w:tabs>
+        <w:ind w:left="6480" w:hanging="360"/>
+      </w:pPr>
+      <w:rPr>
+        <w:rFonts w:ascii="Wingdings" w:hAnsi="Wingdings" w:hint="default"/>
+        <w:sz w:val="20"/>
+      </w:rPr>
+    </w:lvl>
+  </w:abstractNum>
+  <w:abstractNum w:abstractNumId="7" w15:restartNumberingAfterBreak="0">
+    <w:nsid w:val="4F9B2FC1"/>
+    <w:multiLevelType w:val="hybridMultilevel"/>
+    <w:tmpl w:val="8AD46A26"/>
+    <w:lvl w:ilvl="0" w:tplc="240A0001">
+      <w:start w:val="1"/>
+      <w:numFmt w:val="bullet"/>
+      <w:lvlText w:val=""/>
+      <w:lvlJc w:val="left"/>
+      <w:pPr>
+        <w:ind w:left="720" w:hanging="360"/>
+      </w:pPr>
+      <w:rPr>
+        <w:rFonts w:ascii="Symbol" w:hAnsi="Symbol" w:hint="default"/>
+      </w:rPr>
+    </w:lvl>
+    <w:lvl w:ilvl="1" w:tplc="240A0003" w:tentative="1">
+      <w:start w:val="1"/>
+      <w:numFmt w:val="bullet"/>
+      <w:lvlText w:val="o"/>
+      <w:lvlJc w:val="left"/>
+      <w:pPr>
+        <w:ind w:left="1440" w:hanging="360"/>
+      </w:pPr>
+      <w:rPr>
+        <w:rFonts w:ascii="Courier New" w:hAnsi="Courier New" w:cs="Courier New" w:hint="default"/>
+      </w:rPr>
+    </w:lvl>
+    <w:lvl w:ilvl="2" w:tplc="240A0005" w:tentative="1">
+      <w:start w:val="1"/>
+      <w:numFmt w:val="bullet"/>
+      <w:lvlText w:val=""/>
+      <w:lvlJc w:val="left"/>
+      <w:pPr>
+        <w:ind w:left="2160" w:hanging="360"/>
+      </w:pPr>
+      <w:rPr>
+        <w:rFonts w:ascii="Wingdings" w:hAnsi="Wingdings" w:hint="default"/>
+      </w:rPr>
+    </w:lvl>
+    <w:lvl w:ilvl="3" w:tplc="240A0001" w:tentative="1">
+      <w:start w:val="1"/>
+      <w:numFmt w:val="bullet"/>
+      <w:lvlText w:val=""/>
+      <w:lvlJc w:val="left"/>
+      <w:pPr>
+        <w:ind w:left="2880" w:hanging="360"/>
+      </w:pPr>
+      <w:rPr>
+        <w:rFonts w:ascii="Symbol" w:hAnsi="Symbol" w:hint="default"/>
+      </w:rPr>
+    </w:lvl>
+    <w:lvl w:ilvl="4" w:tplc="240A0003" w:tentative="1">
+      <w:start w:val="1"/>
+      <w:numFmt w:val="bullet"/>
+      <w:lvlText w:val="o"/>
+      <w:lvlJc w:val="left"/>
+      <w:pPr>
+        <w:ind w:left="3600" w:hanging="360"/>
+      </w:pPr>
+      <w:rPr>
+        <w:rFonts w:ascii="Courier New" w:hAnsi="Courier New" w:cs="Courier New" w:hint="default"/>
+      </w:rPr>
+    </w:lvl>
+    <w:lvl w:ilvl="5" w:tplc="240A0005" w:tentative="1">
+      <w:start w:val="1"/>
+      <w:numFmt w:val="bullet"/>
+      <w:lvlText w:val=""/>
+      <w:lvlJc w:val="left"/>
+      <w:pPr>
+        <w:ind w:left="4320" w:hanging="360"/>
+      </w:pPr>
+      <w:rPr>
+        <w:rFonts w:ascii="Wingdings" w:hAnsi="Wingdings" w:hint="default"/>
+      </w:rPr>
+    </w:lvl>
+    <w:lvl w:ilvl="6" w:tplc="240A0001" w:tentative="1">
+      <w:start w:val="1"/>
+      <w:numFmt w:val="bullet"/>
+      <w:lvlText w:val=""/>
+      <w:lvlJc w:val="left"/>
+      <w:pPr>
+        <w:ind w:left="5040" w:hanging="360"/>
+      </w:pPr>
+      <w:rPr>
+        <w:rFonts w:ascii="Symbol" w:hAnsi="Symbol" w:hint="default"/>
+      </w:rPr>
+    </w:lvl>
+    <w:lvl w:ilvl="7" w:tplc="240A0003" w:tentative="1">
+      <w:start w:val="1"/>
+      <w:numFmt w:val="bullet"/>
+      <w:lvlText w:val="o"/>
+      <w:lvlJc w:val="left"/>
+      <w:pPr>
+        <w:ind w:left="5760" w:hanging="360"/>
+      </w:pPr>
+      <w:rPr>
+        <w:rFonts w:ascii="Courier New" w:hAnsi="Courier New" w:cs="Courier New" w:hint="default"/>
+      </w:rPr>
+    </w:lvl>
+    <w:lvl w:ilvl="8" w:tplc="240A0005" w:tentative="1">
+      <w:start w:val="1"/>
+      <w:numFmt w:val="bullet"/>
+      <w:lvlText w:val=""/>
+      <w:lvlJc w:val="left"/>
+      <w:pPr>
+        <w:ind w:left="6480" w:hanging="360"/>
+      </w:pPr>
+      <w:rPr>
+        <w:rFonts w:ascii="Wingdings" w:hAnsi="Wingdings" w:hint="default"/>
+      </w:rPr>
+    </w:lvl>
+  </w:abstractNum>
+  <w:abstractNum w:abstractNumId="8" w15:restartNumberingAfterBreak="0">
+    <w:nsid w:val="6A1B518C"/>
+    <w:multiLevelType w:val="hybridMultilevel"/>
+    <w:tmpl w:val="58C27C68"/>
+    <w:lvl w:ilvl="0" w:tplc="240A0001">
+      <w:start w:val="1"/>
+      <w:numFmt w:val="bullet"/>
+      <w:lvlText w:val=""/>
+      <w:lvlJc w:val="left"/>
+      <w:pPr>
+        <w:ind w:left="720" w:hanging="360"/>
+      </w:pPr>
+      <w:rPr>
+        <w:rFonts w:ascii="Symbol" w:hAnsi="Symbol" w:hint="default"/>
+      </w:rPr>
+    </w:lvl>
+    <w:lvl w:ilvl="1" w:tplc="240A0003" w:tentative="1">
+      <w:start w:val="1"/>
+      <w:numFmt w:val="bullet"/>
+      <w:lvlText w:val="o"/>
+      <w:lvlJc w:val="left"/>
+      <w:pPr>
+        <w:ind w:left="1440" w:hanging="360"/>
+      </w:pPr>
+      <w:rPr>
+        <w:rFonts w:ascii="Courier New" w:hAnsi="Courier New" w:cs="Courier New" w:hint="default"/>
+      </w:rPr>
+    </w:lvl>
+    <w:lvl w:ilvl="2" w:tplc="240A0005" w:tentative="1">
+      <w:start w:val="1"/>
+      <w:numFmt w:val="bullet"/>
+      <w:lvlText w:val=""/>
+      <w:lvlJc w:val="left"/>
+      <w:pPr>
+        <w:ind w:left="2160" w:hanging="360"/>
+      </w:pPr>
+      <w:rPr>
+        <w:rFonts w:ascii="Wingdings" w:hAnsi="Wingdings" w:hint="default"/>
+      </w:rPr>
+    </w:lvl>
+    <w:lvl w:ilvl="3" w:tplc="240A0001" w:tentative="1">
+      <w:start w:val="1"/>
+      <w:numFmt w:val="bullet"/>
+      <w:lvlText w:val=""/>
+      <w:lvlJc w:val="left"/>
+      <w:pPr>
+        <w:ind w:left="2880" w:hanging="360"/>
+      </w:pPr>
+      <w:rPr>
+        <w:rFonts w:ascii="Symbol" w:hAnsi="Symbol" w:hint="default"/>
+      </w:rPr>
+    </w:lvl>
+    <w:lvl w:ilvl="4" w:tplc="240A0003" w:tentative="1">
+      <w:start w:val="1"/>
+      <w:numFmt w:val="bullet"/>
+      <w:lvlText w:val="o"/>
+      <w:lvlJc w:val="left"/>
+      <w:pPr>
+        <w:ind w:left="3600" w:hanging="360"/>
+      </w:pPr>
+      <w:rPr>
+        <w:rFonts w:ascii="Courier New" w:hAnsi="Courier New" w:cs="Courier New" w:hint="default"/>
+      </w:rPr>
+    </w:lvl>
+    <w:lvl w:ilvl="5" w:tplc="240A0005" w:tentative="1">
+      <w:start w:val="1"/>
+      <w:numFmt w:val="bullet"/>
+      <w:lvlText w:val=""/>
+      <w:lvlJc w:val="left"/>
+      <w:pPr>
+        <w:ind w:left="4320" w:hanging="360"/>
+      </w:pPr>
+      <w:rPr>
+        <w:rFonts w:ascii="Wingdings" w:hAnsi="Wingdings" w:hint="default"/>
+      </w:rPr>
+    </w:lvl>
+    <w:lvl w:ilvl="6" w:tplc="240A0001" w:tentative="1">
+      <w:start w:val="1"/>
+      <w:numFmt w:val="bullet"/>
+      <w:lvlText w:val=""/>
+      <w:lvlJc w:val="left"/>
+      <w:pPr>
+        <w:ind w:left="5040" w:hanging="360"/>
+      </w:pPr>
+      <w:rPr>
+        <w:rFonts w:ascii="Symbol" w:hAnsi="Symbol" w:hint="default"/>
+      </w:rPr>
+    </w:lvl>
+    <w:lvl w:ilvl="7" w:tplc="240A0003" w:tentative="1">
+      <w:start w:val="1"/>
+      <w:numFmt w:val="bullet"/>
+      <w:lvlText w:val="o"/>
+      <w:lvlJc w:val="left"/>
+      <w:pPr>
+        <w:ind w:left="5760" w:hanging="360"/>
+      </w:pPr>
+      <w:rPr>
+        <w:rFonts w:ascii="Courier New" w:hAnsi="Courier New" w:cs="Courier New" w:hint="default"/>
+      </w:rPr>
+    </w:lvl>
+    <w:lvl w:ilvl="8" w:tplc="240A0005" w:tentative="1">
+      <w:start w:val="1"/>
+      <w:numFmt w:val="bullet"/>
+      <w:lvlText w:val=""/>
+      <w:lvlJc w:val="left"/>
+      <w:pPr>
+        <w:ind w:left="6480" w:hanging="360"/>
+      </w:pPr>
+      <w:rPr>
+        <w:rFonts w:ascii="Wingdings" w:hAnsi="Wingdings" w:hint="default"/>
+      </w:rPr>
+    </w:lvl>
+  </w:abstractNum>
+  <w:abstractNum w:abstractNumId="9" w15:restartNumberingAfterBreak="0">
+    <w:nsid w:val="7127266B"/>
+    <w:multiLevelType w:val="multilevel"/>
+    <w:tmpl w:val="2EC0F86A"/>
+    <w:lvl w:ilvl="0">
+      <w:start w:val="1"/>
+      <w:numFmt w:val="bullet"/>
+      <w:lvlText w:val=""/>
+      <w:lvlJc w:val="left"/>
+      <w:pPr>
+        <w:tabs>
+          <w:tab w:val="num" w:pos="720"/>
+        </w:tabs>
+        <w:ind w:left="720" w:hanging="360"/>
+      </w:pPr>
+      <w:rPr>
+        <w:rFonts w:ascii="Symbol" w:hAnsi="Symbol" w:hint="default"/>
+        <w:sz w:val="20"/>
+      </w:rPr>
+    </w:lvl>
+    <w:lvl w:ilvl="1" w:tentative="1">
+      <w:start w:val="1"/>
+      <w:numFmt w:val="bullet"/>
+      <w:lvlText w:val="o"/>
+      <w:lvlJc w:val="left"/>
+      <w:pPr>
+        <w:tabs>
+          <w:tab w:val="num" w:pos="1440"/>
+        </w:tabs>
+        <w:ind w:left="1440" w:hanging="360"/>
+      </w:pPr>
+      <w:rPr>
+        <w:rFonts w:ascii="Courier New" w:hAnsi="Courier New" w:hint="default"/>
+        <w:sz w:val="20"/>
+      </w:rPr>
+    </w:lvl>
+    <w:lvl w:ilvl="2" w:tentative="1">
+      <w:start w:val="1"/>
+      <w:numFmt w:val="bullet"/>
+      <w:lvlText w:val=""/>
+      <w:lvlJc w:val="left"/>
+      <w:pPr>
+        <w:tabs>
+          <w:tab w:val="num" w:pos="2160"/>
+        </w:tabs>
+        <w:ind w:left="2160" w:hanging="360"/>
+      </w:pPr>
+      <w:rPr>
+        <w:rFonts w:ascii="Wingdings" w:hAnsi="Wingdings" w:hint="default"/>
+        <w:sz w:val="20"/>
+      </w:rPr>
+    </w:lvl>
+    <w:lvl w:ilvl="3" w:tentative="1">
+      <w:start w:val="1"/>
+      <w:numFmt w:val="bullet"/>
+      <w:lvlText w:val=""/>
+      <w:lvlJc w:val="left"/>
+      <w:pPr>
+        <w:tabs>
+          <w:tab w:val="num" w:pos="2880"/>
+        </w:tabs>
+        <w:ind w:left="2880" w:hanging="360"/>
+      </w:pPr>
+      <w:rPr>
+        <w:rFonts w:ascii="Wingdings" w:hAnsi="Wingdings" w:hint="default"/>
+        <w:sz w:val="20"/>
+      </w:rPr>
+    </w:lvl>
+    <w:lvl w:ilvl="4" w:tentative="1">
+      <w:start w:val="1"/>
+      <w:numFmt w:val="bullet"/>
+      <w:lvlText w:val=""/>
+      <w:lvlJc w:val="left"/>
+      <w:pPr>
+        <w:tabs>
+          <w:tab w:val="num" w:pos="3600"/>
+        </w:tabs>
+        <w:ind w:left="3600" w:hanging="360"/>
+      </w:pPr>
+      <w:rPr>
+        <w:rFonts w:ascii="Wingdings" w:hAnsi="Wingdings" w:hint="default"/>
+        <w:sz w:val="20"/>
+      </w:rPr>
+    </w:lvl>
+    <w:lvl w:ilvl="5" w:tentative="1">
+      <w:start w:val="1"/>
+      <w:numFmt w:val="bullet"/>
+      <w:lvlText w:val=""/>
+      <w:lvlJc w:val="left"/>
+      <w:pPr>
+        <w:tabs>
+          <w:tab w:val="num" w:pos="4320"/>
+        </w:tabs>
+        <w:ind w:left="4320" w:hanging="360"/>
+      </w:pPr>
+      <w:rPr>
+        <w:rFonts w:ascii="Wingdings" w:hAnsi="Wingdings" w:hint="default"/>
+        <w:sz w:val="20"/>
+      </w:rPr>
+    </w:lvl>
+    <w:lvl w:ilvl="6" w:tentative="1">
+      <w:start w:val="1"/>
+      <w:numFmt w:val="bullet"/>
+      <w:lvlText w:val=""/>
+      <w:lvlJc w:val="left"/>
+      <w:pPr>
+        <w:tabs>
+          <w:tab w:val="num" w:pos="5040"/>
+        </w:tabs>
+        <w:ind w:left="5040" w:hanging="360"/>
+      </w:pPr>
+      <w:rPr>
+        <w:rFonts w:ascii="Wingdings" w:hAnsi="Wingdings" w:hint="default"/>
+        <w:sz w:val="20"/>
+      </w:rPr>
+    </w:lvl>
+    <w:lvl w:ilvl="7" w:tentative="1">
+      <w:start w:val="1"/>
+      <w:numFmt w:val="bullet"/>
+      <w:lvlText w:val=""/>
+      <w:lvlJc w:val="left"/>
+      <w:pPr>
+        <w:tabs>
+          <w:tab w:val="num" w:pos="5760"/>
+        </w:tabs>
+        <w:ind w:left="5760" w:hanging="360"/>
+      </w:pPr>
+      <w:rPr>
+        <w:rFonts w:ascii="Wingdings" w:hAnsi="Wingdings" w:hint="default"/>
+        <w:sz w:val="20"/>
+      </w:rPr>
+    </w:lvl>
+    <w:lvl w:ilvl="8" w:tentative="1">
+      <w:start w:val="1"/>
+      <w:numFmt w:val="bullet"/>
+      <w:lvlText w:val=""/>
+      <w:lvlJc w:val="left"/>
+      <w:pPr>
+        <w:tabs>
+          <w:tab w:val="num" w:pos="6480"/>
+        </w:tabs>
+        <w:ind w:left="6480" w:hanging="360"/>
+      </w:pPr>
+      <w:rPr>
+        <w:rFonts w:ascii="Wingdings" w:hAnsi="Wingdings" w:hint="default"/>
+        <w:sz w:val="20"/>
+      </w:rPr>
+    </w:lvl>
+  </w:abstractNum>
+  <w:abstractNum w:abstractNumId="10" w15:restartNumberingAfterBreak="0">
+    <w:nsid w:val="7636533B"/>
+    <w:multiLevelType w:val="multilevel"/>
+    <w:tmpl w:val="A080D632"/>
+    <w:lvl w:ilvl="0">
+      <w:start w:val="1"/>
+      <w:numFmt w:val="bullet"/>
+      <w:lvlText w:val=""/>
+      <w:lvlJc w:val="left"/>
+      <w:pPr>
+        <w:tabs>
+          <w:tab w:val="num" w:pos="720"/>
+        </w:tabs>
+        <w:ind w:left="720" w:hanging="360"/>
+      </w:pPr>
+      <w:rPr>
+        <w:rFonts w:ascii="Symbol" w:hAnsi="Symbol" w:hint="default"/>
+        <w:sz w:val="20"/>
+      </w:rPr>
+    </w:lvl>
+    <w:lvl w:ilvl="1">
+      <w:start w:val="1"/>
+      <w:numFmt w:val="bullet"/>
+      <w:lvlText w:val="o"/>
+      <w:lvlJc w:val="left"/>
+      <w:pPr>
+        <w:tabs>
+          <w:tab w:val="num" w:pos="1440"/>
+        </w:tabs>
+        <w:ind w:left="1440" w:hanging="360"/>
+      </w:pPr>
+      <w:rPr>
+        <w:rFonts w:ascii="Courier New" w:hAnsi="Courier New" w:hint="default"/>
+        <w:sz w:val="20"/>
+      </w:rPr>
+    </w:lvl>
+    <w:lvl w:ilvl="2" w:tentative="1">
+      <w:start w:val="1"/>
+      <w:numFmt w:val="bullet"/>
+      <w:lvlText w:val=""/>
+      <w:lvlJc w:val="left"/>
+      <w:pPr>
+        <w:tabs>
+          <w:tab w:val="num" w:pos="2160"/>
+        </w:tabs>
+        <w:ind w:left="2160" w:hanging="360"/>
+      </w:pPr>
+      <w:rPr>
+        <w:rFonts w:ascii="Wingdings" w:hAnsi="Wingdings" w:hint="default"/>
+        <w:sz w:val="20"/>
+      </w:rPr>
+    </w:lvl>
+    <w:lvl w:ilvl="3" w:tentative="1">
+      <w:start w:val="1"/>
+      <w:numFmt w:val="bullet"/>
+      <w:lvlText w:val=""/>
+      <w:lvlJc w:val="left"/>
+      <w:pPr>
+        <w:tabs>
+          <w:tab w:val="num" w:pos="2880"/>
+        </w:tabs>
+        <w:ind w:left="2880" w:hanging="360"/>
+      </w:pPr>
+      <w:rPr>
+        <w:rFonts w:ascii="Wingdings" w:hAnsi="Wingdings" w:hint="default"/>
+        <w:sz w:val="20"/>
+      </w:rPr>
+    </w:lvl>
+    <w:lvl w:ilvl="4" w:tentative="1">
+      <w:start w:val="1"/>
+      <w:numFmt w:val="bullet"/>
+      <w:lvlText w:val=""/>
+      <w:lvlJc w:val="left"/>
+      <w:pPr>
+        <w:tabs>
+          <w:tab w:val="num" w:pos="3600"/>
+        </w:tabs>
+        <w:ind w:left="3600" w:hanging="360"/>
+      </w:pPr>
+      <w:rPr>
+        <w:rFonts w:ascii="Wingdings" w:hAnsi="Wingdings" w:hint="default"/>
+        <w:sz w:val="20"/>
+      </w:rPr>
+    </w:lvl>
+    <w:lvl w:ilvl="5" w:tentative="1">
+      <w:start w:val="1"/>
+      <w:numFmt w:val="bullet"/>
+      <w:lvlText w:val=""/>
+      <w:lvlJc w:val="left"/>
+      <w:pPr>
+        <w:tabs>
+          <w:tab w:val="num" w:pos="4320"/>
+        </w:tabs>
+        <w:ind w:left="4320" w:hanging="360"/>
+      </w:pPr>
+      <w:rPr>
+        <w:rFonts w:ascii="Wingdings" w:hAnsi="Wingdings" w:hint="default"/>
+        <w:sz w:val="20"/>
+      </w:rPr>
+    </w:lvl>
+    <w:lvl w:ilvl="6" w:tentative="1">
+      <w:start w:val="1"/>
+      <w:numFmt w:val="bullet"/>
+      <w:lvlText w:val=""/>
+      <w:lvlJc w:val="left"/>
+      <w:pPr>
+        <w:tabs>
+          <w:tab w:val="num" w:pos="5040"/>
+        </w:tabs>
+        <w:ind w:left="5040" w:hanging="360"/>
+      </w:pPr>
+      <w:rPr>
+        <w:rFonts w:ascii="Wingdings" w:hAnsi="Wingdings" w:hint="default"/>
+        <w:sz w:val="20"/>
+      </w:rPr>
+    </w:lvl>
+    <w:lvl w:ilvl="7" w:tentative="1">
+      <w:start w:val="1"/>
+      <w:numFmt w:val="bullet"/>
+      <w:lvlText w:val=""/>
+      <w:lvlJc w:val="left"/>
+      <w:pPr>
+        <w:tabs>
+          <w:tab w:val="num" w:pos="5760"/>
+        </w:tabs>
+        <w:ind w:left="5760" w:hanging="360"/>
+      </w:pPr>
+      <w:rPr>
+        <w:rFonts w:ascii="Wingdings" w:hAnsi="Wingdings" w:hint="default"/>
+        <w:sz w:val="20"/>
+      </w:rPr>
+    </w:lvl>
+    <w:lvl w:ilvl="8" w:tentative="1">
+      <w:start w:val="1"/>
+      <w:numFmt w:val="bullet"/>
+      <w:lvlText w:val=""/>
+      <w:lvlJc w:val="left"/>
+      <w:pPr>
+        <w:tabs>
+          <w:tab w:val="num" w:pos="6480"/>
+        </w:tabs>
+        <w:ind w:left="6480" w:hanging="360"/>
+      </w:pPr>
+      <w:rPr>
+        <w:rFonts w:ascii="Wingdings" w:hAnsi="Wingdings" w:hint="default"/>
+        <w:sz w:val="20"/>
+      </w:rPr>
+    </w:lvl>
+  </w:abstractNum>
+  <w:abstractNum w:abstractNumId="11" w15:restartNumberingAfterBreak="0">
+    <w:nsid w:val="788D07A0"/>
+    <w:multiLevelType w:val="multilevel"/>
+    <w:tmpl w:val="534AA41C"/>
+    <w:lvl w:ilvl="0">
+      <w:start w:val="1"/>
+      <w:numFmt w:val="decimal"/>
+      <w:lvlText w:val="%1."/>
+      <w:lvlJc w:val="left"/>
+      <w:pPr>
+        <w:tabs>
+          <w:tab w:val="num" w:pos="720"/>
+        </w:tabs>
+        <w:ind w:left="720" w:hanging="360"/>
+      </w:pPr>
+    </w:lvl>
+    <w:lvl w:ilvl="1" w:tentative="1">
+      <w:start w:val="1"/>
+      <w:numFmt w:val="decimal"/>
+      <w:lvlText w:val="%2."/>
+      <w:lvlJc w:val="left"/>
+      <w:pPr>
+        <w:tabs>
+          <w:tab w:val="num" w:pos="1440"/>
+        </w:tabs>
+        <w:ind w:left="1440" w:hanging="360"/>
+      </w:pPr>
+    </w:lvl>
+    <w:lvl w:ilvl="2" w:tentative="1">
+      <w:start w:val="1"/>
+      <w:numFmt w:val="decimal"/>
+      <w:lvlText w:val="%3."/>
+      <w:lvlJc w:val="left"/>
+      <w:pPr>
+        <w:tabs>
+          <w:tab w:val="num" w:pos="2160"/>
+        </w:tabs>
+        <w:ind w:left="2160" w:hanging="360"/>
+      </w:pPr>
+    </w:lvl>
+    <w:lvl w:ilvl="3" w:tentative="1">
+      <w:start w:val="1"/>
+      <w:numFmt w:val="decimal"/>
+      <w:lvlText w:val="%4."/>
+      <w:lvlJc w:val="left"/>
+      <w:pPr>
+        <w:tabs>
+          <w:tab w:val="num" w:pos="2880"/>
+        </w:tabs>
+        <w:ind w:left="2880" w:hanging="360"/>
+      </w:pPr>
+    </w:lvl>
+    <w:lvl w:ilvl="4" w:tentative="1">
+      <w:start w:val="1"/>
+      <w:numFmt w:val="decimal"/>
+      <w:lvlText w:val="%5."/>
+      <w:lvlJc w:val="left"/>
+      <w:pPr>
+        <w:tabs>
+          <w:tab w:val="num" w:pos="3600"/>
+        </w:tabs>
+        <w:ind w:left="3600" w:hanging="360"/>
+      </w:pPr>
+    </w:lvl>
+    <w:lvl w:ilvl="5" w:tentative="1">
+      <w:start w:val="1"/>
+      <w:numFmt w:val="decimal"/>
+      <w:lvlText w:val="%6."/>
+      <w:lvlJc w:val="left"/>
+      <w:pPr>
+        <w:tabs>
+          <w:tab w:val="num" w:pos="4320"/>
+        </w:tabs>
+        <w:ind w:left="4320" w:hanging="360"/>
+      </w:pPr>
+    </w:lvl>
+    <w:lvl w:ilvl="6" w:tentative="1">
+      <w:start w:val="1"/>
+      <w:numFmt w:val="decimal"/>
+      <w:lvlText w:val="%7."/>
+      <w:lvlJc w:val="left"/>
+      <w:pPr>
+        <w:tabs>
+          <w:tab w:val="num" w:pos="5040"/>
+        </w:tabs>
+        <w:ind w:left="5040" w:hanging="360"/>
+      </w:pPr>
+    </w:lvl>
+    <w:lvl w:ilvl="7" w:tentative="1">
+      <w:start w:val="1"/>
+      <w:numFmt w:val="decimal"/>
+      <w:lvlText w:val="%8."/>
+      <w:lvlJc w:val="left"/>
+      <w:pPr>
+        <w:tabs>
+          <w:tab w:val="num" w:pos="5760"/>
+        </w:tabs>
+        <w:ind w:left="5760" w:hanging="360"/>
+      </w:pPr>
+    </w:lvl>
+    <w:lvl w:ilvl="8" w:tentative="1">
+      <w:start w:val="1"/>
+      <w:numFmt w:val="decimal"/>
+      <w:lvlText w:val="%9."/>
+      <w:lvlJc w:val="left"/>
+      <w:pPr>
+        <w:tabs>
+          <w:tab w:val="num" w:pos="6480"/>
+        </w:tabs>
+        <w:ind w:left="6480" w:hanging="360"/>
+      </w:pPr>
+    </w:lvl>
+  </w:abstractNum>
+  <w:abstractNum w:abstractNumId="12" w15:restartNumberingAfterBreak="0">
+    <w:nsid w:val="7ACE7B02"/>
+    <w:multiLevelType w:val="multilevel"/>
+    <w:tmpl w:val="C1265A2A"/>
+    <w:lvl w:ilvl="0">
+      <w:start w:val="1"/>
+      <w:numFmt w:val="decimal"/>
+      <w:lvlText w:val="%1."/>
+      <w:lvlJc w:val="left"/>
+      <w:pPr>
+        <w:tabs>
+          <w:tab w:val="num" w:pos="720"/>
+        </w:tabs>
+        <w:ind w:left="720" w:hanging="360"/>
+      </w:pPr>
+    </w:lvl>
+    <w:lvl w:ilvl="1" w:tentative="1">
+      <w:start w:val="1"/>
+      <w:numFmt w:val="decimal"/>
+      <w:lvlText w:val="%2."/>
+      <w:lvlJc w:val="left"/>
+      <w:pPr>
+        <w:tabs>
+          <w:tab w:val="num" w:pos="1440"/>
+        </w:tabs>
+        <w:ind w:left="1440" w:hanging="360"/>
+      </w:pPr>
+    </w:lvl>
+    <w:lvl w:ilvl="2" w:tentative="1">
+      <w:start w:val="1"/>
+      <w:numFmt w:val="decimal"/>
+      <w:lvlText w:val="%3."/>
+      <w:lvlJc w:val="left"/>
+      <w:pPr>
+        <w:tabs>
+          <w:tab w:val="num" w:pos="2160"/>
+        </w:tabs>
+        <w:ind w:left="2160" w:hanging="360"/>
+      </w:pPr>
+    </w:lvl>
+    <w:lvl w:ilvl="3" w:tentative="1">
+      <w:start w:val="1"/>
+      <w:numFmt w:val="decimal"/>
+      <w:lvlText w:val="%4."/>
+      <w:lvlJc w:val="left"/>
+      <w:pPr>
+        <w:tabs>
+          <w:tab w:val="num" w:pos="2880"/>
+        </w:tabs>
+        <w:ind w:left="2880" w:hanging="360"/>
+      </w:pPr>
+    </w:lvl>
+    <w:lvl w:ilvl="4" w:tentative="1">
+      <w:start w:val="1"/>
+      <w:numFmt w:val="decimal"/>
+      <w:lvlText w:val="%5."/>
+      <w:lvlJc w:val="left"/>
+      <w:pPr>
+        <w:tabs>
+          <w:tab w:val="num" w:pos="3600"/>
+        </w:tabs>
+        <w:ind w:left="3600" w:hanging="360"/>
+      </w:pPr>
+    </w:lvl>
+    <w:lvl w:ilvl="5" w:tentative="1">
+      <w:start w:val="1"/>
+      <w:numFmt w:val="decimal"/>
+      <w:lvlText w:val="%6."/>
+      <w:lvlJc w:val="left"/>
+      <w:pPr>
+        <w:tabs>
+          <w:tab w:val="num" w:pos="4320"/>
+        </w:tabs>
+        <w:ind w:left="4320" w:hanging="360"/>
+      </w:pPr>
+    </w:lvl>
+    <w:lvl w:ilvl="6" w:tentative="1">
+      <w:start w:val="1"/>
+      <w:numFmt w:val="decimal"/>
+      <w:lvlText w:val="%7."/>
+      <w:lvlJc w:val="left"/>
+      <w:pPr>
+        <w:tabs>
+          <w:tab w:val="num" w:pos="5040"/>
+        </w:tabs>
+        <w:ind w:left="5040" w:hanging="360"/>
+      </w:pPr>
+    </w:lvl>
+    <w:lvl w:ilvl="7" w:tentative="1">
+      <w:start w:val="1"/>
+      <w:numFmt w:val="decimal"/>
+      <w:lvlText w:val="%8."/>
+      <w:lvlJc w:val="left"/>
+      <w:pPr>
+        <w:tabs>
+          <w:tab w:val="num" w:pos="5760"/>
+        </w:tabs>
+        <w:ind w:left="5760" w:hanging="360"/>
+      </w:pPr>
+    </w:lvl>
+    <w:lvl w:ilvl="8" w:tentative="1">
+      <w:start w:val="1"/>
+      <w:numFmt w:val="decimal"/>
+      <w:lvlText w:val="%9."/>
+      <w:lvlJc w:val="left"/>
+      <w:pPr>
+        <w:tabs>
+          <w:tab w:val="num" w:pos="6480"/>
+        </w:tabs>
+        <w:ind w:left="6480" w:hanging="360"/>
+      </w:pPr>
+    </w:lvl>
+  </w:abstractNum>
+  <w:num w:numId="1" w16cid:durableId="1959099331">
+    <w:abstractNumId w:val="2"/>
+  </w:num>
+  <w:num w:numId="2" w16cid:durableId="1110391743">
+    <w:abstractNumId w:val="4"/>
+  </w:num>
+  <w:num w:numId="3" w16cid:durableId="1752389856">
+    <w:abstractNumId w:val="6"/>
+  </w:num>
+  <w:num w:numId="4" w16cid:durableId="930625045">
+    <w:abstractNumId w:val="5"/>
+  </w:num>
+  <w:num w:numId="5" w16cid:durableId="1020005589">
+    <w:abstractNumId w:val="1"/>
+  </w:num>
+  <w:num w:numId="6" w16cid:durableId="1809861399">
+    <w:abstractNumId w:val="10"/>
+  </w:num>
+  <w:num w:numId="7" w16cid:durableId="1168670651">
+    <w:abstractNumId w:val="9"/>
+  </w:num>
+  <w:num w:numId="8" w16cid:durableId="321397425">
+    <w:abstractNumId w:val="3"/>
+  </w:num>
+  <w:num w:numId="9" w16cid:durableId="1393045778">
+    <w:abstractNumId w:val="0"/>
+  </w:num>
+  <w:num w:numId="10" w16cid:durableId="1197698229">
+    <w:abstractNumId w:val="12"/>
+  </w:num>
+  <w:num w:numId="11" w16cid:durableId="1267036039">
+    <w:abstractNumId w:val="7"/>
+  </w:num>
+  <w:num w:numId="12" w16cid:durableId="1187674399">
+    <w:abstractNumId w:val="8"/>
+  </w:num>
+  <w:num w:numId="13" w16cid:durableId="752312971">
+    <w:abstractNumId w:val="11"/>
+  </w:num>
+</w:numbering>
 </file>
 
 <file path=word/styles.xml><?xml version="1.0" encoding="utf-8"?>
